--- a/docs/GuardCode_Project_Report.docx
+++ b/docs/GuardCode_Project_Report.docx
@@ -530,7 +530,7 @@
       </w:tr>
       <w:tr>
         <w:trPr>
-          <w:tblHeader w:val="false"/>
+          <w:tblHeader w:val="off"/>
         </w:trPr>
         <w:tc>
           <w:tcPr>
@@ -599,7 +599,7 @@
       </w:tr>
       <w:tr>
         <w:trPr>
-          <w:tblHeader w:val="false"/>
+          <w:tblHeader w:val="off"/>
         </w:trPr>
         <w:tc>
           <w:tcPr>
@@ -668,7 +668,7 @@
       </w:tr>
       <w:tr>
         <w:trPr>
-          <w:tblHeader w:val="false"/>
+          <w:tblHeader w:val="off"/>
         </w:trPr>
         <w:tc>
           <w:tcPr>
@@ -737,7 +737,7 @@
       </w:tr>
       <w:tr>
         <w:trPr>
-          <w:tblHeader w:val="false"/>
+          <w:tblHeader w:val="off"/>
         </w:trPr>
         <w:tc>
           <w:tcPr>
@@ -806,7 +806,7 @@
       </w:tr>
       <w:tr>
         <w:trPr>
-          <w:tblHeader w:val="false"/>
+          <w:tblHeader w:val="off"/>
         </w:trPr>
         <w:tc>
           <w:tcPr>
@@ -875,7 +875,7 @@
       </w:tr>
       <w:tr>
         <w:trPr>
-          <w:tblHeader w:val="false"/>
+          <w:tblHeader w:val="off"/>
         </w:trPr>
         <w:tc>
           <w:tcPr>
@@ -944,7 +944,7 @@
       </w:tr>
       <w:tr>
         <w:trPr>
-          <w:tblHeader w:val="false"/>
+          <w:tblHeader w:val="off"/>
         </w:trPr>
         <w:tc>
           <w:tcPr>
@@ -1140,7 +1140,7 @@
       </w:tr>
       <w:tr>
         <w:trPr>
-          <w:tblHeader w:val="false"/>
+          <w:tblHeader w:val="off"/>
         </w:trPr>
         <w:tc>
           <w:tcPr>
@@ -1241,7 +1241,7 @@
       </w:tr>
       <w:tr>
         <w:trPr>
-          <w:tblHeader w:val="false"/>
+          <w:tblHeader w:val="off"/>
         </w:trPr>
         <w:tc>
           <w:tcPr>
@@ -1342,7 +1342,7 @@
       </w:tr>
       <w:tr>
         <w:trPr>
-          <w:tblHeader w:val="false"/>
+          <w:tblHeader w:val="off"/>
         </w:trPr>
         <w:tc>
           <w:tcPr>
@@ -1443,7 +1443,7 @@
       </w:tr>
       <w:tr>
         <w:trPr>
-          <w:tblHeader w:val="false"/>
+          <w:tblHeader w:val="off"/>
         </w:trPr>
         <w:tc>
           <w:tcPr>
@@ -1544,7 +1544,7 @@
       </w:tr>
       <w:tr>
         <w:trPr>
-          <w:tblHeader w:val="false"/>
+          <w:tblHeader w:val="off"/>
         </w:trPr>
         <w:tc>
           <w:tcPr>
@@ -1686,7 +1686,7 @@
           <wp:inline distT="0" distB="0" distL="0" distR="0">
             <wp:extent cx="5715000" cy="2457450"/>
             <wp:effectExtent t="0" r="0" b="0" l="0"/>
-            <wp:docPr id="1" name="" descr="" title=""/>
+            <wp:docPr id="1" name=""/>
             <wp:cNvGraphicFramePr>
               <a:graphicFrameLocks xmlns:a="http://schemas.openxmlformats.org/drawingml/2006/main" noChangeAspect="1"/>
             </wp:cNvGraphicFramePr>
@@ -2004,6 +2004,23 @@
     </w:p>
     <w:p>
       <w:pPr>
+        <w:pStyle w:val="Heading2"/>
+      </w:pPr>
+      <w:r>
+        <w:t xml:space="preserve">3.6 Learned risk classifier (GuardCode-ML)</w:t>
+      </w:r>
+    </w:p>
+    <w:p>
+      <w:pPr>
+        <w:spacing w:after="120" w:line="300"/>
+        <w:jc w:val="both"/>
+      </w:pPr>
+      <w:r>
+        <w:t xml:space="preserve">The Soft-Syndrome Guard is an exact posterior only when the decoder's posteriors are calibrated, and a neural decoder is only approximately calibrated. GuardCode-ML therefore adds a second, learned opinion. A gradient-boosted decision-tree classifier (scikit-learn HistGradientBoostingClassifier, open source) is trained on CRC-passing frames to predict whether the frame is nevertheless wrong. Its inputs are all available at the receiver: the SSG risk, the smallest |LLR|, the per-byte posterior confidence and runner-up gap, the residual energy after re-encoding the decoded bits, and the burst index. It needs no extra bits and leaves the CRC polynomial unchanged. Its acceptance threshold is calibrated to the same retransmission budget as the other gates (1 % of correct frames rejected at 3 dB). Training and benchmark random seeds are disjoint.</w:t>
+      </w:r>
+    </w:p>
+    <w:p>
+      <w:pPr>
         <w:pStyle w:val="Heading1"/>
       </w:pPr>
       <w:r>
@@ -2130,7 +2147,7 @@
       </w:tr>
       <w:tr>
         <w:trPr>
-          <w:tblHeader w:val="false"/>
+          <w:tblHeader w:val="off"/>
         </w:trPr>
         <w:tc>
           <w:tcPr>
@@ -2231,7 +2248,7 @@
       </w:tr>
       <w:tr>
         <w:trPr>
-          <w:tblHeader w:val="false"/>
+          <w:tblHeader w:val="off"/>
         </w:trPr>
         <w:tc>
           <w:tcPr>
@@ -2332,7 +2349,7 @@
       </w:tr>
       <w:tr>
         <w:trPr>
-          <w:tblHeader w:val="false"/>
+          <w:tblHeader w:val="off"/>
         </w:trPr>
         <w:tc>
           <w:tcPr>
@@ -2433,7 +2450,7 @@
       </w:tr>
       <w:tr>
         <w:trPr>
-          <w:tblHeader w:val="false"/>
+          <w:tblHeader w:val="off"/>
         </w:trPr>
         <w:tc>
           <w:tcPr>
@@ -2534,7 +2551,7 @@
       </w:tr>
       <w:tr>
         <w:trPr>
-          <w:tblHeader w:val="false"/>
+          <w:tblHeader w:val="off"/>
         </w:trPr>
         <w:tc>
           <w:tcPr>
@@ -2635,7 +2652,7 @@
       </w:tr>
       <w:tr>
         <w:trPr>
-          <w:tblHeader w:val="false"/>
+          <w:tblHeader w:val="off"/>
         </w:trPr>
         <w:tc>
           <w:tcPr>
@@ -2736,7 +2753,7 @@
       </w:tr>
       <w:tr>
         <w:trPr>
-          <w:tblHeader w:val="false"/>
+          <w:tblHeader w:val="off"/>
         </w:trPr>
         <w:tc>
           <w:tcPr>
@@ -2837,7 +2854,7 @@
       </w:tr>
       <w:tr>
         <w:trPr>
-          <w:tblHeader w:val="false"/>
+          <w:tblHeader w:val="off"/>
         </w:trPr>
         <w:tc>
           <w:tcPr>
@@ -2938,7 +2955,7 @@
       </w:tr>
       <w:tr>
         <w:trPr>
-          <w:tblHeader w:val="false"/>
+          <w:tblHeader w:val="off"/>
         </w:trPr>
         <w:tc>
           <w:tcPr>
@@ -3039,7 +3056,7 @@
       </w:tr>
       <w:tr>
         <w:trPr>
-          <w:tblHeader w:val="false"/>
+          <w:tblHeader w:val="off"/>
         </w:trPr>
         <w:tc>
           <w:tcPr>
@@ -3291,7 +3308,7 @@
       </w:tr>
       <w:tr>
         <w:trPr>
-          <w:tblHeader w:val="false"/>
+          <w:tblHeader w:val="off"/>
         </w:trPr>
         <w:tc>
           <w:tcPr>
@@ -3392,7 +3409,7 @@
       </w:tr>
       <w:tr>
         <w:trPr>
-          <w:tblHeader w:val="false"/>
+          <w:tblHeader w:val="off"/>
         </w:trPr>
         <w:tc>
           <w:tcPr>
@@ -3493,7 +3510,7 @@
       </w:tr>
       <w:tr>
         <w:trPr>
-          <w:tblHeader w:val="false"/>
+          <w:tblHeader w:val="off"/>
         </w:trPr>
         <w:tc>
           <w:tcPr>
@@ -3594,7 +3611,7 @@
       </w:tr>
       <w:tr>
         <w:trPr>
-          <w:tblHeader w:val="false"/>
+          <w:tblHeader w:val="off"/>
         </w:trPr>
         <w:tc>
           <w:tcPr>
@@ -3695,7 +3712,7 @@
       </w:tr>
       <w:tr>
         <w:trPr>
-          <w:tblHeader w:val="false"/>
+          <w:tblHeader w:val="off"/>
         </w:trPr>
         <w:tc>
           <w:tcPr>
@@ -3987,7 +4004,7 @@
       </w:tr>
       <w:tr>
         <w:trPr>
-          <w:tblHeader w:val="false"/>
+          <w:tblHeader w:val="off"/>
         </w:trPr>
         <w:tc>
           <w:tcPr>
@@ -4056,7 +4073,7 @@
       </w:tr>
       <w:tr>
         <w:trPr>
-          <w:tblHeader w:val="false"/>
+          <w:tblHeader w:val="off"/>
         </w:trPr>
         <w:tc>
           <w:tcPr>
@@ -4125,7 +4142,7 @@
       </w:tr>
       <w:tr>
         <w:trPr>
-          <w:tblHeader w:val="false"/>
+          <w:tblHeader w:val="off"/>
         </w:trPr>
         <w:tc>
           <w:tcPr>
@@ -4194,7 +4211,7 @@
       </w:tr>
       <w:tr>
         <w:trPr>
-          <w:tblHeader w:val="false"/>
+          <w:tblHeader w:val="off"/>
         </w:trPr>
         <w:tc>
           <w:tcPr>
@@ -4263,7 +4280,7 @@
       </w:tr>
       <w:tr>
         <w:trPr>
-          <w:tblHeader w:val="false"/>
+          <w:tblHeader w:val="off"/>
         </w:trPr>
         <w:tc>
           <w:tcPr>
@@ -4332,7 +4349,7 @@
       </w:tr>
       <w:tr>
         <w:trPr>
-          <w:tblHeader w:val="false"/>
+          <w:tblHeader w:val="off"/>
         </w:trPr>
         <w:tc>
           <w:tcPr>
@@ -4401,7 +4418,7 @@
       </w:tr>
       <w:tr>
         <w:trPr>
-          <w:tblHeader w:val="false"/>
+          <w:tblHeader w:val="off"/>
         </w:trPr>
         <w:tc>
           <w:tcPr>
@@ -4470,7 +4487,7 @@
       </w:tr>
       <w:tr>
         <w:trPr>
-          <w:tblHeader w:val="false"/>
+          <w:tblHeader w:val="off"/>
         </w:trPr>
         <w:tc>
           <w:tcPr>
@@ -4579,7 +4596,7 @@
           <wp:inline distT="0" distB="0" distL="0" distR="0">
             <wp:extent cx="5334000" cy="3895725"/>
             <wp:effectExtent t="0" r="0" b="0" l="0"/>
-            <wp:docPr id="1" name="" descr="" title=""/>
+            <wp:docPr id="2" name=""/>
             <wp:cNvGraphicFramePr>
               <a:graphicFrameLocks xmlns:a="http://schemas.openxmlformats.org/drawingml/2006/main" noChangeAspect="1"/>
             </wp:cNvGraphicFramePr>
@@ -4957,7 +4974,7 @@
       </w:tr>
       <w:tr>
         <w:trPr>
-          <w:tblHeader w:val="false"/>
+          <w:tblHeader w:val="off"/>
         </w:trPr>
         <w:tc>
           <w:tcPr>
@@ -5250,7 +5267,7 @@
       </w:tr>
       <w:tr>
         <w:trPr>
-          <w:tblHeader w:val="false"/>
+          <w:tblHeader w:val="off"/>
         </w:trPr>
         <w:tc>
           <w:tcPr>
@@ -5543,7 +5560,7 @@
       </w:tr>
       <w:tr>
         <w:trPr>
-          <w:tblHeader w:val="false"/>
+          <w:tblHeader w:val="off"/>
         </w:trPr>
         <w:tc>
           <w:tcPr>
@@ -5836,7 +5853,7 @@
       </w:tr>
       <w:tr>
         <w:trPr>
-          <w:tblHeader w:val="false"/>
+          <w:tblHeader w:val="off"/>
         </w:trPr>
         <w:tc>
           <w:tcPr>
@@ -6129,7 +6146,7 @@
       </w:tr>
       <w:tr>
         <w:trPr>
-          <w:tblHeader w:val="false"/>
+          <w:tblHeader w:val="off"/>
         </w:trPr>
         <w:tc>
           <w:tcPr>
@@ -6422,7 +6439,7 @@
       </w:tr>
       <w:tr>
         <w:trPr>
-          <w:tblHeader w:val="false"/>
+          <w:tblHeader w:val="off"/>
         </w:trPr>
         <w:tc>
           <w:tcPr>
@@ -6453,6 +6470,299 @@
                 <w:szCs w:val="20"/>
               </w:rPr>
               <w:t xml:space="preserve">GuardCode</w:t>
+            </w:r>
+          </w:p>
+        </w:tc>
+        <w:tc>
+          <w:tcPr>
+            <w:tcW w:type="dxa" w:w="846"/>
+            <w:tcBorders>
+              <w:top w:val="single" w:color="000000" w:sz="4"/>
+              <w:left w:val="single" w:color="000000" w:sz="4"/>
+              <w:bottom w:val="single" w:color="000000" w:sz="4"/>
+              <w:right w:val="single" w:color="000000" w:sz="4"/>
+            </w:tcBorders>
+            <w:tcMar>
+              <w:top w:type="dxa" w:w="60"/>
+              <w:left w:type="dxa" w:w="100"/>
+              <w:bottom w:type="dxa" w:w="60"/>
+              <w:right w:type="dxa" w:w="100"/>
+            </w:tcMar>
+          </w:tcPr>
+          <w:p>
+            <w:pPr>
+              <w:jc w:val="center"/>
+            </w:pPr>
+            <w:r>
+              <w:rPr>
+                <w:rFonts w:ascii="Times New Roman" w:cs="Times New Roman" w:eastAsia="Times New Roman" w:hAnsi="Times New Roman"/>
+                <w:b w:val="false"/>
+                <w:bCs w:val="false"/>
+                <w:sz w:val="20"/>
+                <w:szCs w:val="20"/>
+              </w:rPr>
+              <w:t xml:space="preserve">0.9182</w:t>
+            </w:r>
+          </w:p>
+        </w:tc>
+        <w:tc>
+          <w:tcPr>
+            <w:tcW w:type="dxa" w:w="846"/>
+            <w:tcBorders>
+              <w:top w:val="single" w:color="000000" w:sz="4"/>
+              <w:left w:val="single" w:color="000000" w:sz="4"/>
+              <w:bottom w:val="single" w:color="000000" w:sz="4"/>
+              <w:right w:val="single" w:color="000000" w:sz="4"/>
+            </w:tcBorders>
+            <w:tcMar>
+              <w:top w:type="dxa" w:w="60"/>
+              <w:left w:type="dxa" w:w="100"/>
+              <w:bottom w:type="dxa" w:w="60"/>
+              <w:right w:type="dxa" w:w="100"/>
+            </w:tcMar>
+          </w:tcPr>
+          <w:p>
+            <w:pPr>
+              <w:jc w:val="center"/>
+            </w:pPr>
+            <w:r>
+              <w:rPr>
+                <w:rFonts w:ascii="Times New Roman" w:cs="Times New Roman" w:eastAsia="Times New Roman" w:hAnsi="Times New Roman"/>
+                <w:b w:val="false"/>
+                <w:bCs w:val="false"/>
+                <w:sz w:val="20"/>
+                <w:szCs w:val="20"/>
+              </w:rPr>
+              <w:t xml:space="preserve">0.7969</w:t>
+            </w:r>
+          </w:p>
+        </w:tc>
+        <w:tc>
+          <w:tcPr>
+            <w:tcW w:type="dxa" w:w="846"/>
+            <w:tcBorders>
+              <w:top w:val="single" w:color="000000" w:sz="4"/>
+              <w:left w:val="single" w:color="000000" w:sz="4"/>
+              <w:bottom w:val="single" w:color="000000" w:sz="4"/>
+              <w:right w:val="single" w:color="000000" w:sz="4"/>
+            </w:tcBorders>
+            <w:tcMar>
+              <w:top w:type="dxa" w:w="60"/>
+              <w:left w:type="dxa" w:w="100"/>
+              <w:bottom w:type="dxa" w:w="60"/>
+              <w:right w:type="dxa" w:w="100"/>
+            </w:tcMar>
+          </w:tcPr>
+          <w:p>
+            <w:pPr>
+              <w:jc w:val="center"/>
+            </w:pPr>
+            <w:r>
+              <w:rPr>
+                <w:rFonts w:ascii="Times New Roman" w:cs="Times New Roman" w:eastAsia="Times New Roman" w:hAnsi="Times New Roman"/>
+                <w:b w:val="false"/>
+                <w:bCs w:val="false"/>
+                <w:sz w:val="20"/>
+                <w:szCs w:val="20"/>
+              </w:rPr>
+              <w:t xml:space="preserve">0.5922</w:t>
+            </w:r>
+          </w:p>
+        </w:tc>
+        <w:tc>
+          <w:tcPr>
+            <w:tcW w:type="dxa" w:w="846"/>
+            <w:tcBorders>
+              <w:top w:val="single" w:color="000000" w:sz="4"/>
+              <w:left w:val="single" w:color="000000" w:sz="4"/>
+              <w:bottom w:val="single" w:color="000000" w:sz="4"/>
+              <w:right w:val="single" w:color="000000" w:sz="4"/>
+            </w:tcBorders>
+            <w:tcMar>
+              <w:top w:type="dxa" w:w="60"/>
+              <w:left w:type="dxa" w:w="100"/>
+              <w:bottom w:type="dxa" w:w="60"/>
+              <w:right w:type="dxa" w:w="100"/>
+            </w:tcMar>
+          </w:tcPr>
+          <w:p>
+            <w:pPr>
+              <w:jc w:val="center"/>
+            </w:pPr>
+            <w:r>
+              <w:rPr>
+                <w:rFonts w:ascii="Times New Roman" w:cs="Times New Roman" w:eastAsia="Times New Roman" w:hAnsi="Times New Roman"/>
+                <w:b w:val="false"/>
+                <w:bCs w:val="false"/>
+                <w:sz w:val="20"/>
+                <w:szCs w:val="20"/>
+              </w:rPr>
+              <w:t xml:space="preserve">0.3523</w:t>
+            </w:r>
+          </w:p>
+        </w:tc>
+        <w:tc>
+          <w:tcPr>
+            <w:tcW w:type="dxa" w:w="846"/>
+            <w:tcBorders>
+              <w:top w:val="single" w:color="000000" w:sz="4"/>
+              <w:left w:val="single" w:color="000000" w:sz="4"/>
+              <w:bottom w:val="single" w:color="000000" w:sz="4"/>
+              <w:right w:val="single" w:color="000000" w:sz="4"/>
+            </w:tcBorders>
+            <w:tcMar>
+              <w:top w:type="dxa" w:w="60"/>
+              <w:left w:type="dxa" w:w="100"/>
+              <w:bottom w:type="dxa" w:w="60"/>
+              <w:right w:type="dxa" w:w="100"/>
+            </w:tcMar>
+          </w:tcPr>
+          <w:p>
+            <w:pPr>
+              <w:jc w:val="center"/>
+            </w:pPr>
+            <w:r>
+              <w:rPr>
+                <w:rFonts w:ascii="Times New Roman" w:cs="Times New Roman" w:eastAsia="Times New Roman" w:hAnsi="Times New Roman"/>
+                <w:b w:val="false"/>
+                <w:bCs w:val="false"/>
+                <w:sz w:val="20"/>
+                <w:szCs w:val="20"/>
+              </w:rPr>
+              <w:t xml:space="preserve">0.1574</w:t>
+            </w:r>
+          </w:p>
+        </w:tc>
+        <w:tc>
+          <w:tcPr>
+            <w:tcW w:type="dxa" w:w="846"/>
+            <w:tcBorders>
+              <w:top w:val="single" w:color="000000" w:sz="4"/>
+              <w:left w:val="single" w:color="000000" w:sz="4"/>
+              <w:bottom w:val="single" w:color="000000" w:sz="4"/>
+              <w:right w:val="single" w:color="000000" w:sz="4"/>
+            </w:tcBorders>
+            <w:tcMar>
+              <w:top w:type="dxa" w:w="60"/>
+              <w:left w:type="dxa" w:w="100"/>
+              <w:bottom w:type="dxa" w:w="60"/>
+              <w:right w:type="dxa" w:w="100"/>
+            </w:tcMar>
+          </w:tcPr>
+          <w:p>
+            <w:pPr>
+              <w:jc w:val="center"/>
+            </w:pPr>
+            <w:r>
+              <w:rPr>
+                <w:rFonts w:ascii="Times New Roman" w:cs="Times New Roman" w:eastAsia="Times New Roman" w:hAnsi="Times New Roman"/>
+                <w:b w:val="false"/>
+                <w:bCs w:val="false"/>
+                <w:sz w:val="20"/>
+                <w:szCs w:val="20"/>
+              </w:rPr>
+              <w:t xml:space="preserve">0.0517</w:t>
+            </w:r>
+          </w:p>
+        </w:tc>
+        <w:tc>
+          <w:tcPr>
+            <w:tcW w:type="dxa" w:w="846"/>
+            <w:tcBorders>
+              <w:top w:val="single" w:color="000000" w:sz="4"/>
+              <w:left w:val="single" w:color="000000" w:sz="4"/>
+              <w:bottom w:val="single" w:color="000000" w:sz="4"/>
+              <w:right w:val="single" w:color="000000" w:sz="4"/>
+            </w:tcBorders>
+            <w:tcMar>
+              <w:top w:type="dxa" w:w="60"/>
+              <w:left w:type="dxa" w:w="100"/>
+              <w:bottom w:type="dxa" w:w="60"/>
+              <w:right w:type="dxa" w:w="100"/>
+            </w:tcMar>
+          </w:tcPr>
+          <w:p>
+            <w:pPr>
+              <w:jc w:val="center"/>
+            </w:pPr>
+            <w:r>
+              <w:rPr>
+                <w:rFonts w:ascii="Times New Roman" w:cs="Times New Roman" w:eastAsia="Times New Roman" w:hAnsi="Times New Roman"/>
+                <w:b w:val="false"/>
+                <w:bCs w:val="false"/>
+                <w:sz w:val="20"/>
+                <w:szCs w:val="20"/>
+              </w:rPr>
+              <w:t xml:space="preserve">0.0120</w:t>
+            </w:r>
+          </w:p>
+        </w:tc>
+        <w:tc>
+          <w:tcPr>
+            <w:tcW w:type="dxa" w:w="846"/>
+            <w:tcBorders>
+              <w:top w:val="single" w:color="000000" w:sz="4"/>
+              <w:left w:val="single" w:color="000000" w:sz="4"/>
+              <w:bottom w:val="single" w:color="000000" w:sz="4"/>
+              <w:right w:val="single" w:color="000000" w:sz="4"/>
+            </w:tcBorders>
+            <w:tcMar>
+              <w:top w:type="dxa" w:w="60"/>
+              <w:left w:type="dxa" w:w="100"/>
+              <w:bottom w:type="dxa" w:w="60"/>
+              <w:right w:type="dxa" w:w="100"/>
+            </w:tcMar>
+          </w:tcPr>
+          <w:p>
+            <w:pPr>
+              <w:jc w:val="center"/>
+            </w:pPr>
+            <w:r>
+              <w:rPr>
+                <w:rFonts w:ascii="Times New Roman" w:cs="Times New Roman" w:eastAsia="Times New Roman" w:hAnsi="Times New Roman"/>
+                <w:b w:val="false"/>
+                <w:bCs w:val="false"/>
+                <w:sz w:val="20"/>
+                <w:szCs w:val="20"/>
+              </w:rPr>
+              <w:t xml:space="preserve">0.0021</w:t>
+            </w:r>
+          </w:p>
+        </w:tc>
+      </w:tr>
+      <w:tr>
+        <w:trPr>
+          <w:tblHeader w:val="off"/>
+        </w:trPr>
+        <w:tc>
+          <w:tcPr>
+            <w:tcW w:type="dxa" w:w="2538"/>
+            <w:tcBorders>
+              <w:top w:val="single" w:color="000000" w:sz="4"/>
+              <w:left w:val="single" w:color="000000" w:sz="4"/>
+              <w:bottom w:val="single" w:color="000000" w:sz="4"/>
+              <w:right w:val="single" w:color="000000" w:sz="4"/>
+            </w:tcBorders>
+            <w:tcMar>
+              <w:top w:type="dxa" w:w="60"/>
+              <w:left w:type="dxa" w:w="100"/>
+              <w:bottom w:type="dxa" w:w="60"/>
+              <w:right w:type="dxa" w:w="100"/>
+            </w:tcMar>
+          </w:tcPr>
+          <w:p>
+            <w:pPr>
+              <w:jc w:val="left"/>
+            </w:pPr>
+            <w:r>
+              <w:rPr>
+                <w:rFonts w:ascii="Times New Roman" w:cs="Times New Roman" w:eastAsia="Times New Roman" w:hAnsi="Times New Roman"/>
+                <w:b w:val="false"/>
+                <w:bCs w:val="false"/>
+                <w:sz w:val="20"/>
+                <w:szCs w:val="20"/>
+              </w:rPr>
+              <w:t xml:space="preserve">GuardCode-ML</w:t>
             </w:r>
           </w:p>
         </w:tc>
@@ -6739,7 +7049,7 @@
           <wp:inline distT="0" distB="0" distL="0" distR="0">
             <wp:extent cx="5334000" cy="3895725"/>
             <wp:effectExtent t="0" r="0" b="0" l="0"/>
-            <wp:docPr id="1" name="" descr="" title=""/>
+            <wp:docPr id="3" name=""/>
             <wp:cNvGraphicFramePr>
               <a:graphicFrameLocks xmlns:a="http://schemas.openxmlformats.org/drawingml/2006/main" noChangeAspect="1"/>
             </wp:cNvGraphicFramePr>
@@ -7017,7 +7327,7 @@
       </w:tr>
       <w:tr>
         <w:trPr>
-          <w:tblHeader w:val="false"/>
+          <w:tblHeader w:val="off"/>
         </w:trPr>
         <w:tc>
           <w:tcPr>
@@ -7214,7 +7524,7 @@
       </w:tr>
       <w:tr>
         <w:trPr>
-          <w:tblHeader w:val="false"/>
+          <w:tblHeader w:val="off"/>
         </w:trPr>
         <w:tc>
           <w:tcPr>
@@ -7411,7 +7721,7 @@
       </w:tr>
       <w:tr>
         <w:trPr>
-          <w:tblHeader w:val="false"/>
+          <w:tblHeader w:val="off"/>
         </w:trPr>
         <w:tc>
           <w:tcPr>
@@ -7608,7 +7918,7 @@
       </w:tr>
       <w:tr>
         <w:trPr>
-          <w:tblHeader w:val="false"/>
+          <w:tblHeader w:val="off"/>
         </w:trPr>
         <w:tc>
           <w:tcPr>
@@ -7702,7 +8012,7 @@
                 <w:sz w:val="20"/>
                 <w:szCs w:val="20"/>
               </w:rPr>
-              <w:t xml:space="preserve">8,64,837</w:t>
+              <w:t xml:space="preserve">8,64,836</w:t>
             </w:r>
           </w:p>
         </w:tc>
@@ -7805,7 +8115,7 @@
       </w:tr>
       <w:tr>
         <w:trPr>
-          <w:tblHeader w:val="false"/>
+          <w:tblHeader w:val="off"/>
         </w:trPr>
         <w:tc>
           <w:tcPr>
@@ -7899,7 +8209,7 @@
                 <w:sz w:val="20"/>
                 <w:szCs w:val="20"/>
               </w:rPr>
-              <w:t xml:space="preserve">8,64,837</w:t>
+              <w:t xml:space="preserve">8,64,836</w:t>
             </w:r>
           </w:p>
         </w:tc>
@@ -8002,7 +8312,7 @@
       </w:tr>
       <w:tr>
         <w:trPr>
-          <w:tblHeader w:val="false"/>
+          <w:tblHeader w:val="off"/>
         </w:trPr>
         <w:tc>
           <w:tcPr>
@@ -8096,7 +8406,7 @@
                 <w:sz w:val="20"/>
                 <w:szCs w:val="20"/>
               </w:rPr>
-              <w:t xml:space="preserve">8,64,837</w:t>
+              <w:t xml:space="preserve">8,64,836</w:t>
             </w:r>
           </w:p>
         </w:tc>
@@ -8193,6 +8503,203 @@
                 <w:szCs w:val="20"/>
               </w:rPr>
               <w:t xml:space="preserve">132</w:t>
+            </w:r>
+          </w:p>
+        </w:tc>
+      </w:tr>
+      <w:tr>
+        <w:trPr>
+          <w:tblHeader w:val="off"/>
+        </w:trPr>
+        <w:tc>
+          <w:tcPr>
+            <w:tcW w:type="dxa" w:w="2147"/>
+            <w:tcBorders>
+              <w:top w:val="single" w:color="000000" w:sz="4"/>
+              <w:left w:val="single" w:color="000000" w:sz="4"/>
+              <w:bottom w:val="single" w:color="000000" w:sz="4"/>
+              <w:right w:val="single" w:color="000000" w:sz="4"/>
+            </w:tcBorders>
+            <w:tcMar>
+              <w:top w:type="dxa" w:w="60"/>
+              <w:left w:type="dxa" w:w="100"/>
+              <w:bottom w:type="dxa" w:w="60"/>
+              <w:right w:type="dxa" w:w="100"/>
+            </w:tcMar>
+          </w:tcPr>
+          <w:p>
+            <w:pPr>
+              <w:jc w:val="left"/>
+            </w:pPr>
+            <w:r>
+              <w:rPr>
+                <w:rFonts w:ascii="Times New Roman" w:cs="Times New Roman" w:eastAsia="Times New Roman" w:hAnsi="Times New Roman"/>
+                <w:b w:val="false"/>
+                <w:bCs w:val="false"/>
+                <w:sz w:val="20"/>
+                <w:szCs w:val="20"/>
+              </w:rPr>
+              <w:t xml:space="preserve">GuardCode-ML</w:t>
+            </w:r>
+          </w:p>
+        </w:tc>
+        <w:tc>
+          <w:tcPr>
+            <w:tcW w:type="dxa" w:w="1431"/>
+            <w:tcBorders>
+              <w:top w:val="single" w:color="000000" w:sz="4"/>
+              <w:left w:val="single" w:color="000000" w:sz="4"/>
+              <w:bottom w:val="single" w:color="000000" w:sz="4"/>
+              <w:right w:val="single" w:color="000000" w:sz="4"/>
+            </w:tcBorders>
+            <w:tcMar>
+              <w:top w:type="dxa" w:w="60"/>
+              <w:left w:type="dxa" w:w="100"/>
+              <w:bottom w:type="dxa" w:w="60"/>
+              <w:right w:type="dxa" w:w="100"/>
+            </w:tcMar>
+          </w:tcPr>
+          <w:p>
+            <w:pPr>
+              <w:jc w:val="center"/>
+            </w:pPr>
+            <w:r>
+              <w:rPr>
+                <w:rFonts w:ascii="Times New Roman" w:cs="Times New Roman" w:eastAsia="Times New Roman" w:hAnsi="Times New Roman"/>
+                <w:b w:val="false"/>
+                <w:bCs w:val="false"/>
+                <w:sz w:val="20"/>
+                <w:szCs w:val="20"/>
+              </w:rPr>
+              <w:t xml:space="preserve">24,00,000</w:t>
+            </w:r>
+          </w:p>
+        </w:tc>
+        <w:tc>
+          <w:tcPr>
+            <w:tcW w:type="dxa" w:w="1431"/>
+            <w:tcBorders>
+              <w:top w:val="single" w:color="000000" w:sz="4"/>
+              <w:left w:val="single" w:color="000000" w:sz="4"/>
+              <w:bottom w:val="single" w:color="000000" w:sz="4"/>
+              <w:right w:val="single" w:color="000000" w:sz="4"/>
+            </w:tcBorders>
+            <w:tcMar>
+              <w:top w:type="dxa" w:w="60"/>
+              <w:left w:type="dxa" w:w="100"/>
+              <w:bottom w:type="dxa" w:w="60"/>
+              <w:right w:type="dxa" w:w="100"/>
+            </w:tcMar>
+          </w:tcPr>
+          <w:p>
+            <w:pPr>
+              <w:jc w:val="center"/>
+            </w:pPr>
+            <w:r>
+              <w:rPr>
+                <w:rFonts w:ascii="Times New Roman" w:cs="Times New Roman" w:eastAsia="Times New Roman" w:hAnsi="Times New Roman"/>
+                <w:b w:val="false"/>
+                <w:bCs w:val="false"/>
+                <w:sz w:val="20"/>
+                <w:szCs w:val="20"/>
+              </w:rPr>
+              <w:t xml:space="preserve">8,64,836</w:t>
+            </w:r>
+          </w:p>
+        </w:tc>
+        <w:tc>
+          <w:tcPr>
+            <w:tcW w:type="dxa" w:w="1431"/>
+            <w:tcBorders>
+              <w:top w:val="single" w:color="000000" w:sz="4"/>
+              <w:left w:val="single" w:color="000000" w:sz="4"/>
+              <w:bottom w:val="single" w:color="000000" w:sz="4"/>
+              <w:right w:val="single" w:color="000000" w:sz="4"/>
+            </w:tcBorders>
+            <w:tcMar>
+              <w:top w:type="dxa" w:w="60"/>
+              <w:left w:type="dxa" w:w="100"/>
+              <w:bottom w:type="dxa" w:w="60"/>
+              <w:right w:type="dxa" w:w="100"/>
+            </w:tcMar>
+          </w:tcPr>
+          <w:p>
+            <w:pPr>
+              <w:jc w:val="center"/>
+            </w:pPr>
+            <w:r>
+              <w:rPr>
+                <w:rFonts w:ascii="Times New Roman" w:cs="Times New Roman" w:eastAsia="Times New Roman" w:hAnsi="Times New Roman"/>
+                <w:b w:val="false"/>
+                <w:bCs w:val="false"/>
+                <w:sz w:val="20"/>
+                <w:szCs w:val="20"/>
+              </w:rPr>
+              <w:t xml:space="preserve">324</w:t>
+            </w:r>
+          </w:p>
+        </w:tc>
+        <w:tc>
+          <w:tcPr>
+            <w:tcW w:type="dxa" w:w="1431"/>
+            <w:tcBorders>
+              <w:top w:val="single" w:color="000000" w:sz="4"/>
+              <w:left w:val="single" w:color="000000" w:sz="4"/>
+              <w:bottom w:val="single" w:color="000000" w:sz="4"/>
+              <w:right w:val="single" w:color="000000" w:sz="4"/>
+            </w:tcBorders>
+            <w:tcMar>
+              <w:top w:type="dxa" w:w="60"/>
+              <w:left w:type="dxa" w:w="100"/>
+              <w:bottom w:type="dxa" w:w="60"/>
+              <w:right w:type="dxa" w:w="100"/>
+            </w:tcMar>
+          </w:tcPr>
+          <w:p>
+            <w:pPr>
+              <w:jc w:val="center"/>
+            </w:pPr>
+            <w:r>
+              <w:rPr>
+                <w:rFonts w:ascii="Times New Roman" w:cs="Times New Roman" w:eastAsia="Times New Roman" w:hAnsi="Times New Roman"/>
+                <w:b w:val="false"/>
+                <w:bCs w:val="false"/>
+                <w:sz w:val="20"/>
+                <w:szCs w:val="20"/>
+              </w:rPr>
+              <w:t xml:space="preserve">0.037</w:t>
+            </w:r>
+          </w:p>
+        </w:tc>
+        <w:tc>
+          <w:tcPr>
+            <w:tcW w:type="dxa" w:w="1435"/>
+            <w:tcBorders>
+              <w:top w:val="single" w:color="000000" w:sz="4"/>
+              <w:left w:val="single" w:color="000000" w:sz="4"/>
+              <w:bottom w:val="single" w:color="000000" w:sz="4"/>
+              <w:right w:val="single" w:color="000000" w:sz="4"/>
+            </w:tcBorders>
+            <w:tcMar>
+              <w:top w:type="dxa" w:w="60"/>
+              <w:left w:type="dxa" w:w="100"/>
+              <w:bottom w:type="dxa" w:w="60"/>
+              <w:right w:type="dxa" w:w="100"/>
+            </w:tcMar>
+          </w:tcPr>
+          <w:p>
+            <w:pPr>
+              <w:jc w:val="center"/>
+            </w:pPr>
+            <w:r>
+              <w:rPr>
+                <w:rFonts w:ascii="Times New Roman" w:cs="Times New Roman" w:eastAsia="Times New Roman" w:hAnsi="Times New Roman"/>
+                <w:b w:val="false"/>
+                <w:bCs w:val="false"/>
+                <w:sz w:val="20"/>
+                <w:szCs w:val="20"/>
+              </w:rPr>
+              <w:t xml:space="preserve">-</w:t>
             </w:r>
           </w:p>
         </w:tc>
@@ -8432,7 +8939,7 @@
       </w:tr>
       <w:tr>
         <w:trPr>
-          <w:tblHeader w:val="false"/>
+          <w:tblHeader w:val="off"/>
         </w:trPr>
         <w:tc>
           <w:tcPr>
@@ -8629,7 +9136,7 @@
       </w:tr>
       <w:tr>
         <w:trPr>
-          <w:tblHeader w:val="false"/>
+          <w:tblHeader w:val="off"/>
         </w:trPr>
         <w:tc>
           <w:tcPr>
@@ -8826,7 +9333,7 @@
       </w:tr>
       <w:tr>
         <w:trPr>
-          <w:tblHeader w:val="false"/>
+          <w:tblHeader w:val="off"/>
         </w:trPr>
         <w:tc>
           <w:tcPr>
@@ -9023,7 +9530,7 @@
       </w:tr>
       <w:tr>
         <w:trPr>
-          <w:tblHeader w:val="false"/>
+          <w:tblHeader w:val="off"/>
         </w:trPr>
         <w:tc>
           <w:tcPr>
@@ -9220,7 +9727,7 @@
       </w:tr>
       <w:tr>
         <w:trPr>
-          <w:tblHeader w:val="false"/>
+          <w:tblHeader w:val="off"/>
         </w:trPr>
         <w:tc>
           <w:tcPr>
@@ -9417,7 +9924,7 @@
       </w:tr>
       <w:tr>
         <w:trPr>
-          <w:tblHeader w:val="false"/>
+          <w:tblHeader w:val="off"/>
         </w:trPr>
         <w:tc>
           <w:tcPr>
@@ -9608,6 +10115,203 @@
                 <w:szCs w:val="20"/>
               </w:rPr>
               <w:t xml:space="preserve">1621</w:t>
+            </w:r>
+          </w:p>
+        </w:tc>
+      </w:tr>
+      <w:tr>
+        <w:trPr>
+          <w:tblHeader w:val="off"/>
+        </w:trPr>
+        <w:tc>
+          <w:tcPr>
+            <w:tcW w:type="dxa" w:w="2147"/>
+            <w:tcBorders>
+              <w:top w:val="single" w:color="000000" w:sz="4"/>
+              <w:left w:val="single" w:color="000000" w:sz="4"/>
+              <w:bottom w:val="single" w:color="000000" w:sz="4"/>
+              <w:right w:val="single" w:color="000000" w:sz="4"/>
+            </w:tcBorders>
+            <w:tcMar>
+              <w:top w:type="dxa" w:w="60"/>
+              <w:left w:type="dxa" w:w="100"/>
+              <w:bottom w:type="dxa" w:w="60"/>
+              <w:right w:type="dxa" w:w="100"/>
+            </w:tcMar>
+          </w:tcPr>
+          <w:p>
+            <w:pPr>
+              <w:jc w:val="left"/>
+            </w:pPr>
+            <w:r>
+              <w:rPr>
+                <w:rFonts w:ascii="Times New Roman" w:cs="Times New Roman" w:eastAsia="Times New Roman" w:hAnsi="Times New Roman"/>
+                <w:b w:val="false"/>
+                <w:bCs w:val="false"/>
+                <w:sz w:val="20"/>
+                <w:szCs w:val="20"/>
+              </w:rPr>
+              <w:t xml:space="preserve">GuardCode-ML</w:t>
+            </w:r>
+          </w:p>
+        </w:tc>
+        <w:tc>
+          <w:tcPr>
+            <w:tcW w:type="dxa" w:w="1431"/>
+            <w:tcBorders>
+              <w:top w:val="single" w:color="000000" w:sz="4"/>
+              <w:left w:val="single" w:color="000000" w:sz="4"/>
+              <w:bottom w:val="single" w:color="000000" w:sz="4"/>
+              <w:right w:val="single" w:color="000000" w:sz="4"/>
+            </w:tcBorders>
+            <w:tcMar>
+              <w:top w:type="dxa" w:w="60"/>
+              <w:left w:type="dxa" w:w="100"/>
+              <w:bottom w:type="dxa" w:w="60"/>
+              <w:right w:type="dxa" w:w="100"/>
+            </w:tcMar>
+          </w:tcPr>
+          <w:p>
+            <w:pPr>
+              <w:jc w:val="center"/>
+            </w:pPr>
+            <w:r>
+              <w:rPr>
+                <w:rFonts w:ascii="Times New Roman" w:cs="Times New Roman" w:eastAsia="Times New Roman" w:hAnsi="Times New Roman"/>
+                <w:b w:val="false"/>
+                <w:bCs w:val="false"/>
+                <w:sz w:val="20"/>
+                <w:szCs w:val="20"/>
+              </w:rPr>
+              <w:t xml:space="preserve">24,00,000</w:t>
+            </w:r>
+          </w:p>
+        </w:tc>
+        <w:tc>
+          <w:tcPr>
+            <w:tcW w:type="dxa" w:w="1431"/>
+            <w:tcBorders>
+              <w:top w:val="single" w:color="000000" w:sz="4"/>
+              <w:left w:val="single" w:color="000000" w:sz="4"/>
+              <w:bottom w:val="single" w:color="000000" w:sz="4"/>
+              <w:right w:val="single" w:color="000000" w:sz="4"/>
+            </w:tcBorders>
+            <w:tcMar>
+              <w:top w:type="dxa" w:w="60"/>
+              <w:left w:type="dxa" w:w="100"/>
+              <w:bottom w:type="dxa" w:w="60"/>
+              <w:right w:type="dxa" w:w="100"/>
+            </w:tcMar>
+          </w:tcPr>
+          <w:p>
+            <w:pPr>
+              <w:jc w:val="center"/>
+            </w:pPr>
+            <w:r>
+              <w:rPr>
+                <w:rFonts w:ascii="Times New Roman" w:cs="Times New Roman" w:eastAsia="Times New Roman" w:hAnsi="Times New Roman"/>
+                <w:b w:val="false"/>
+                <w:bCs w:val="false"/>
+                <w:sz w:val="20"/>
+                <w:szCs w:val="20"/>
+              </w:rPr>
+              <w:t xml:space="preserve">13,77,323</w:t>
+            </w:r>
+          </w:p>
+        </w:tc>
+        <w:tc>
+          <w:tcPr>
+            <w:tcW w:type="dxa" w:w="1431"/>
+            <w:tcBorders>
+              <w:top w:val="single" w:color="000000" w:sz="4"/>
+              <w:left w:val="single" w:color="000000" w:sz="4"/>
+              <w:bottom w:val="single" w:color="000000" w:sz="4"/>
+              <w:right w:val="single" w:color="000000" w:sz="4"/>
+            </w:tcBorders>
+            <w:tcMar>
+              <w:top w:type="dxa" w:w="60"/>
+              <w:left w:type="dxa" w:w="100"/>
+              <w:bottom w:type="dxa" w:w="60"/>
+              <w:right w:type="dxa" w:w="100"/>
+            </w:tcMar>
+          </w:tcPr>
+          <w:p>
+            <w:pPr>
+              <w:jc w:val="center"/>
+            </w:pPr>
+            <w:r>
+              <w:rPr>
+                <w:rFonts w:ascii="Times New Roman" w:cs="Times New Roman" w:eastAsia="Times New Roman" w:hAnsi="Times New Roman"/>
+                <w:b w:val="false"/>
+                <w:bCs w:val="false"/>
+                <w:sz w:val="20"/>
+                <w:szCs w:val="20"/>
+              </w:rPr>
+              <w:t xml:space="preserve">1,165</w:t>
+            </w:r>
+          </w:p>
+        </w:tc>
+        <w:tc>
+          <w:tcPr>
+            <w:tcW w:type="dxa" w:w="1431"/>
+            <w:tcBorders>
+              <w:top w:val="single" w:color="000000" w:sz="4"/>
+              <w:left w:val="single" w:color="000000" w:sz="4"/>
+              <w:bottom w:val="single" w:color="000000" w:sz="4"/>
+              <w:right w:val="single" w:color="000000" w:sz="4"/>
+            </w:tcBorders>
+            <w:tcMar>
+              <w:top w:type="dxa" w:w="60"/>
+              <w:left w:type="dxa" w:w="100"/>
+              <w:bottom w:type="dxa" w:w="60"/>
+              <w:right w:type="dxa" w:w="100"/>
+            </w:tcMar>
+          </w:tcPr>
+          <w:p>
+            <w:pPr>
+              <w:jc w:val="center"/>
+            </w:pPr>
+            <w:r>
+              <w:rPr>
+                <w:rFonts w:ascii="Times New Roman" w:cs="Times New Roman" w:eastAsia="Times New Roman" w:hAnsi="Times New Roman"/>
+                <w:b w:val="false"/>
+                <w:bCs w:val="false"/>
+                <w:sz w:val="20"/>
+                <w:szCs w:val="20"/>
+              </w:rPr>
+              <w:t xml:space="preserve">0.085</w:t>
+            </w:r>
+          </w:p>
+        </w:tc>
+        <w:tc>
+          <w:tcPr>
+            <w:tcW w:type="dxa" w:w="1435"/>
+            <w:tcBorders>
+              <w:top w:val="single" w:color="000000" w:sz="4"/>
+              <w:left w:val="single" w:color="000000" w:sz="4"/>
+              <w:bottom w:val="single" w:color="000000" w:sz="4"/>
+              <w:right w:val="single" w:color="000000" w:sz="4"/>
+            </w:tcBorders>
+            <w:tcMar>
+              <w:top w:type="dxa" w:w="60"/>
+              <w:left w:type="dxa" w:w="100"/>
+              <w:bottom w:type="dxa" w:w="60"/>
+              <w:right w:type="dxa" w:w="100"/>
+            </w:tcMar>
+          </w:tcPr>
+          <w:p>
+            <w:pPr>
+              <w:jc w:val="center"/>
+            </w:pPr>
+            <w:r>
+              <w:rPr>
+                <w:rFonts w:ascii="Times New Roman" w:cs="Times New Roman" w:eastAsia="Times New Roman" w:hAnsi="Times New Roman"/>
+                <w:b w:val="false"/>
+                <w:bCs w:val="false"/>
+                <w:sz w:val="20"/>
+                <w:szCs w:val="20"/>
+              </w:rPr>
+              <w:t xml:space="preserve">-</w:t>
             </w:r>
           </w:p>
         </w:tc>
@@ -9647,7 +10351,7 @@
           <wp:inline distT="0" distB="0" distL="0" distR="0">
             <wp:extent cx="4953000" cy="2228850"/>
             <wp:effectExtent t="0" r="0" b="0" l="0"/>
-            <wp:docPr id="1" name="" descr="" title=""/>
+            <wp:docPr id="4" name=""/>
             <wp:cNvGraphicFramePr>
               <a:graphicFrameLocks xmlns:a="http://schemas.openxmlformats.org/drawingml/2006/main" noChangeAspect="1"/>
             </wp:cNvGraphicFramePr>
@@ -9776,7 +10480,7 @@
           <wp:inline distT="0" distB="0" distL="0" distR="0">
             <wp:extent cx="4095750" cy="2905125"/>
             <wp:effectExtent t="0" r="0" b="0" l="0"/>
-            <wp:docPr id="1" name="" descr="" title=""/>
+            <wp:docPr id="5" name=""/>
             <wp:cNvGraphicFramePr>
               <a:graphicFrameLocks xmlns:a="http://schemas.openxmlformats.org/drawingml/2006/main" noChangeAspect="1"/>
             </wp:cNvGraphicFramePr>
@@ -9837,7 +10541,7 @@
           <wp:inline distT="0" distB="0" distL="0" distR="0">
             <wp:extent cx="4095750" cy="2905125"/>
             <wp:effectExtent t="0" r="0" b="0" l="0"/>
-            <wp:docPr id="1" name="" descr="" title=""/>
+            <wp:docPr id="6" name=""/>
             <wp:cNvGraphicFramePr>
               <a:graphicFrameLocks xmlns:a="http://schemas.openxmlformats.org/drawingml/2006/main" noChangeAspect="1"/>
             </wp:cNvGraphicFramePr>
@@ -10107,7 +10811,7 @@
       </w:tr>
       <w:tr>
         <w:trPr>
-          <w:tblHeader w:val="false"/>
+          <w:tblHeader w:val="off"/>
         </w:trPr>
         <w:tc>
           <w:tcPr>
@@ -10304,7 +11008,7 @@
       </w:tr>
       <w:tr>
         <w:trPr>
-          <w:tblHeader w:val="false"/>
+          <w:tblHeader w:val="off"/>
         </w:trPr>
         <w:tc>
           <w:tcPr>
@@ -10501,7 +11205,7 @@
       </w:tr>
       <w:tr>
         <w:trPr>
-          <w:tblHeader w:val="false"/>
+          <w:tblHeader w:val="off"/>
         </w:trPr>
         <w:tc>
           <w:tcPr>
@@ -10698,7 +11402,7 @@
       </w:tr>
       <w:tr>
         <w:trPr>
-          <w:tblHeader w:val="false"/>
+          <w:tblHeader w:val="off"/>
         </w:trPr>
         <w:tc>
           <w:tcPr>
@@ -10927,7 +11631,7 @@
           <wp:inline distT="0" distB="0" distL="0" distR="0">
             <wp:extent cx="3619500" cy="3000375"/>
             <wp:effectExtent t="0" r="0" b="0" l="0"/>
-            <wp:docPr id="1" name="" descr="" title=""/>
+            <wp:docPr id="7" name=""/>
             <wp:cNvGraphicFramePr>
               <a:graphicFrameLocks xmlns:a="http://schemas.openxmlformats.org/drawingml/2006/main" noChangeAspect="1"/>
             </wp:cNvGraphicFramePr>
@@ -11066,7 +11770,7 @@
           <wp:inline distT="0" distB="0" distL="0" distR="0">
             <wp:extent cx="4953000" cy="3314700"/>
             <wp:effectExtent t="0" r="0" b="0" l="0"/>
-            <wp:docPr id="1" name="" descr="" title=""/>
+            <wp:docPr id="8" name=""/>
             <wp:cNvGraphicFramePr>
               <a:graphicFrameLocks xmlns:a="http://schemas.openxmlformats.org/drawingml/2006/main" noChangeAspect="1"/>
             </wp:cNvGraphicFramePr>
@@ -11145,6 +11849,23 @@
     </w:p>
     <w:p>
       <w:pPr>
+        <w:pStyle w:val="Heading2"/>
+      </w:pPr>
+      <w:r>
+        <w:t xml:space="preserve">6.7 Learned gate: GuardCode-ML</w:t>
+      </w:r>
+    </w:p>
+    <w:p>
+      <w:pPr>
+        <w:spacing w:after="120" w:line="300"/>
+        <w:jc w:val="both"/>
+      </w:pPr>
+      <w:r>
+        <w:t xml:space="preserve">Pooled over Eb/N0 = 0-7 dB at the same retransmission budget, GuardCode-ML left 324 undetected frames on AWGN against 742 for the Soft-Syndrome Guard (56 % fewer) and 1,165 against 1,531 on the burst channel (24 % fewer). Relative to the classic min-|LLR| test the reductions are 77 % (AWGN) and 62 % (burst). Goodput is unchanged to within about 0.1 % from 3 dB upward. The classifier is trained on a limited number of wrong frames, so the gain should be confirmed with larger runs before it is claimed as general.</w:t>
+      </w:r>
+    </w:p>
+    <w:p>
+      <w:pPr>
         <w:pStyle w:val="Heading1"/>
       </w:pPr>
       <w:r>
@@ -11238,7 +11959,7 @@
       </w:tr>
       <w:tr>
         <w:trPr>
-          <w:tblHeader w:val="false"/>
+          <w:tblHeader w:val="off"/>
         </w:trPr>
         <w:tc>
           <w:tcPr>
@@ -11307,7 +12028,7 @@
       </w:tr>
       <w:tr>
         <w:trPr>
-          <w:tblHeader w:val="false"/>
+          <w:tblHeader w:val="off"/>
         </w:trPr>
         <w:tc>
           <w:tcPr>
@@ -11376,7 +12097,7 @@
       </w:tr>
       <w:tr>
         <w:trPr>
-          <w:tblHeader w:val="false"/>
+          <w:tblHeader w:val="off"/>
         </w:trPr>
         <w:tc>
           <w:tcPr>
@@ -11445,7 +12166,7 @@
       </w:tr>
       <w:tr>
         <w:trPr>
-          <w:tblHeader w:val="false"/>
+          <w:tblHeader w:val="off"/>
         </w:trPr>
         <w:tc>
           <w:tcPr>
@@ -13139,7 +13860,7 @@
       </w:r>
     </w:p>
     <w:sectPr>
-      <w:footerReference w:type="default" r:id="rId7"/>
+      <w:footerReference w:type="default" r:id="rId6"/>
       <w:pgSz w:w="11906" w:h="16838" w:orient="portrait"/>
       <w:pgMar w:top="1300" w:right="1300" w:bottom="1300" w:left="1300" w:header="708" w:footer="708" w:gutter="0"/>
       <w:pgNumType/>
@@ -13147,10 +13868,6 @@
     </w:sectPr>
   </w:body>
 </w:document>
-</file>
-
-<file path=word/comments.xml><?xml version="1.0" encoding="utf-8"?>
-<w:comments xmlns:cx="http://schemas.microsoft.com/office/drawing/2014/chartex" xmlns:cx1="http://schemas.microsoft.com/office/drawing/2015/9/8/chartex" xmlns:cx2="http://schemas.microsoft.com/office/drawing/2015/10/21/chartex" xmlns:cx3="http://schemas.microsoft.com/office/drawing/2016/5/9/chartex" xmlns:cx4="http://schemas.microsoft.com/office/drawing/2016/5/10/chartex" xmlns:cx5="http://schemas.microsoft.com/office/drawing/2016/5/11/chartex" xmlns:cx6="http://schemas.microsoft.com/office/drawing/2016/5/12/chartex" xmlns:cx7="http://schemas.microsoft.com/office/drawing/2016/5/13/chartex" xmlns:cx8="http://schemas.microsoft.com/office/drawing/2016/5/14/chartex" xmlns:mc="http://schemas.openxmlformats.org/markup-compatibility/2006" xmlns:aink="http://schemas.microsoft.com/office/drawing/2016/ink" xmlns:am3d="http://schemas.microsoft.com/office/drawing/2017/model3d" xmlns:o="urn:schemas-microsoft-com:office:office" xmlns:r="http://schemas.openxmlformats.org/officeDocument/2006/relationships" xmlns:m="http://schemas.openxmlformats.org/officeDocument/2006/math" xmlns:v="urn:schemas-microsoft-com:vml" xmlns:wp14="http://schemas.microsoft.com/office/word/2010/wordprocessingDrawing" xmlns:wp="http://schemas.openxmlformats.org/drawingml/2006/wordprocessingDrawing" xmlns:w10="urn:schemas-microsoft-com:office:word" xmlns:w="http://schemas.openxmlformats.org/wordprocessingml/2006/main" xmlns:w14="http://schemas.microsoft.com/office/word/2010/wordml" xmlns:w15="http://schemas.microsoft.com/office/word/2012/wordml" xmlns:w16cex="http://schemas.microsoft.com/office/word/2018/wordml/cex" xmlns:w16cid="http://schemas.microsoft.com/office/word/2016/wordml/cid" xmlns:w16="http://schemas.microsoft.com/office/word/2018/wordml" xmlns:w16sdtdh="http://schemas.microsoft.com/office/word/2020/wordml/sdtdatahash" xmlns:w16se="http://schemas.microsoft.com/office/word/2015/wordml/symex" xmlns:wpg="http://schemas.microsoft.com/office/word/2010/wordprocessingGroup" xmlns:wpi="http://schemas.microsoft.com/office/word/2010/wordprocessingInk" xmlns:wne="http://schemas.microsoft.com/office/word/2006/wordml" xmlns:wps="http://schemas.microsoft.com/office/word/2010/wordprocessingShape"/>
 </file>
 
 <file path=word/endnotes.xml><?xml version="1.0" encoding="utf-8"?>
@@ -13202,8 +13919,26 @@
         <w:szCs w:val="20"/>
       </w:rPr>
       <w:fldChar w:fldCharType="begin"/>
+    </w:r>
+    <w:r>
+      <w:rPr>
+        <w:sz w:val="20"/>
+        <w:szCs w:val="20"/>
+      </w:rPr>
       <w:instrText xml:space="preserve">PAGE</w:instrText>
+    </w:r>
+    <w:r>
+      <w:rPr>
+        <w:sz w:val="20"/>
+        <w:szCs w:val="20"/>
+      </w:rPr>
       <w:fldChar w:fldCharType="separate"/>
+    </w:r>
+    <w:r>
+      <w:rPr>
+        <w:sz w:val="20"/>
+        <w:szCs w:val="20"/>
+      </w:rPr>
       <w:fldChar w:fldCharType="end"/>
     </w:r>
   </w:p>
@@ -13251,7 +13986,7 @@
 <w:numbering xmlns:wpc="http://schemas.microsoft.com/office/word/2010/wordprocessingCanvas" xmlns:mc="http://schemas.openxmlformats.org/markup-compatibility/2006" xmlns:o="urn:schemas-microsoft-com:office:office" xmlns:r="http://schemas.openxmlformats.org/officeDocument/2006/relationships" xmlns:m="http://schemas.openxmlformats.org/officeDocument/2006/math" xmlns:v="urn:schemas-microsoft-com:vml" xmlns:wp14="http://schemas.microsoft.com/office/word/2010/wordprocessingDrawing" xmlns:wp="http://schemas.openxmlformats.org/drawingml/2006/wordprocessingDrawing" xmlns:w10="urn:schemas-microsoft-com:office:word" xmlns:w="http://schemas.openxmlformats.org/wordprocessingml/2006/main" xmlns:w14="http://schemas.microsoft.com/office/word/2010/wordml" xmlns:w15="http://schemas.microsoft.com/office/word/2012/wordml" xmlns:wpg="http://schemas.microsoft.com/office/word/2010/wordprocessingGroup" xmlns:wpi="http://schemas.microsoft.com/office/word/2010/wordprocessingInk" xmlns:wne="http://schemas.microsoft.com/office/word/2006/wordml" xmlns:wps="http://schemas.microsoft.com/office/word/2010/wordprocessingShape" mc:Ignorable="w14 w15 wp14">
   <w:abstractNum w:abstractNumId="1" w15:restartNumberingAfterBreak="0">
     <w:multiLevelType w:val="hybridMultilevel"/>
-    <w:lvl w:ilvl="0" w15:tentative="1">
+    <w:lvl w:ilvl="0" w:tentative="1">
       <w:start w:val="1"/>
       <w:numFmt w:val="bullet"/>
       <w:lvlText w:val="●"/>
@@ -13260,7 +13995,7 @@
         <w:ind w:left="720" w:hanging="360"/>
       </w:pPr>
     </w:lvl>
-    <w:lvl w:ilvl="1" w15:tentative="1">
+    <w:lvl w:ilvl="1" w:tentative="1">
       <w:start w:val="1"/>
       <w:numFmt w:val="bullet"/>
       <w:lvlText w:val="○"/>
@@ -13269,7 +14004,7 @@
         <w:ind w:left="1440" w:hanging="360"/>
       </w:pPr>
     </w:lvl>
-    <w:lvl w:ilvl="2" w15:tentative="1">
+    <w:lvl w:ilvl="2" w:tentative="1">
       <w:start w:val="1"/>
       <w:numFmt w:val="bullet"/>
       <w:lvlText w:val="■"/>
@@ -13278,7 +14013,7 @@
         <w:ind w:left="2160" w:hanging="360"/>
       </w:pPr>
     </w:lvl>
-    <w:lvl w:ilvl="3" w15:tentative="1">
+    <w:lvl w:ilvl="3" w:tentative="1">
       <w:start w:val="1"/>
       <w:numFmt w:val="bullet"/>
       <w:lvlText w:val="●"/>
@@ -13287,7 +14022,7 @@
         <w:ind w:left="2880" w:hanging="360"/>
       </w:pPr>
     </w:lvl>
-    <w:lvl w:ilvl="4" w15:tentative="1">
+    <w:lvl w:ilvl="4" w:tentative="1">
       <w:start w:val="1"/>
       <w:numFmt w:val="bullet"/>
       <w:lvlText w:val="○"/>
@@ -13296,7 +14031,7 @@
         <w:ind w:left="3600" w:hanging="360"/>
       </w:pPr>
     </w:lvl>
-    <w:lvl w:ilvl="5" w15:tentative="1">
+    <w:lvl w:ilvl="5" w:tentative="1">
       <w:start w:val="1"/>
       <w:numFmt w:val="bullet"/>
       <w:lvlText w:val="■"/>
@@ -13305,7 +14040,7 @@
         <w:ind w:left="4320" w:hanging="360"/>
       </w:pPr>
     </w:lvl>
-    <w:lvl w:ilvl="6" w15:tentative="1">
+    <w:lvl w:ilvl="6" w:tentative="1">
       <w:start w:val="1"/>
       <w:numFmt w:val="bullet"/>
       <w:lvlText w:val="●"/>
@@ -13314,7 +14049,7 @@
         <w:ind w:left="5040" w:hanging="360"/>
       </w:pPr>
     </w:lvl>
-    <w:lvl w:ilvl="7" w15:tentative="1">
+    <w:lvl w:ilvl="7" w:tentative="1">
       <w:start w:val="1"/>
       <w:numFmt w:val="bullet"/>
       <w:lvlText w:val="●"/>
@@ -13323,7 +14058,7 @@
         <w:ind w:left="5760" w:hanging="360"/>
       </w:pPr>
     </w:lvl>
-    <w:lvl w:ilvl="8" w15:tentative="1">
+    <w:lvl w:ilvl="8" w:tentative="1">
       <w:start w:val="1"/>
       <w:numFmt w:val="bullet"/>
       <w:lvlText w:val="●"/>
@@ -13335,7 +14070,7 @@
   </w:abstractNum>
   <w:abstractNum w:abstractNumId="2" w15:restartNumberingAfterBreak="0">
     <w:multiLevelType w:val="hybridMultilevel"/>
-    <w:lvl w:ilvl="0" w15:tentative="1">
+    <w:lvl w:ilvl="0" w:tentative="1">
       <w:start w:val="1"/>
       <w:numFmt w:val="bullet"/>
       <w:lvlText w:val="•"/>
@@ -13347,7 +14082,7 @@
   </w:abstractNum>
   <w:abstractNum w:abstractNumId="3" w15:restartNumberingAfterBreak="0">
     <w:multiLevelType w:val="hybridMultilevel"/>
-    <w:lvl w:ilvl="0" w15:tentative="1">
+    <w:lvl w:ilvl="0" w:tentative="1">
       <w:start w:val="1"/>
       <w:numFmt w:val="decimal"/>
       <w:lvlText w:val="%1."/>
@@ -13359,7 +14094,7 @@
   </w:abstractNum>
   <w:abstractNum w:abstractNumId="4" w15:restartNumberingAfterBreak="0">
     <w:multiLevelType w:val="hybridMultilevel"/>
-    <w:lvl w:ilvl="0" w15:tentative="1">
+    <w:lvl w:ilvl="0" w:tentative="1">
       <w:start w:val="1"/>
       <w:numFmt w:val="decimal"/>
       <w:lvlText w:val="%1."/>
@@ -13371,7 +14106,7 @@
   </w:abstractNum>
   <w:abstractNum w:abstractNumId="5" w15:restartNumberingAfterBreak="0">
     <w:multiLevelType w:val="hybridMultilevel"/>
-    <w:lvl w:ilvl="0" w15:tentative="1">
+    <w:lvl w:ilvl="0" w:tentative="1">
       <w:start w:val="1"/>
       <w:numFmt w:val="decimal"/>
       <w:lvlText w:val="%1."/>
@@ -13383,7 +14118,7 @@
   </w:abstractNum>
   <w:abstractNum w:abstractNumId="6" w15:restartNumberingAfterBreak="0">
     <w:multiLevelType w:val="hybridMultilevel"/>
-    <w:lvl w:ilvl="0" w15:tentative="1">
+    <w:lvl w:ilvl="0" w:tentative="1">
       <w:start w:val="1"/>
       <w:numFmt w:val="decimal"/>
       <w:lvlText w:val="%1."/>
@@ -13395,7 +14130,7 @@
   </w:abstractNum>
   <w:abstractNum w:abstractNumId="7" w15:restartNumberingAfterBreak="0">
     <w:multiLevelType w:val="hybridMultilevel"/>
-    <w:lvl w:ilvl="0" w15:tentative="1">
+    <w:lvl w:ilvl="0" w:tentative="1">
       <w:start w:val="1"/>
       <w:numFmt w:val="decimal"/>
       <w:lvlText w:val="%1."/>
@@ -13445,6 +14180,25 @@
     </w:rPrDefault>
     <w:pPrDefault/>
   </w:docDefaults>
+  <w:style w:type="paragraph" w:styleId="Normal" w:default="1">
+    <w:name w:val="Normal"/>
+    <w:qFormat/>
+  </w:style>
+  <w:style w:type="table" w:styleId="TableNormal" w:default="true">
+    <w:name w:val="Normal Table"/>
+    <w:uiPriority w:val="99"/>
+    <w:semiHidden/>
+    <w:unhideWhenUsed/>
+    <w:tblPr>
+      <w:tblInd w:type="dxa" w:w="0"/>
+      <w:tblCellMar>
+        <w:top w:type="dxa" w:w="0"/>
+        <w:left w:type="dxa" w:w="108"/>
+        <w:bottom w:type="dxa" w:w="0"/>
+        <w:right w:type="dxa" w:w="108"/>
+      </w:tblCellMar>
+    </w:tblPr>
+  </w:style>
   <w:style w:type="paragraph" w:styleId="Title">
     <w:name w:val="Title"/>
     <w:basedOn w:val="Normal"/>
@@ -13453,39 +14207,6 @@
     <w:rPr>
       <w:sz w:val="56"/>
       <w:szCs w:val="56"/>
-    </w:rPr>
-  </w:style>
-  <w:style w:type="paragraph" w:styleId="Heading1">
-    <w:name w:val="Heading 1"/>
-    <w:basedOn w:val="Normal"/>
-    <w:next w:val="Normal"/>
-    <w:qFormat/>
-    <w:rPr>
-      <w:color w:val="2E74B5"/>
-      <w:sz w:val="32"/>
-      <w:szCs w:val="32"/>
-    </w:rPr>
-  </w:style>
-  <w:style w:type="paragraph" w:styleId="Heading2">
-    <w:name w:val="Heading 2"/>
-    <w:basedOn w:val="Normal"/>
-    <w:next w:val="Normal"/>
-    <w:qFormat/>
-    <w:rPr>
-      <w:color w:val="2E74B5"/>
-      <w:sz w:val="26"/>
-      <w:szCs w:val="26"/>
-    </w:rPr>
-  </w:style>
-  <w:style w:type="paragraph" w:styleId="Heading3">
-    <w:name w:val="Heading 3"/>
-    <w:basedOn w:val="Normal"/>
-    <w:next w:val="Normal"/>
-    <w:qFormat/>
-    <w:rPr>
-      <w:color w:val="1F4D78"/>
-      <w:sz w:val="24"/>
-      <w:szCs w:val="24"/>
     </w:rPr>
   </w:style>
   <w:style w:type="paragraph" w:styleId="Heading4">
@@ -13531,6 +14252,139 @@
     <w:name w:val="List Paragraph"/>
     <w:basedOn w:val="Normal"/>
     <w:qFormat/>
+  </w:style>
+  <w:style w:type="paragraph" w:styleId="Caption">
+    <w:name w:val="caption"/>
+    <w:basedOn w:val="Normal"/>
+    <w:next w:val="Normal"/>
+    <w:uiPriority w:val="35"/>
+    <w:semiHidden/>
+    <w:unhideWhenUsed/>
+    <w:qFormat/>
+    <w:pPr>
+      <w:spacing w:after="200"/>
+    </w:pPr>
+    <w:rPr>
+      <w:i/>
+      <w:iCs/>
+      <w:color w:val="44546A" w:themeColor="dark2"/>
+      <w:sz w:val="18"/>
+      <w:szCs w:val="18"/>
+    </w:rPr>
+  </w:style>
+  <w:style w:type="paragraph" w:styleId="Bibliography">
+    <w:name w:val="Bibliography"/>
+    <w:basedOn w:val="Normal"/>
+    <w:next w:val="Normal"/>
+    <w:uiPriority w:val="37"/>
+    <w:unhideWhenUsed/>
+  </w:style>
+  <w:style w:type="paragraph" w:styleId="TOC1">
+    <w:name w:val="toc 1"/>
+    <w:basedOn w:val="Normal"/>
+    <w:next w:val="Normal"/>
+    <w:uiPriority w:val="39"/>
+    <w:semiHidden/>
+    <w:unhideWhenUsed/>
+    <w:pPr>
+      <w:spacing w:after="100"/>
+    </w:pPr>
+  </w:style>
+  <w:style w:type="paragraph" w:styleId="TOC2">
+    <w:name w:val="toc 2"/>
+    <w:basedOn w:val="Normal"/>
+    <w:next w:val="Normal"/>
+    <w:uiPriority w:val="39"/>
+    <w:semiHidden/>
+    <w:unhideWhenUsed/>
+    <w:pPr>
+      <w:spacing w:after="100"/>
+      <w:ind w:left="240"/>
+    </w:pPr>
+  </w:style>
+  <w:style w:type="paragraph" w:styleId="TOC3">
+    <w:name w:val="toc 3"/>
+    <w:basedOn w:val="Normal"/>
+    <w:next w:val="Normal"/>
+    <w:uiPriority w:val="39"/>
+    <w:semiHidden/>
+    <w:unhideWhenUsed/>
+    <w:pPr>
+      <w:spacing w:after="100"/>
+      <w:ind w:left="480"/>
+    </w:pPr>
+  </w:style>
+  <w:style w:type="paragraph" w:styleId="TOC4">
+    <w:name w:val="toc 4"/>
+    <w:basedOn w:val="Normal"/>
+    <w:next w:val="Normal"/>
+    <w:uiPriority w:val="39"/>
+    <w:semiHidden/>
+    <w:unhideWhenUsed/>
+    <w:pPr>
+      <w:spacing w:after="100"/>
+      <w:ind w:left="720"/>
+    </w:pPr>
+  </w:style>
+  <w:style w:type="paragraph" w:styleId="TOC5">
+    <w:name w:val="toc 5"/>
+    <w:basedOn w:val="Normal"/>
+    <w:next w:val="Normal"/>
+    <w:uiPriority w:val="39"/>
+    <w:semiHidden/>
+    <w:unhideWhenUsed/>
+    <w:pPr>
+      <w:spacing w:after="100"/>
+      <w:ind w:left="960"/>
+    </w:pPr>
+  </w:style>
+  <w:style w:type="paragraph" w:styleId="TOC6">
+    <w:name w:val="toc 6"/>
+    <w:basedOn w:val="Normal"/>
+    <w:next w:val="Normal"/>
+    <w:uiPriority w:val="39"/>
+    <w:semiHidden/>
+    <w:unhideWhenUsed/>
+    <w:pPr>
+      <w:spacing w:after="100"/>
+      <w:ind w:left="1200"/>
+    </w:pPr>
+  </w:style>
+  <w:style w:type="paragraph" w:styleId="TOC7">
+    <w:name w:val="toc 7"/>
+    <w:basedOn w:val="Normal"/>
+    <w:next w:val="Normal"/>
+    <w:uiPriority w:val="39"/>
+    <w:semiHidden/>
+    <w:unhideWhenUsed/>
+    <w:pPr>
+      <w:spacing w:after="100"/>
+      <w:ind w:left="1440"/>
+    </w:pPr>
+  </w:style>
+  <w:style w:type="paragraph" w:styleId="TOC8">
+    <w:name w:val="toc 8"/>
+    <w:basedOn w:val="Normal"/>
+    <w:next w:val="Normal"/>
+    <w:uiPriority w:val="39"/>
+    <w:semiHidden/>
+    <w:unhideWhenUsed/>
+    <w:pPr>
+      <w:spacing w:after="100"/>
+      <w:ind w:left="1680"/>
+    </w:pPr>
+  </w:style>
+  <w:style w:type="paragraph" w:styleId="TOC9">
+    <w:name w:val="toc 9"/>
+    <w:basedOn w:val="Normal"/>
+    <w:next w:val="Normal"/>
+    <w:uiPriority w:val="39"/>
+    <w:semiHidden/>
+    <w:unhideWhenUsed/>
+    <w:pPr>
+      <w:spacing w:after="100"/>
+      <w:ind w:left="1920"/>
+    </w:pPr>
   </w:style>
   <w:style w:type="character" w:styleId="Hyperlink">
     <w:name w:val="Hyperlink"/>
@@ -13616,6 +14470,13 @@
       <w:szCs w:val="20"/>
     </w:rPr>
   </w:style>
+  <w:style w:type="character" w:styleId="LineNumber">
+    <w:name w:val="line number"/>
+    <w:basedOn w:val="DefaultParagraphFont"/>
+    <w:uiPriority w:val="99"/>
+    <w:semiHidden/>
+    <w:unhideWhenUsed/>
+  </w:style>
   <w:style w:type="paragraph" w:styleId="Heading1">
     <w:name w:val="Heading 1"/>
     <w:basedOn w:val="Normal"/>
@@ -13673,4 +14534,294 @@
     </w:rPr>
   </w:style>
 </w:styles>
+</file>
+
+<file path=word/theme/theme1.xml><?xml version="1.0" encoding="utf-8"?>
+<a:theme xmlns:a="http://schemas.openxmlformats.org/drawingml/2006/main" name="Office Theme">
+  <a:themeElements>
+    <a:clrScheme name="Office">
+      <a:dk1>
+        <a:sysClr val="windowText" lastClr="000000"/>
+      </a:dk1>
+      <a:lt1>
+        <a:sysClr val="window" lastClr="FFFFFF"/>
+      </a:lt1>
+      <a:dk2>
+        <a:srgbClr val="44546A"/>
+      </a:dk2>
+      <a:lt2>
+        <a:srgbClr val="E7E6E6"/>
+      </a:lt2>
+      <a:accent1>
+        <a:srgbClr val="4472C4"/>
+      </a:accent1>
+      <a:accent2>
+        <a:srgbClr val="ED7D31"/>
+      </a:accent2>
+      <a:accent3>
+        <a:srgbClr val="A5A5A5"/>
+      </a:accent3>
+      <a:accent4>
+        <a:srgbClr val="FFC000"/>
+      </a:accent4>
+      <a:accent5>
+        <a:srgbClr val="5B9BD5"/>
+      </a:accent5>
+      <a:accent6>
+        <a:srgbClr val="70AD47"/>
+      </a:accent6>
+      <a:hlink>
+        <a:srgbClr val="0563C1"/>
+      </a:hlink>
+      <a:folHlink>
+        <a:srgbClr val="954F72"/>
+      </a:folHlink>
+    </a:clrScheme>
+    <a:fontScheme name="Office">
+      <a:majorFont>
+        <a:latin typeface="Calibri Light" panose="020F0302020204030204"/>
+        <a:ea typeface=""/>
+        <a:cs typeface=""/>
+        <a:font script="Jpan" typeface="游ゴシック Light"/>
+        <a:font script="Hang" typeface="맑은 고딕"/>
+        <a:font script="Hans" typeface="等线 Light"/>
+        <a:font script="Hant" typeface="新細明體"/>
+        <a:font script="Arab" typeface="Times New Roman"/>
+        <a:font script="Hebr" typeface="Times New Roman"/>
+        <a:font script="Thai" typeface="Angsana New"/>
+        <a:font script="Ethi" typeface="Nyala"/>
+        <a:font script="Beng" typeface="Vrinda"/>
+        <a:font script="Gujr" typeface="Shruti"/>
+        <a:font script="Khmr" typeface="MoolBoran"/>
+        <a:font script="Knda" typeface="Tunga"/>
+        <a:font script="Guru" typeface="Raavi"/>
+        <a:font script="Cans" typeface="Euphemia"/>
+        <a:font script="Cher" typeface="Plantagenet Cherokee"/>
+        <a:font script="Yiii" typeface="Microsoft Yi Baiti"/>
+        <a:font script="Tibt" typeface="Microsoft Himalaya"/>
+        <a:font script="Thaa" typeface="MV Boli"/>
+        <a:font script="Deva" typeface="Mangal"/>
+        <a:font script="Telu" typeface="Gautami"/>
+        <a:font script="Taml" typeface="Latha"/>
+        <a:font script="Syrc" typeface="Estrangelo Edessa"/>
+        <a:font script="Orya" typeface="Kalinga"/>
+        <a:font script="Mlym" typeface="Kartika"/>
+        <a:font script="Laoo" typeface="DokChampa"/>
+        <a:font script="Sinh" typeface="Iskoola Pota"/>
+        <a:font script="Mong" typeface="Mongolian Baiti"/>
+        <a:font script="Viet" typeface="Times New Roman"/>
+        <a:font script="Uigh" typeface="Microsoft Uighur"/>
+        <a:font script="Geor" typeface="Sylfaen"/>
+        <a:font script="Armn" typeface="Arial"/>
+        <a:font script="Bugi" typeface="Leelawadee UI"/>
+        <a:font script="Bopo" typeface="Microsoft JhengHei"/>
+        <a:font script="Java" typeface="Javanese Text"/>
+        <a:font script="Lisu" typeface="Segoe UI"/>
+        <a:font script="Mymr" typeface="Myanmar Text"/>
+        <a:font script="Nkoo" typeface="Ebrima"/>
+        <a:font script="Olck" typeface="Nirmala UI"/>
+        <a:font script="Osma" typeface="Ebrima"/>
+        <a:font script="Phag" typeface="Phagspa"/>
+        <a:font script="Syrn" typeface="Estrangelo Edessa"/>
+        <a:font script="Syrj" typeface="Estrangelo Edessa"/>
+        <a:font script="Syre" typeface="Estrangelo Edessa"/>
+        <a:font script="Sora" typeface="Nirmala UI"/>
+        <a:font script="Tale" typeface="Microsoft Tai Le"/>
+        <a:font script="Talu" typeface="Microsoft New Tai Lue"/>
+        <a:font script="Tfng" typeface="Ebrima"/>
+      </a:majorFont>
+      <a:minorFont>
+        <a:latin typeface="Calibri" panose="020F0502020204030204"/>
+        <a:ea typeface=""/>
+        <a:cs typeface=""/>
+        <a:font script="Jpan" typeface="游明朝"/>
+        <a:font script="Hang" typeface="맑은 고딕"/>
+        <a:font script="Hans" typeface="等线"/>
+        <a:font script="Hant" typeface="新細明體"/>
+        <a:font script="Arab" typeface="Arial"/>
+        <a:font script="Hebr" typeface="Arial"/>
+        <a:font script="Thai" typeface="Cordia New"/>
+        <a:font script="Ethi" typeface="Nyala"/>
+        <a:font script="Beng" typeface="Vrinda"/>
+        <a:font script="Gujr" typeface="Shruti"/>
+        <a:font script="Khmr" typeface="DaunPenh"/>
+        <a:font script="Knda" typeface="Tunga"/>
+        <a:font script="Guru" typeface="Raavi"/>
+        <a:font script="Cans" typeface="Euphemia"/>
+        <a:font script="Cher" typeface="Plantagenet Cherokee"/>
+        <a:font script="Yiii" typeface="Microsoft Yi Baiti"/>
+        <a:font script="Tibt" typeface="Microsoft Himalaya"/>
+        <a:font script="Thaa" typeface="MV Boli"/>
+        <a:font script="Deva" typeface="Mangal"/>
+        <a:font script="Telu" typeface="Gautami"/>
+        <a:font script="Taml" typeface="Latha"/>
+        <a:font script="Syrc" typeface="Estrangelo Edessa"/>
+        <a:font script="Orya" typeface="Kalinga"/>
+        <a:font script="Mlym" typeface="Kartika"/>
+        <a:font script="Laoo" typeface="DokChampa"/>
+        <a:font script="Sinh" typeface="Iskoola Pota"/>
+        <a:font script="Mong" typeface="Mongolian Baiti"/>
+        <a:font script="Viet" typeface="Arial"/>
+        <a:font script="Uigh" typeface="Microsoft Uighur"/>
+        <a:font script="Geor" typeface="Sylfaen"/>
+        <a:font script="Armn" typeface="Arial"/>
+        <a:font script="Bugi" typeface="Leelawadee UI"/>
+        <a:font script="Bopo" typeface="Microsoft JhengHei"/>
+        <a:font script="Java" typeface="Javanese Text"/>
+        <a:font script="Lisu" typeface="Segoe UI"/>
+        <a:font script="Mymr" typeface="Myanmar Text"/>
+        <a:font script="Nkoo" typeface="Ebrima"/>
+        <a:font script="Olck" typeface="Nirmala UI"/>
+        <a:font script="Osma" typeface="Ebrima"/>
+        <a:font script="Phag" typeface="Phagspa"/>
+        <a:font script="Syrn" typeface="Estrangelo Edessa"/>
+        <a:font script="Syrj" typeface="Estrangelo Edessa"/>
+        <a:font script="Syre" typeface="Estrangelo Edessa"/>
+        <a:font script="Sora" typeface="Nirmala UI"/>
+        <a:font script="Tale" typeface="Microsoft Tai Le"/>
+        <a:font script="Talu" typeface="Microsoft New Tai Lue"/>
+        <a:font script="Tfng" typeface="Ebrima"/>
+      </a:minorFont>
+    </a:fontScheme>
+    <a:fmtScheme name="Office">
+      <a:fillStyleLst>
+        <a:solidFill>
+          <a:schemeClr val="phClr"/>
+        </a:solidFill>
+        <a:gradFill rotWithShape="true">
+          <a:gsLst>
+            <a:gs pos="0">
+              <a:schemeClr val="phClr">
+                <a:lumMod val="110000"/>
+                <a:satMod val="105000"/>
+                <a:tint val="67000"/>
+              </a:schemeClr>
+            </a:gs>
+            <a:gs pos="50000">
+              <a:schemeClr val="phClr">
+                <a:lumMod val="105000"/>
+                <a:satMod val="103000"/>
+                <a:tint val="73000"/>
+              </a:schemeClr>
+            </a:gs>
+            <a:gs pos="100000">
+              <a:schemeClr val="phClr">
+                <a:lumMod val="105000"/>
+                <a:satMod val="109000"/>
+                <a:tint val="81000"/>
+              </a:schemeClr>
+            </a:gs>
+          </a:gsLst>
+          <a:lin ang="5400000" scaled="false"/>
+        </a:gradFill>
+        <a:gradFill rotWithShape="true">
+          <a:gsLst>
+            <a:gs pos="0">
+              <a:schemeClr val="phClr">
+                <a:satMod val="103000"/>
+                <a:lumMod val="102000"/>
+                <a:tint val="94000"/>
+              </a:schemeClr>
+            </a:gs>
+            <a:gs pos="50000">
+              <a:schemeClr val="phClr">
+                <a:satMod val="110000"/>
+                <a:lumMod val="100000"/>
+                <a:shade val="100000"/>
+              </a:schemeClr>
+            </a:gs>
+            <a:gs pos="100000">
+              <a:schemeClr val="phClr">
+                <a:lumMod val="99000"/>
+                <a:satMod val="120000"/>
+                <a:shade val="78000"/>
+              </a:schemeClr>
+            </a:gs>
+          </a:gsLst>
+          <a:lin ang="5400000" scaled="false"/>
+        </a:gradFill>
+      </a:fillStyleLst>
+      <a:lnStyleLst>
+        <a:ln w="6350" cap="flat" cmpd="sng" algn="ctr">
+          <a:solidFill>
+            <a:schemeClr val="phClr"/>
+          </a:solidFill>
+          <a:prstDash val="solid"/>
+          <a:miter lim="800000"/>
+        </a:ln>
+        <a:ln w="12700" cap="flat" cmpd="sng" algn="ctr">
+          <a:solidFill>
+            <a:schemeClr val="phClr"/>
+          </a:solidFill>
+          <a:prstDash val="solid"/>
+          <a:miter lim="800000"/>
+        </a:ln>
+        <a:ln w="19050" cap="flat" cmpd="sng" algn="ctr">
+          <a:solidFill>
+            <a:schemeClr val="phClr"/>
+          </a:solidFill>
+          <a:prstDash val="solid"/>
+          <a:miter lim="800000"/>
+        </a:ln>
+      </a:lnStyleLst>
+      <a:effectStyleLst>
+        <a:effectStyle>
+          <a:effectLst/>
+        </a:effectStyle>
+        <a:effectStyle>
+          <a:effectLst/>
+        </a:effectStyle>
+        <a:effectStyle>
+          <a:effectLst>
+            <a:outerShdw blurRad="57150" dist="19050" dir="5400000" algn="ctr" rotWithShape="false">
+              <a:srgbClr val="000000">
+                <a:alpha val="63000"/>
+              </a:srgbClr>
+            </a:outerShdw>
+          </a:effectLst>
+        </a:effectStyle>
+      </a:effectStyleLst>
+      <a:bgFillStyleLst>
+        <a:solidFill>
+          <a:schemeClr val="phClr"/>
+        </a:solidFill>
+        <a:solidFill>
+          <a:schemeClr val="phClr">
+            <a:tint val="95000"/>
+            <a:satMod val="170000"/>
+          </a:schemeClr>
+        </a:solidFill>
+        <a:gradFill rotWithShape="true">
+          <a:gsLst>
+            <a:gs pos="0">
+              <a:schemeClr val="phClr">
+                <a:tint val="93000"/>
+                <a:satMod val="150000"/>
+                <a:shade val="98000"/>
+                <a:lumMod val="102000"/>
+              </a:schemeClr>
+            </a:gs>
+            <a:gs pos="50000">
+              <a:schemeClr val="phClr">
+                <a:tint val="98000"/>
+                <a:satMod val="130000"/>
+                <a:shade val="90000"/>
+                <a:lumMod val="103000"/>
+              </a:schemeClr>
+            </a:gs>
+            <a:gs pos="100000">
+              <a:schemeClr val="phClr">
+                <a:shade val="63000"/>
+                <a:satMod val="120000"/>
+              </a:schemeClr>
+            </a:gs>
+          </a:gsLst>
+          <a:lin ang="5400000" scaled="false"/>
+        </a:gradFill>
+      </a:bgFillStyleLst>
+    </a:fmtScheme>
+  </a:themeElements>
+  <a:objectDefaults/>
+  <a:extraClrSchemeLst/>
+</a:theme>
 </file>
--- a/docs/GuardCode_Project_Report.docx
+++ b/docs/GuardCode_Project_Report.docx
@@ -99,7 +99,7 @@
     </w:p>
     <w:p>
       <w:pPr>
-        <w:spacing w:after="700" w:before="0"/>
+        <w:spacing w:after="40" w:before="0"/>
         <w:jc w:val="center"/>
       </w:pPr>
       <w:r>
@@ -109,7 +109,37 @@
           <w:sz w:val="26"/>
           <w:szCs w:val="26"/>
         </w:rPr>
-        <w:t xml:space="preserve">Naresh Nireenjan (24BCE2353)</w:t>
+        <w:t xml:space="preserve">S Naresh Nireenjan (24BCE2353)</w:t>
+      </w:r>
+    </w:p>
+    <w:p>
+      <w:pPr>
+        <w:spacing w:after="40" w:before="0"/>
+        <w:jc w:val="center"/>
+      </w:pPr>
+      <w:r>
+        <w:rPr>
+          <w:b/>
+          <w:bCs/>
+          <w:sz w:val="26"/>
+          <w:szCs w:val="26"/>
+        </w:rPr>
+        <w:t xml:space="preserve">Dharshan J (24BCE2335)</w:t>
+      </w:r>
+    </w:p>
+    <w:p>
+      <w:pPr>
+        <w:spacing w:after="600" w:before="0"/>
+        <w:jc w:val="center"/>
+      </w:pPr>
+      <w:r>
+        <w:rPr>
+          <w:b/>
+          <w:bCs/>
+          <w:sz w:val="26"/>
+          <w:szCs w:val="26"/>
+        </w:rPr>
+        <w:t xml:space="preserve">Sachin Saravanan S (24BCE2321)</w:t>
       </w:r>
     </w:p>
     <w:p>
@@ -124,12 +154,12 @@
           <w:sz w:val="24"/>
           <w:szCs w:val="24"/>
         </w:rPr>
-        <w:t xml:space="preserve">Under the kind guidance of</w:t>
-      </w:r>
-    </w:p>
-    <w:p>
-      <w:pPr>
-        <w:spacing w:after="1200" w:before="0"/>
+        <w:t xml:space="preserve">Under the guidance of</w:t>
+      </w:r>
+    </w:p>
+    <w:p>
+      <w:pPr>
+        <w:spacing w:after="1000" w:before="0"/>
         <w:jc w:val="center"/>
       </w:pPr>
       <w:r>
@@ -139,7 +169,7 @@
           <w:sz w:val="26"/>
           <w:szCs w:val="26"/>
         </w:rPr>
-        <w:t xml:space="preserve">Dr. Sugumar R</w:t>
+        <w:t xml:space="preserve">Dr. Anusha N</w:t>
       </w:r>
     </w:p>
     <w:p>
@@ -195,6 +225,7 @@
     <w:p>
       <w:pPr>
         <w:pStyle w:val="Heading1"/>
+        <w:keepNext/>
       </w:pPr>
       <w:r>
         <w:t xml:space="preserve">Abstract</w:t>
@@ -245,7 +276,17 @@
         <w:t xml:space="preserve">Soft-Syndrome Guard (SSG)</w:t>
       </w:r>
       <w:r>
-        <w:t xml:space="preserve">, uses the decoder's soft output and the exact algebra of the standard CRC to compute, for every frame that passes the CRC, the probability that it is still wrong. Frames whose residual risk is too high are retransmitted. A learned neural channel code (32-bit payload, CRC-8, 70 channel symbols) is trained in PyTorch and gains about 1 dB over Hamming(7,4) at the same rate. The system is evaluated by Monte-Carlo simulation on AWGN and Gilbert-Elliott burst channels with 3,00,000 frames per operating point. At an identical retransmission budget, SSG removes 48 % (AWGN) and 50 % (burst) of the undetected errors left by the classic confidence-threshold test, and 80 % / 49 % of those of a plain Hamming receiver. A channel-adaptive controller, a live web dashboard and a SQLite database that logs every simulated frame complete the system. A provisional patent specification is drafted from the work.</w:t>
+        <w:t xml:space="preserve">, uses the decoder's soft output and the exact algebra of the standard CRC to compute, for every frame that passes the CRC, the probability that it is still wrong. Frames whose residual risk is too high are retransmitted. A learned neural channel code (32-bit payload, CRC-8, 70 channel symbols) is trained in PyTorch and gains about 1 dB over Hamming(7,4) at the same rate. The system is evaluated by Monte-Carlo simulation on AWGN and Gilbert-Elliott burst channels with 3,00,000 frames per operating point. At an identical retransmission budget, SSG removes 48 % (AWGN) and 50 % (burst) of the undetected errors left by the classic confidence-threshold test, and 80 % / 49 % of those of a plain Hamming receiver. A gradient-boosted machine-learning gate (GuardCode-ML) built on the same receiver-side information removes a further 56 % (AWGN) and 24 % (burst). The system was also tested on a channel fitted to </w:t>
+      </w:r>
+      <w:r>
+        <w:rPr>
+          <w:b/>
+          <w:bCs/>
+        </w:rPr>
+        <w:t xml:space="preserve">real measured error traces</w:t>
+      </w:r>
+      <w:r>
+        <w:t xml:space="preserve">: 22 traces (6,50,882 frames) from IEEE 802.15.4 radios in the public CRAWDAD niit/bit_errors dataset. Without any re-tuning, GuardCode left 50 % fewer undetected errors there than the classic test. Every part of the system supports both CRC-8 and CRC-16. A channel-adaptive controller, a live web dashboard and a SQLite database that logs every simulated frame complete the system. A provisional patent specification is drafted from the work.</w:t>
       </w:r>
     </w:p>
     <w:p>
@@ -267,6 +308,7 @@
     <w:p>
       <w:pPr>
         <w:pStyle w:val="Heading1"/>
+        <w:keepNext/>
       </w:pPr>
       <w:r>
         <w:t xml:space="preserve">1. Introduction</w:t>
@@ -275,6 +317,7 @@
     <w:p>
       <w:pPr>
         <w:pStyle w:val="Heading2"/>
+        <w:keepNext/>
       </w:pPr>
       <w:r>
         <w:t xml:space="preserve">1.1 Background</w:t>
@@ -343,6 +386,7 @@
     <w:p>
       <w:pPr>
         <w:pStyle w:val="Heading2"/>
+        <w:keepNext/>
       </w:pPr>
       <w:r>
         <w:t xml:space="preserve">1.2 Problem statement</w:t>
@@ -360,6 +404,7 @@
     <w:p>
       <w:pPr>
         <w:pStyle w:val="Heading2"/>
+        <w:keepNext/>
       </w:pPr>
       <w:r>
         <w:t xml:space="preserve">1.3 Objectives</w:t>
@@ -418,7 +463,7 @@
         <w:jc w:val="both"/>
       </w:pPr>
       <w:r>
-        <w:t xml:space="preserve">Add a channel-adaptive profile controller, a live monitoring dashboard and a large frame database.</w:t>
+        <w:t xml:space="preserve">Add a learned (machine-learning) acceptance gate and check whether it improves on the analytic guard.</w:t>
       </w:r>
     </w:p>
     <w:p>
@@ -432,12 +477,41 @@
         <w:jc w:val="both"/>
       </w:pPr>
       <w:r>
+        <w:t xml:space="preserve">Validate the receiver on a channel built from real measured error traces, and support both CRC-8 and CRC-16.</w:t>
+      </w:r>
+    </w:p>
+    <w:p>
+      <w:pPr>
+        <w:pStyle w:val="ListParagraph"/>
+        <w:numPr>
+          <w:ilvl w:val="0"/>
+          <w:numId w:val="3"/>
+        </w:numPr>
+        <w:spacing w:after="80" w:line="290"/>
+        <w:jc w:val="both"/>
+      </w:pPr>
+      <w:r>
+        <w:t xml:space="preserve">Add a channel-adaptive profile controller, a live monitoring dashboard and a large frame database.</w:t>
+      </w:r>
+    </w:p>
+    <w:p>
+      <w:pPr>
+        <w:pStyle w:val="ListParagraph"/>
+        <w:numPr>
+          <w:ilvl w:val="0"/>
+          <w:numId w:val="3"/>
+        </w:numPr>
+        <w:spacing w:after="80" w:line="290"/>
+        <w:jc w:val="both"/>
+      </w:pPr>
+      <w:r>
         <w:t xml:space="preserve">Assess patentability and draft a provisional patent specification.</w:t>
       </w:r>
     </w:p>
     <w:p>
       <w:pPr>
         <w:pStyle w:val="Heading2"/>
+        <w:keepNext/>
       </w:pPr>
       <w:r>
         <w:t xml:space="preserve">1.4 Mapping to the syllabus</w:t>
@@ -1015,6 +1089,7 @@
     <w:p>
       <w:pPr>
         <w:pStyle w:val="Heading1"/>
+        <w:keepNext/>
       </w:pPr>
       <w:r>
         <w:t xml:space="preserve">2. Literature Survey and Prior Art</w:t>
@@ -1671,6 +1746,7 @@
     <w:p>
       <w:pPr>
         <w:pStyle w:val="Heading1"/>
+        <w:keepNext/>
       </w:pPr>
       <w:r>
         <w:t xml:space="preserve">3. Proposed System</w:t>
@@ -1740,6 +1816,7 @@
     <w:p>
       <w:pPr>
         <w:pStyle w:val="Heading2"/>
+        <w:keepNext/>
       </w:pPr>
       <w:r>
         <w:t xml:space="preserve">3.1 Frame format and CRC as a linear code</w:t>
@@ -1756,7 +1833,27 @@
     </w:p>
     <w:p>
       <w:pPr>
+        <w:spacing w:after="120" w:line="300"/>
+        <w:jc w:val="both"/>
+      </w:pPr>
+      <w:r>
+        <w:t xml:space="preserve">The whole system also runs with </w:t>
+      </w:r>
+      <w:r>
+        <w:rPr>
+          <w:b/>
+          <w:bCs/>
+        </w:rPr>
+        <w:t xml:space="preserve">CRC-16</w:t>
+      </w:r>
+      <w:r>
+        <w:t xml:space="preserve"> (g(x) = x^16 + x^12 + x^5 + 1, CRC-16/CCITT as used by HDLC, X.25 and Bluetooth). The frame then has 48 bits (32 payload + 16 CRC) and is coded into 84 channel symbols, keeping 14 symbols per byte. The dual-code sum of Section 3.2 then has 2^16 = 65,536 terms per frame. A compiled, multi-core implementation (numba) evaluates it at about 7,000 frames per second on a 4-core laptop CPU, roughly 40 times faster than plain numpy. The risk is computed only for frames that pass the CRC, because only those can be delivered. The minimum distance of the 48-bit CRC-16 frame code is 4.</w:t>
+      </w:r>
+    </w:p>
+    <w:p>
+      <w:pPr>
         <w:pStyle w:val="Heading2"/>
+        <w:keepNext/>
       </w:pPr>
       <w:r>
         <w:t xml:space="preserve">3.2 Soft-Syndrome Guard</w:t>
@@ -1900,6 +1997,7 @@
     <w:p>
       <w:pPr>
         <w:pStyle w:val="Heading2"/>
+        <w:keepNext/>
       </w:pPr>
       <w:r>
         <w:t xml:space="preserve">3.3 Learned neural channel code</w:t>
@@ -1971,6 +2069,7 @@
     <w:p>
       <w:pPr>
         <w:pStyle w:val="Heading2"/>
+        <w:keepNext/>
       </w:pPr>
       <w:r>
         <w:t xml:space="preserve">3.4 Channel-adaptive profile controller</w:t>
@@ -1988,6 +2087,7 @@
     <w:p>
       <w:pPr>
         <w:pStyle w:val="Heading2"/>
+        <w:keepNext/>
       </w:pPr>
       <w:r>
         <w:t xml:space="preserve">3.5 Risk ledger</w:t>
@@ -2005,6 +2105,7 @@
     <w:p>
       <w:pPr>
         <w:pStyle w:val="Heading2"/>
+        <w:keepNext/>
       </w:pPr>
       <w:r>
         <w:t xml:space="preserve">3.6 Learned risk classifier (GuardCode-ML)</w:t>
@@ -2016,12 +2117,125 @@
         <w:jc w:val="both"/>
       </w:pPr>
       <w:r>
-        <w:t xml:space="preserve">The Soft-Syndrome Guard is an exact posterior only when the decoder's posteriors are calibrated, and a neural decoder is only approximately calibrated. GuardCode-ML therefore adds a second, learned opinion. A gradient-boosted decision-tree classifier (scikit-learn HistGradientBoostingClassifier, open source) is trained on CRC-passing frames to predict whether the frame is nevertheless wrong. Its inputs are all available at the receiver: the SSG risk, the smallest |LLR|, the per-byte posterior confidence and runner-up gap, the residual energy after re-encoding the decoded bits, and the burst index. It needs no extra bits and leaves the CRC polynomial unchanged. Its acceptance threshold is calibrated to the same retransmission budget as the other gates (1 % of correct frames rejected at 3 dB). Training and benchmark random seeds are disjoint.</w:t>
+        <w:t xml:space="preserve">The Soft-Syndrome Guard is an exact posterior only when the decoder's posteriors are calibrated, and a neural decoder is only approximately calibrated. GuardCode-ML therefore adds a second, learned opinion. A gradient-boosted decision-tree classifier (scikit-learn HistGradientBoostingClassifier, open source) is trained on CRC-passing frames to predict whether the frame is nevertheless wrong. Its inputs are all available at the receiver: the SSG risk, the smallest |LLR|, the per-byte posterior confidence and runner-up gap, the residual energy after re-encoding the decoded bits, and the burst index. It needs no extra bits and leaves the CRC polynomial unchanged. Its acceptance threshold is calibrated to the same retransmission budget as the other gates (1 % of correct frames rejected at 3 dB). Training and benchmark random seeds are disjoint. Each profile is trained on 6 million simulated frames. For CRC-16 no ML gate is trained: only about 2 in 600,000 CRC-16 frames are wrong but pass the CRC, too few positive examples to train a classifier honestly.</w:t>
+      </w:r>
+    </w:p>
+    <w:p>
+      <w:pPr>
+        <w:pStyle w:val="Heading2"/>
+        <w:keepNext/>
+      </w:pPr>
+      <w:r>
+        <w:t xml:space="preserve">3.7 Real-world channel from measured traces (CRAWDAD)</w:t>
+      </w:r>
+    </w:p>
+    <w:p>
+      <w:pPr>
+        <w:spacing w:after="120" w:line="300"/>
+        <w:jc w:val="both"/>
+      </w:pPr>
+      <w:r>
+        <w:t xml:space="preserve">Simulated channels are only as realistic as their parameters. To test GuardCode on real error behaviour, the burst model was fitted to the public </w:t>
+      </w:r>
+      <w:r>
+        <w:rPr>
+          <w:b/>
+          <w:bCs/>
+        </w:rPr>
+        <w:t xml:space="preserve">CRAWDAD niit/bit_errors</w:t>
+      </w:r>
+      <w:r>
+        <w:t xml:space="preserve"> dataset (IEEE DataPort, DOI 10.15783/C7S88K): residual bit-error traces from IEEE 802.15.4 (ZigBee) MicaZ motes, with 20-byte frames sent 5-12 m to a base station in four indoor setups (OutRoom, PhdLab, Stair and Up_Floor). The 22 traces hold 6,50,882 frames and 10,41,41,120 payload bits. Each line of a trace is one received frame; a payload byte 0xAA means "correct", and an XOR with 0xAA gives the bits in error.</w:t>
+      </w:r>
+    </w:p>
+    <w:p>
+      <w:pPr>
+        <w:spacing w:after="120" w:line="300"/>
+        <w:jc w:val="both"/>
+      </w:pPr>
+      <w:r>
+        <w:t xml:space="preserve">A two-state Gilbert-Elliott hidden Markov model (Good/Bad states, per-bit error probabilities e_G and e_B, transition probabilities p_GB and p_BG) is fitted to every trace by the Baum-Welch algorithm. On synthetic data the fit recovers the planted parameters to within a few percent. The measured traces show that:</w:t>
+      </w:r>
+    </w:p>
+    <w:p>
+      <w:pPr>
+        <w:pStyle w:val="ListParagraph"/>
+        <w:numPr>
+          <w:ilvl w:val="0"/>
+          <w:numId w:val="2"/>
+        </w:numPr>
+        <w:spacing w:after="60" w:line="290"/>
+        <w:jc w:val="both"/>
+      </w:pPr>
+      <w:r>
+        <w:t xml:space="preserve">errors arrive in short bursts: the channel leaves the Bad state with probability about 0.24 per bit, so a burst lasts about 4 bits on average;</w:t>
+      </w:r>
+    </w:p>
+    <w:p>
+      <w:pPr>
+        <w:pStyle w:val="ListParagraph"/>
+        <w:numPr>
+          <w:ilvl w:val="0"/>
+          <w:numId w:val="2"/>
+        </w:numPr>
+        <w:spacing w:after="60" w:line="290"/>
+        <w:jc w:val="both"/>
+      </w:pPr>
+      <w:r>
+        <w:t xml:space="preserve">inside a burst the bits are essentially random (e_B close to 0.5), which fits 802.15.4 physics, where each spread-spectrum symbol carries 4 bits and one wrong symbol scrambles a 4-bit chunk;</w:t>
+      </w:r>
+    </w:p>
+    <w:p>
+      <w:pPr>
+        <w:pStyle w:val="ListParagraph"/>
+        <w:numPr>
+          <w:ilvl w:val="0"/>
+          <w:numId w:val="2"/>
+        </w:numPr>
+        <w:spacing w:after="60" w:line="290"/>
+        <w:jc w:val="both"/>
+      </w:pPr>
+      <w:r>
+        <w:t xml:space="preserve">outside bursts the channel is almost error-free;</w:t>
+      </w:r>
+    </w:p>
+    <w:p>
+      <w:pPr>
+        <w:pStyle w:val="ListParagraph"/>
+        <w:numPr>
+          <w:ilvl w:val="0"/>
+          <w:numId w:val="2"/>
+        </w:numPr>
+        <w:spacing w:after="60" w:line="290"/>
+        <w:jc w:val="both"/>
+      </w:pPr>
+      <w:r>
+        <w:t xml:space="preserve">the traces differ strongly: measured bit error rates range from about 5 x 10^-7 to 3.6 x 10^-2.</w:t>
+      </w:r>
+    </w:p>
+    <w:p>
+      <w:pPr>
+        <w:spacing w:after="120" w:line="300"/>
+        <w:jc w:val="both"/>
+      </w:pPr>
+      <w:r>
+        <w:t xml:space="preserve">Because the traces differ so much, the project's </w:t>
+      </w:r>
+      <w:r>
+        <w:rPr>
+          <w:b/>
+          <w:bCs/>
+        </w:rPr>
+        <w:t xml:space="preserve">crawdad</w:t>
+      </w:r>
+      <w:r>
+        <w:t xml:space="preserve"> channel uses a mixture: every simulated frame draws one measured trace, weighted by its frame count, and uses that trace's burst timing. The Bad-state noise rise is the BPSK-equivalent of the fitted error probabilities. Figure 9 (Section 6.8) shows that this reproduces the measured burst lengths closely. It still underestimates the rare frames with 25 or more bit errors, which a two-state model cannot fully capture.</w:t>
       </w:r>
     </w:p>
     <w:p>
       <w:pPr>
         <w:pStyle w:val="Heading1"/>
+        <w:keepNext/>
       </w:pPr>
       <w:r>
         <w:t xml:space="preserve">4. Implementation</w:t>
@@ -2581,7 +2795,7 @@
                 <w:sz w:val="20"/>
                 <w:szCs w:val="20"/>
               </w:rPr>
-              <w:t xml:space="preserve">Soft-Syndrome Guard</w:t>
+              <w:t xml:space="preserve">Soft-Syndrome Guard (CRC-8 and CRC-16)</w:t>
             </w:r>
           </w:p>
         </w:tc>
@@ -2645,7 +2859,209 @@
                 <w:sz w:val="20"/>
                 <w:szCs w:val="20"/>
               </w:rPr>
-              <w:t xml:space="preserve">numpy (log-domain matrix products)</w:t>
+              <w:t xml:space="preserve">numpy; numba kernel for CRC-16</w:t>
+            </w:r>
+          </w:p>
+        </w:tc>
+      </w:tr>
+      <w:tr>
+        <w:trPr>
+          <w:tblHeader w:val="off"/>
+        </w:trPr>
+        <w:tc>
+          <w:tcPr>
+            <w:tcW w:type="dxa" w:w="3102"/>
+            <w:tcBorders>
+              <w:top w:val="single" w:color="000000" w:sz="4"/>
+              <w:left w:val="single" w:color="000000" w:sz="4"/>
+              <w:bottom w:val="single" w:color="000000" w:sz="4"/>
+              <w:right w:val="single" w:color="000000" w:sz="4"/>
+            </w:tcBorders>
+            <w:tcMar>
+              <w:top w:type="dxa" w:w="60"/>
+              <w:left w:type="dxa" w:w="100"/>
+              <w:bottom w:type="dxa" w:w="60"/>
+              <w:right w:type="dxa" w:w="100"/>
+            </w:tcMar>
+          </w:tcPr>
+          <w:p>
+            <w:pPr>
+              <w:jc w:val="left"/>
+            </w:pPr>
+            <w:r>
+              <w:rPr>
+                <w:rFonts w:ascii="Times New Roman" w:cs="Times New Roman" w:eastAsia="Times New Roman" w:hAnsi="Times New Roman"/>
+                <w:b w:val="false"/>
+                <w:bCs w:val="false"/>
+                <w:sz w:val="20"/>
+                <w:szCs w:val="20"/>
+              </w:rPr>
+              <w:t xml:space="preserve">Learned risk gate (GuardCode-ML)</w:t>
+            </w:r>
+          </w:p>
+        </w:tc>
+        <w:tc>
+          <w:tcPr>
+            <w:tcW w:type="dxa" w:w="3102"/>
+            <w:tcBorders>
+              <w:top w:val="single" w:color="000000" w:sz="4"/>
+              <w:left w:val="single" w:color="000000" w:sz="4"/>
+              <w:bottom w:val="single" w:color="000000" w:sz="4"/>
+              <w:right w:val="single" w:color="000000" w:sz="4"/>
+            </w:tcBorders>
+            <w:tcMar>
+              <w:top w:type="dxa" w:w="60"/>
+              <w:left w:type="dxa" w:w="100"/>
+              <w:bottom w:type="dxa" w:w="60"/>
+              <w:right w:type="dxa" w:w="100"/>
+            </w:tcMar>
+          </w:tcPr>
+          <w:p>
+            <w:pPr>
+              <w:jc w:val="left"/>
+            </w:pPr>
+            <w:r>
+              <w:rPr>
+                <w:rFonts w:ascii="Times New Roman" w:cs="Times New Roman" w:eastAsia="Times New Roman" w:hAnsi="Times New Roman"/>
+                <w:b w:val="false"/>
+                <w:bCs w:val="false"/>
+                <w:sz w:val="20"/>
+                <w:szCs w:val="20"/>
+              </w:rPr>
+              <w:t xml:space="preserve">guardcode/mlguard.py, scripts/train_mlguard.py</w:t>
+            </w:r>
+          </w:p>
+        </w:tc>
+        <w:tc>
+          <w:tcPr>
+            <w:tcW w:type="dxa" w:w="3102"/>
+            <w:tcBorders>
+              <w:top w:val="single" w:color="000000" w:sz="4"/>
+              <w:left w:val="single" w:color="000000" w:sz="4"/>
+              <w:bottom w:val="single" w:color="000000" w:sz="4"/>
+              <w:right w:val="single" w:color="000000" w:sz="4"/>
+            </w:tcBorders>
+            <w:tcMar>
+              <w:top w:type="dxa" w:w="60"/>
+              <w:left w:type="dxa" w:w="100"/>
+              <w:bottom w:type="dxa" w:w="60"/>
+              <w:right w:type="dxa" w:w="100"/>
+            </w:tcMar>
+          </w:tcPr>
+          <w:p>
+            <w:pPr>
+              <w:jc w:val="left"/>
+            </w:pPr>
+            <w:r>
+              <w:rPr>
+                <w:rFonts w:ascii="Times New Roman" w:cs="Times New Roman" w:eastAsia="Times New Roman" w:hAnsi="Times New Roman"/>
+                <w:b w:val="false"/>
+                <w:bCs w:val="false"/>
+                <w:sz w:val="20"/>
+                <w:szCs w:val="20"/>
+              </w:rPr>
+              <w:t xml:space="preserve">scikit-learn (gradient-boosted trees)</w:t>
+            </w:r>
+          </w:p>
+        </w:tc>
+      </w:tr>
+      <w:tr>
+        <w:trPr>
+          <w:tblHeader w:val="off"/>
+        </w:trPr>
+        <w:tc>
+          <w:tcPr>
+            <w:tcW w:type="dxa" w:w="3102"/>
+            <w:tcBorders>
+              <w:top w:val="single" w:color="000000" w:sz="4"/>
+              <w:left w:val="single" w:color="000000" w:sz="4"/>
+              <w:bottom w:val="single" w:color="000000" w:sz="4"/>
+              <w:right w:val="single" w:color="000000" w:sz="4"/>
+            </w:tcBorders>
+            <w:tcMar>
+              <w:top w:type="dxa" w:w="60"/>
+              <w:left w:type="dxa" w:w="100"/>
+              <w:bottom w:type="dxa" w:w="60"/>
+              <w:right w:type="dxa" w:w="100"/>
+            </w:tcMar>
+          </w:tcPr>
+          <w:p>
+            <w:pPr>
+              <w:jc w:val="left"/>
+            </w:pPr>
+            <w:r>
+              <w:rPr>
+                <w:rFonts w:ascii="Times New Roman" w:cs="Times New Roman" w:eastAsia="Times New Roman" w:hAnsi="Times New Roman"/>
+                <w:b w:val="false"/>
+                <w:bCs w:val="false"/>
+                <w:sz w:val="20"/>
+                <w:szCs w:val="20"/>
+              </w:rPr>
+              <w:t xml:space="preserve">CRAWDAD trace loader and burst-model fit</w:t>
+            </w:r>
+          </w:p>
+        </w:tc>
+        <w:tc>
+          <w:tcPr>
+            <w:tcW w:type="dxa" w:w="3102"/>
+            <w:tcBorders>
+              <w:top w:val="single" w:color="000000" w:sz="4"/>
+              <w:left w:val="single" w:color="000000" w:sz="4"/>
+              <w:bottom w:val="single" w:color="000000" w:sz="4"/>
+              <w:right w:val="single" w:color="000000" w:sz="4"/>
+            </w:tcBorders>
+            <w:tcMar>
+              <w:top w:type="dxa" w:w="60"/>
+              <w:left w:type="dxa" w:w="100"/>
+              <w:bottom w:type="dxa" w:w="60"/>
+              <w:right w:type="dxa" w:w="100"/>
+            </w:tcMar>
+          </w:tcPr>
+          <w:p>
+            <w:pPr>
+              <w:jc w:val="left"/>
+            </w:pPr>
+            <w:r>
+              <w:rPr>
+                <w:rFonts w:ascii="Times New Roman" w:cs="Times New Roman" w:eastAsia="Times New Roman" w:hAnsi="Times New Roman"/>
+                <w:b w:val="false"/>
+                <w:bCs w:val="false"/>
+                <w:sz w:val="20"/>
+                <w:szCs w:val="20"/>
+              </w:rPr>
+              <w:t xml:space="preserve">guardcode/crawdad.py, scripts/fit_crawdad.py</w:t>
+            </w:r>
+          </w:p>
+        </w:tc>
+        <w:tc>
+          <w:tcPr>
+            <w:tcW w:type="dxa" w:w="3102"/>
+            <w:tcBorders>
+              <w:top w:val="single" w:color="000000" w:sz="4"/>
+              <w:left w:val="single" w:color="000000" w:sz="4"/>
+              <w:bottom w:val="single" w:color="000000" w:sz="4"/>
+              <w:right w:val="single" w:color="000000" w:sz="4"/>
+            </w:tcBorders>
+            <w:tcMar>
+              <w:top w:type="dxa" w:w="60"/>
+              <w:left w:type="dxa" w:w="100"/>
+              <w:bottom w:type="dxa" w:w="60"/>
+              <w:right w:type="dxa" w:w="100"/>
+            </w:tcMar>
+          </w:tcPr>
+          <w:p>
+            <w:pPr>
+              <w:jc w:val="left"/>
+            </w:pPr>
+            <w:r>
+              <w:rPr>
+                <w:rFonts w:ascii="Times New Roman" w:cs="Times New Roman" w:eastAsia="Times New Roman" w:hAnsi="Times New Roman"/>
+                <w:b w:val="false"/>
+                <w:bCs w:val="false"/>
+                <w:sz w:val="20"/>
+                <w:szCs w:val="20"/>
+              </w:rPr>
+              <w:t xml:space="preserve">numpy, numba (Baum-Welch)</w:t>
             </w:r>
           </w:p>
         </w:tc>
@@ -3174,6 +3590,7 @@
     <w:p>
       <w:pPr>
         <w:pStyle w:val="Heading2"/>
+        <w:keepNext/>
       </w:pPr>
       <w:r>
         <w:t xml:space="preserve">4.1 Database design</w:t>
@@ -3370,7 +3787,7 @@
                 <w:sz w:val="20"/>
                 <w:szCs w:val="20"/>
               </w:rPr>
-              <w:t xml:space="preserve">run_id, ts, seq, scheme, channel, ebno_db, bit_errors, outcome, reliability, attempt</w:t>
+              <w:t xml:space="preserve">run_id, ts, seq, scheme, channel, ebno_db, bit_errors, outcome, reliability, attempt, crc</w:t>
             </w:r>
           </w:p>
         </w:tc>
@@ -3572,7 +3989,7 @@
                 <w:sz w:val="20"/>
                 <w:szCs w:val="20"/>
               </w:rPr>
-              <w:t xml:space="preserve">profile, scheme, ebno_db, frames, fer, uer, goodput ...</w:t>
+              <w:t xml:space="preserve">profile, crc, scheme, ebno_db, frames, fer, uer, goodput ...</w:t>
             </w:r>
           </w:p>
         </w:tc>
@@ -3830,6 +4247,7 @@
     <w:p>
       <w:pPr>
         <w:pStyle w:val="Heading2"/>
+        <w:keepNext/>
       </w:pPr>
       <w:r>
         <w:t xml:space="preserve">4.2 Live dashboard</w:t>
@@ -3841,7 +4259,7 @@
         <w:jc w:val="both"/>
       </w:pPr>
       <w:r>
-        <w:t xml:space="preserve">A background thread transmits frames continuously through the selected channel with all six receivers side by side. Each frame is written to the database, and a snapshot is pushed to the browser twice a second. The operator can change Eb/N0, switch between AWGN, burst and fading, trigger a 20-second burst storm, and change the frame rate. The page shows:</w:t>
+        <w:t xml:space="preserve">A background thread transmits frames continuously through the selected channel with all eight receivers side by side, including GuardCode-ML and the two adaptive receivers. Each frame is written to the database, and a snapshot is pushed to the browser twice a second. The operator can change Eb/N0, switch between AWGN, burst, fading and the measured 802.15.4 (CRAWDAD) channel, switch between CRC-8 and CRC-16, trigger a 20-second burst storm, and change the frame rate. The page shows:</w:t>
       </w:r>
     </w:p>
     <w:p>
@@ -3912,6 +4330,7 @@
     <w:p>
       <w:pPr>
         <w:pStyle w:val="Heading1"/>
+        <w:keepNext/>
       </w:pPr>
       <w:r>
         <w:t xml:space="preserve">5. Simulation Setup</w:t>
@@ -4066,7 +4485,7 @@
                 <w:sz w:val="20"/>
                 <w:szCs w:val="20"/>
               </w:rPr>
-              <w:t xml:space="preserve">32 bits / CRC-8 (x^8+x^2+x+1) / 40 bits</w:t>
+              <w:t xml:space="preserve">32 bits / CRC-8 (x^8+x^2+x+1) / 40 bits; or CRC-16 (x^16+x^12+x^5+1) / 48 bits</w:t>
             </w:r>
           </w:p>
         </w:tc>
@@ -4135,7 +4554,7 @@
                 <w:sz w:val="20"/>
                 <w:szCs w:val="20"/>
               </w:rPr>
-              <w:t xml:space="preserve">70 for all coded schemes (rate 32/70); 40 uncoded</w:t>
+              <w:t xml:space="preserve">CRC-8: 70 for all coded schemes (rate 32/70), 40 uncoded; CRC-16: 84 coded, 48 uncoded</w:t>
             </w:r>
           </w:p>
         </w:tc>
@@ -4343,6 +4762,75 @@
                 <w:szCs w:val="20"/>
               </w:rPr>
               <w:t xml:space="preserve">Gilbert-Elliott: P(G-&gt;B) = 0.03, P(B-&gt;G) = 0.25, +8 dB noise in Bad state</w:t>
+            </w:r>
+          </w:p>
+        </w:tc>
+      </w:tr>
+      <w:tr>
+        <w:trPr>
+          <w:tblHeader w:val="off"/>
+        </w:trPr>
+        <w:tc>
+          <w:tcPr>
+            <w:tcW w:type="dxa" w:w="3489"/>
+            <w:tcBorders>
+              <w:top w:val="single" w:color="000000" w:sz="4"/>
+              <w:left w:val="single" w:color="000000" w:sz="4"/>
+              <w:bottom w:val="single" w:color="000000" w:sz="4"/>
+              <w:right w:val="single" w:color="000000" w:sz="4"/>
+            </w:tcBorders>
+            <w:tcMar>
+              <w:top w:type="dxa" w:w="60"/>
+              <w:left w:type="dxa" w:w="100"/>
+              <w:bottom w:type="dxa" w:w="60"/>
+              <w:right w:type="dxa" w:w="100"/>
+            </w:tcMar>
+          </w:tcPr>
+          <w:p>
+            <w:pPr>
+              <w:jc w:val="left"/>
+            </w:pPr>
+            <w:r>
+              <w:rPr>
+                <w:rFonts w:ascii="Times New Roman" w:cs="Times New Roman" w:eastAsia="Times New Roman" w:hAnsi="Times New Roman"/>
+                <w:b w:val="false"/>
+                <w:bCs w:val="false"/>
+                <w:sz w:val="20"/>
+                <w:szCs w:val="20"/>
+              </w:rPr>
+              <w:t xml:space="preserve">Measured channel (CRAWDAD)</w:t>
+            </w:r>
+          </w:p>
+        </w:tc>
+        <w:tc>
+          <w:tcPr>
+            <w:tcW w:type="dxa" w:w="5817"/>
+            <w:tcBorders>
+              <w:top w:val="single" w:color="000000" w:sz="4"/>
+              <w:left w:val="single" w:color="000000" w:sz="4"/>
+              <w:bottom w:val="single" w:color="000000" w:sz="4"/>
+              <w:right w:val="single" w:color="000000" w:sz="4"/>
+            </w:tcBorders>
+            <w:tcMar>
+              <w:top w:type="dxa" w:w="60"/>
+              <w:left w:type="dxa" w:w="100"/>
+              <w:bottom w:type="dxa" w:w="60"/>
+              <w:right w:type="dxa" w:w="100"/>
+            </w:tcMar>
+          </w:tcPr>
+          <w:p>
+            <w:pPr>
+              <w:jc w:val="left"/>
+            </w:pPr>
+            <w:r>
+              <w:rPr>
+                <w:rFonts w:ascii="Times New Roman" w:cs="Times New Roman" w:eastAsia="Times New Roman" w:hAnsi="Times New Roman"/>
+                <w:b w:val="false"/>
+                <w:bCs w:val="false"/>
+                <w:sz w:val="20"/>
+                <w:szCs w:val="20"/>
+              </w:rPr>
+              <w:t xml:space="preserve">Per-trace Gilbert-Elliott mixture fitted to 22 real 802.15.4 traces; tested with the burst profile's codes and thresholds, no re-tuning</w:t>
             </w:r>
           </w:p>
         </w:tc>
@@ -4573,6 +5061,7 @@
     <w:p>
       <w:pPr>
         <w:pStyle w:val="Heading1"/>
+        <w:keepNext/>
       </w:pPr>
       <w:r>
         <w:t xml:space="preserve">6. Results</w:t>
@@ -4581,6 +5070,7 @@
     <w:p>
       <w:pPr>
         <w:pStyle w:val="Heading2"/>
+        <w:keepNext/>
       </w:pPr>
       <w:r>
         <w:t xml:space="preserve">6.1 Error-rate performance</w:t>
@@ -7103,6 +7593,7 @@
     <w:p>
       <w:pPr>
         <w:pStyle w:val="Heading2"/>
+        <w:keepNext/>
       </w:pPr>
       <w:r>
         <w:t xml:space="preserve">6.2 Undetected errors at equal retransmission cost</w:t>
@@ -10405,6 +10896,7 @@
     <w:p>
       <w:pPr>
         <w:pStyle w:val="Heading2"/>
+        <w:keepNext/>
       </w:pPr>
       <w:r>
         <w:t xml:space="preserve">6.3 Trade-off curves</w:t>
@@ -11616,6 +12108,7 @@
     <w:p>
       <w:pPr>
         <w:pStyle w:val="Heading2"/>
+        <w:keepNext/>
       </w:pPr>
       <w:r>
         <w:t xml:space="preserve">6.4 Calibration and the risk ledger</w:t>
@@ -11755,6 +12248,7 @@
     <w:p>
       <w:pPr>
         <w:pStyle w:val="Heading2"/>
+        <w:keepNext/>
       </w:pPr>
       <w:r>
         <w:t xml:space="preserve">6.5 Channel-adaptive operation</w:t>
@@ -11833,6 +12327,7 @@
     <w:p>
       <w:pPr>
         <w:pStyle w:val="Heading2"/>
+        <w:keepNext/>
       </w:pPr>
       <w:r>
         <w:t xml:space="preserve">6.6 Negative result: training-time guard loss</w:t>
@@ -11850,6 +12345,7 @@
     <w:p>
       <w:pPr>
         <w:pStyle w:val="Heading2"/>
+        <w:keepNext/>
       </w:pPr>
       <w:r>
         <w:t xml:space="preserve">6.7 Learned gate: GuardCode-ML</w:t>
@@ -11866,7 +12362,2743 @@
     </w:p>
     <w:p>
       <w:pPr>
+        <w:pStyle w:val="Heading2"/>
+        <w:keepNext/>
+      </w:pPr>
+      <w:r>
+        <w:t xml:space="preserve">6.8 Validation on the measured 802.15.4 channel (CRAWDAD)</w:t>
+      </w:r>
+    </w:p>
+    <w:p>
+      <w:pPr>
+        <w:spacing w:before="120"/>
+        <w:jc w:val="center"/>
+      </w:pPr>
+      <w:r>
+        <w:drawing>
+          <wp:inline distT="0" distB="0" distL="0" distR="0">
+            <wp:extent cx="5715000" cy="1657350"/>
+            <wp:effectExtent t="0" r="0" b="0" l="0"/>
+            <wp:docPr id="9" name=""/>
+            <wp:cNvGraphicFramePr>
+              <a:graphicFrameLocks xmlns:a="http://schemas.openxmlformats.org/drawingml/2006/main" noChangeAspect="1"/>
+            </wp:cNvGraphicFramePr>
+            <a:graphic xmlns:a="http://schemas.openxmlformats.org/drawingml/2006/main">
+              <a:graphicData uri="http://schemas.openxmlformats.org/drawingml/2006/picture">
+                <pic:pic xmlns:pic="http://schemas.openxmlformats.org/drawingml/2006/picture">
+                  <pic:nvPicPr>
+                    <pic:cNvPr id="0" name="" descr=""/>
+                    <pic:cNvPicPr>
+                      <a:picLocks noChangeAspect="1" noChangeArrowheads="1"/>
+                    </pic:cNvPicPr>
+                  </pic:nvPicPr>
+                  <pic:blipFill>
+                    <a:blip r:embed="rId16" cstate="none"/>
+                    <a:srcRect/>
+                    <a:stretch>
+                      <a:fillRect/>
+                    </a:stretch>
+                  </pic:blipFill>
+                  <pic:spPr bwMode="auto">
+                    <a:xfrm>
+                      <a:off x="0" y="0"/>
+                      <a:ext cx="5715000" cy="1657350"/>
+                    </a:xfrm>
+                    <a:prstGeom prst="rect">
+                      <a:avLst/>
+                    </a:prstGeom>
+                  </pic:spPr>
+                </pic:pic>
+              </a:graphicData>
+            </a:graphic>
+          </wp:inline>
+        </w:drawing>
+      </w:r>
+    </w:p>
+    <w:p>
+      <w:pPr>
+        <w:spacing w:after="200"/>
+        <w:jc w:val="center"/>
+      </w:pPr>
+      <w:r>
+        <w:rPr>
+          <w:i/>
+          <w:iCs/>
+          <w:sz w:val="20"/>
+          <w:szCs w:val="20"/>
+        </w:rPr>
+        <w:t xml:space="preserve">Figure 9 - The 22 measured CRAWDAD traces: bit error rate per trace, burst lengths and errors per frame, measured vs fitted model</w:t>
+      </w:r>
+    </w:p>
+    <w:tbl>
+      <w:tblPr>
+        <w:tblW w:type="dxa" w:w="9306"/>
+        <w:tblBorders>
+          <w:top w:val="single" w:color="auto" w:sz="4"/>
+          <w:left w:val="single" w:color="auto" w:sz="4"/>
+          <w:bottom w:val="single" w:color="auto" w:sz="4"/>
+          <w:right w:val="single" w:color="auto" w:sz="4"/>
+          <w:insideH w:val="single" w:color="auto" w:sz="4"/>
+          <w:insideV w:val="single" w:color="auto" w:sz="4"/>
+        </w:tblBorders>
+      </w:tblPr>
+      <w:tblGrid>
+        <w:gridCol w:w="2147"/>
+        <w:gridCol w:w="1431"/>
+        <w:gridCol w:w="1431"/>
+        <w:gridCol w:w="1431"/>
+        <w:gridCol w:w="1431"/>
+        <w:gridCol w:w="1435"/>
+      </w:tblGrid>
+      <w:tr>
+        <w:trPr>
+          <w:tblHeader/>
+        </w:trPr>
+        <w:tc>
+          <w:tcPr>
+            <w:tcW w:type="dxa" w:w="2147"/>
+            <w:tcBorders>
+              <w:top w:val="single" w:color="000000" w:sz="4"/>
+              <w:left w:val="single" w:color="000000" w:sz="4"/>
+              <w:bottom w:val="single" w:color="000000" w:sz="4"/>
+              <w:right w:val="single" w:color="000000" w:sz="4"/>
+            </w:tcBorders>
+            <w:tcMar>
+              <w:top w:type="dxa" w:w="60"/>
+              <w:left w:type="dxa" w:w="100"/>
+              <w:bottom w:type="dxa" w:w="60"/>
+              <w:right w:type="dxa" w:w="100"/>
+            </w:tcMar>
+          </w:tcPr>
+          <w:p>
+            <w:pPr>
+              <w:jc w:val="left"/>
+            </w:pPr>
+            <w:r>
+              <w:rPr>
+                <w:rFonts w:ascii="Times New Roman" w:cs="Times New Roman" w:eastAsia="Times New Roman" w:hAnsi="Times New Roman"/>
+                <w:b/>
+                <w:bCs/>
+                <w:sz w:val="20"/>
+                <w:szCs w:val="20"/>
+              </w:rPr>
+              <w:t xml:space="preserve">Scheme</w:t>
+            </w:r>
+          </w:p>
+        </w:tc>
+        <w:tc>
+          <w:tcPr>
+            <w:tcW w:type="dxa" w:w="1431"/>
+            <w:tcBorders>
+              <w:top w:val="single" w:color="000000" w:sz="4"/>
+              <w:left w:val="single" w:color="000000" w:sz="4"/>
+              <w:bottom w:val="single" w:color="000000" w:sz="4"/>
+              <w:right w:val="single" w:color="000000" w:sz="4"/>
+            </w:tcBorders>
+            <w:tcMar>
+              <w:top w:type="dxa" w:w="60"/>
+              <w:left w:type="dxa" w:w="100"/>
+              <w:bottom w:type="dxa" w:w="60"/>
+              <w:right w:type="dxa" w:w="100"/>
+            </w:tcMar>
+          </w:tcPr>
+          <w:p>
+            <w:pPr>
+              <w:jc w:val="center"/>
+            </w:pPr>
+            <w:r>
+              <w:rPr>
+                <w:rFonts w:ascii="Times New Roman" w:cs="Times New Roman" w:eastAsia="Times New Roman" w:hAnsi="Times New Roman"/>
+                <w:b/>
+                <w:bCs/>
+                <w:sz w:val="20"/>
+                <w:szCs w:val="20"/>
+              </w:rPr>
+              <w:t xml:space="preserve">Frames</w:t>
+            </w:r>
+          </w:p>
+        </w:tc>
+        <w:tc>
+          <w:tcPr>
+            <w:tcW w:type="dxa" w:w="1431"/>
+            <w:tcBorders>
+              <w:top w:val="single" w:color="000000" w:sz="4"/>
+              <w:left w:val="single" w:color="000000" w:sz="4"/>
+              <w:bottom w:val="single" w:color="000000" w:sz="4"/>
+              <w:right w:val="single" w:color="000000" w:sz="4"/>
+            </w:tcBorders>
+            <w:tcMar>
+              <w:top w:type="dxa" w:w="60"/>
+              <w:left w:type="dxa" w:w="100"/>
+              <w:bottom w:type="dxa" w:w="60"/>
+              <w:right w:type="dxa" w:w="100"/>
+            </w:tcMar>
+          </w:tcPr>
+          <w:p>
+            <w:pPr>
+              <w:jc w:val="center"/>
+            </w:pPr>
+            <w:r>
+              <w:rPr>
+                <w:rFonts w:ascii="Times New Roman" w:cs="Times New Roman" w:eastAsia="Times New Roman" w:hAnsi="Times New Roman"/>
+                <w:b/>
+                <w:bCs/>
+                <w:sz w:val="20"/>
+                <w:szCs w:val="20"/>
+              </w:rPr>
+              <w:t xml:space="preserve">Frame errors</w:t>
+            </w:r>
+          </w:p>
+        </w:tc>
+        <w:tc>
+          <w:tcPr>
+            <w:tcW w:type="dxa" w:w="1431"/>
+            <w:tcBorders>
+              <w:top w:val="single" w:color="000000" w:sz="4"/>
+              <w:left w:val="single" w:color="000000" w:sz="4"/>
+              <w:bottom w:val="single" w:color="000000" w:sz="4"/>
+              <w:right w:val="single" w:color="000000" w:sz="4"/>
+            </w:tcBorders>
+            <w:tcMar>
+              <w:top w:type="dxa" w:w="60"/>
+              <w:left w:type="dxa" w:w="100"/>
+              <w:bottom w:type="dxa" w:w="60"/>
+              <w:right w:type="dxa" w:w="100"/>
+            </w:tcMar>
+          </w:tcPr>
+          <w:p>
+            <w:pPr>
+              <w:jc w:val="center"/>
+            </w:pPr>
+            <w:r>
+              <w:rPr>
+                <w:rFonts w:ascii="Times New Roman" w:cs="Times New Roman" w:eastAsia="Times New Roman" w:hAnsi="Times New Roman"/>
+                <w:b/>
+                <w:bCs/>
+                <w:sz w:val="20"/>
+                <w:szCs w:val="20"/>
+              </w:rPr>
+              <w:t xml:space="preserve">Undetected</w:t>
+            </w:r>
+          </w:p>
+        </w:tc>
+        <w:tc>
+          <w:tcPr>
+            <w:tcW w:type="dxa" w:w="1431"/>
+            <w:tcBorders>
+              <w:top w:val="single" w:color="000000" w:sz="4"/>
+              <w:left w:val="single" w:color="000000" w:sz="4"/>
+              <w:bottom w:val="single" w:color="000000" w:sz="4"/>
+              <w:right w:val="single" w:color="000000" w:sz="4"/>
+            </w:tcBorders>
+            <w:tcMar>
+              <w:top w:type="dxa" w:w="60"/>
+              <w:left w:type="dxa" w:w="100"/>
+              <w:bottom w:type="dxa" w:w="60"/>
+              <w:right w:type="dxa" w:w="100"/>
+            </w:tcMar>
+          </w:tcPr>
+          <w:p>
+            <w:pPr>
+              <w:jc w:val="center"/>
+            </w:pPr>
+            <w:r>
+              <w:rPr>
+                <w:rFonts w:ascii="Times New Roman" w:cs="Times New Roman" w:eastAsia="Times New Roman" w:hAnsi="Times New Roman"/>
+                <w:b/>
+                <w:bCs/>
+                <w:sz w:val="20"/>
+                <w:szCs w:val="20"/>
+              </w:rPr>
+              <w:t xml:space="preserve">% of errors undetected</w:t>
+            </w:r>
+          </w:p>
+        </w:tc>
+        <w:tc>
+          <w:tcPr>
+            <w:tcW w:type="dxa" w:w="1435"/>
+            <w:tcBorders>
+              <w:top w:val="single" w:color="000000" w:sz="4"/>
+              <w:left w:val="single" w:color="000000" w:sz="4"/>
+              <w:bottom w:val="single" w:color="000000" w:sz="4"/>
+              <w:right w:val="single" w:color="000000" w:sz="4"/>
+            </w:tcBorders>
+            <w:tcMar>
+              <w:top w:type="dxa" w:w="60"/>
+              <w:left w:type="dxa" w:w="100"/>
+              <w:bottom w:type="dxa" w:w="60"/>
+              <w:right w:type="dxa" w:w="100"/>
+            </w:tcMar>
+          </w:tcPr>
+          <w:p>
+            <w:pPr>
+              <w:jc w:val="center"/>
+            </w:pPr>
+            <w:r>
+              <w:rPr>
+                <w:rFonts w:ascii="Times New Roman" w:cs="Times New Roman" w:eastAsia="Times New Roman" w:hAnsi="Times New Roman"/>
+                <w:b/>
+                <w:bCs/>
+                <w:sz w:val="20"/>
+                <w:szCs w:val="20"/>
+              </w:rPr>
+              <w:t xml:space="preserve">Ledger estimate (accepted)</w:t>
+            </w:r>
+          </w:p>
+        </w:tc>
+      </w:tr>
+      <w:tr>
+        <w:trPr>
+          <w:tblHeader w:val="off"/>
+        </w:trPr>
+        <w:tc>
+          <w:tcPr>
+            <w:tcW w:type="dxa" w:w="2147"/>
+            <w:tcBorders>
+              <w:top w:val="single" w:color="000000" w:sz="4"/>
+              <w:left w:val="single" w:color="000000" w:sz="4"/>
+              <w:bottom w:val="single" w:color="000000" w:sz="4"/>
+              <w:right w:val="single" w:color="000000" w:sz="4"/>
+            </w:tcBorders>
+            <w:tcMar>
+              <w:top w:type="dxa" w:w="60"/>
+              <w:left w:type="dxa" w:w="100"/>
+              <w:bottom w:type="dxa" w:w="60"/>
+              <w:right w:type="dxa" w:w="100"/>
+            </w:tcMar>
+          </w:tcPr>
+          <w:p>
+            <w:pPr>
+              <w:jc w:val="left"/>
+            </w:pPr>
+            <w:r>
+              <w:rPr>
+                <w:rFonts w:ascii="Times New Roman" w:cs="Times New Roman" w:eastAsia="Times New Roman" w:hAnsi="Times New Roman"/>
+                <w:b w:val="false"/>
+                <w:bCs w:val="false"/>
+                <w:sz w:val="20"/>
+                <w:szCs w:val="20"/>
+              </w:rPr>
+              <w:t xml:space="preserve">Uncoded+CRC</w:t>
+            </w:r>
+          </w:p>
+        </w:tc>
+        <w:tc>
+          <w:tcPr>
+            <w:tcW w:type="dxa" w:w="1431"/>
+            <w:tcBorders>
+              <w:top w:val="single" w:color="000000" w:sz="4"/>
+              <w:left w:val="single" w:color="000000" w:sz="4"/>
+              <w:bottom w:val="single" w:color="000000" w:sz="4"/>
+              <w:right w:val="single" w:color="000000" w:sz="4"/>
+            </w:tcBorders>
+            <w:tcMar>
+              <w:top w:type="dxa" w:w="60"/>
+              <w:left w:type="dxa" w:w="100"/>
+              <w:bottom w:type="dxa" w:w="60"/>
+              <w:right w:type="dxa" w:w="100"/>
+            </w:tcMar>
+          </w:tcPr>
+          <w:p>
+            <w:pPr>
+              <w:jc w:val="center"/>
+            </w:pPr>
+            <w:r>
+              <w:rPr>
+                <w:rFonts w:ascii="Times New Roman" w:cs="Times New Roman" w:eastAsia="Times New Roman" w:hAnsi="Times New Roman"/>
+                <w:b w:val="false"/>
+                <w:bCs w:val="false"/>
+                <w:sz w:val="20"/>
+                <w:szCs w:val="20"/>
+              </w:rPr>
+              <w:t xml:space="preserve">24,00,000</w:t>
+            </w:r>
+          </w:p>
+        </w:tc>
+        <w:tc>
+          <w:tcPr>
+            <w:tcW w:type="dxa" w:w="1431"/>
+            <w:tcBorders>
+              <w:top w:val="single" w:color="000000" w:sz="4"/>
+              <w:left w:val="single" w:color="000000" w:sz="4"/>
+              <w:bottom w:val="single" w:color="000000" w:sz="4"/>
+              <w:right w:val="single" w:color="000000" w:sz="4"/>
+            </w:tcBorders>
+            <w:tcMar>
+              <w:top w:type="dxa" w:w="60"/>
+              <w:left w:type="dxa" w:w="100"/>
+              <w:bottom w:type="dxa" w:w="60"/>
+              <w:right w:type="dxa" w:w="100"/>
+            </w:tcMar>
+          </w:tcPr>
+          <w:p>
+            <w:pPr>
+              <w:jc w:val="center"/>
+            </w:pPr>
+            <w:r>
+              <w:rPr>
+                <w:rFonts w:ascii="Times New Roman" w:cs="Times New Roman" w:eastAsia="Times New Roman" w:hAnsi="Times New Roman"/>
+                <w:b w:val="false"/>
+                <w:bCs w:val="false"/>
+                <w:sz w:val="20"/>
+                <w:szCs w:val="20"/>
+              </w:rPr>
+              <w:t xml:space="preserve">15,27,742</w:t>
+            </w:r>
+          </w:p>
+        </w:tc>
+        <w:tc>
+          <w:tcPr>
+            <w:tcW w:type="dxa" w:w="1431"/>
+            <w:tcBorders>
+              <w:top w:val="single" w:color="000000" w:sz="4"/>
+              <w:left w:val="single" w:color="000000" w:sz="4"/>
+              <w:bottom w:val="single" w:color="000000" w:sz="4"/>
+              <w:right w:val="single" w:color="000000" w:sz="4"/>
+            </w:tcBorders>
+            <w:tcMar>
+              <w:top w:type="dxa" w:w="60"/>
+              <w:left w:type="dxa" w:w="100"/>
+              <w:bottom w:type="dxa" w:w="60"/>
+              <w:right w:type="dxa" w:w="100"/>
+            </w:tcMar>
+          </w:tcPr>
+          <w:p>
+            <w:pPr>
+              <w:jc w:val="center"/>
+            </w:pPr>
+            <w:r>
+              <w:rPr>
+                <w:rFonts w:ascii="Times New Roman" w:cs="Times New Roman" w:eastAsia="Times New Roman" w:hAnsi="Times New Roman"/>
+                <w:b w:val="false"/>
+                <w:bCs w:val="false"/>
+                <w:sz w:val="20"/>
+                <w:szCs w:val="20"/>
+              </w:rPr>
+              <w:t xml:space="preserve">1,975</w:t>
+            </w:r>
+          </w:p>
+        </w:tc>
+        <w:tc>
+          <w:tcPr>
+            <w:tcW w:type="dxa" w:w="1431"/>
+            <w:tcBorders>
+              <w:top w:val="single" w:color="000000" w:sz="4"/>
+              <w:left w:val="single" w:color="000000" w:sz="4"/>
+              <w:bottom w:val="single" w:color="000000" w:sz="4"/>
+              <w:right w:val="single" w:color="000000" w:sz="4"/>
+            </w:tcBorders>
+            <w:tcMar>
+              <w:top w:type="dxa" w:w="60"/>
+              <w:left w:type="dxa" w:w="100"/>
+              <w:bottom w:type="dxa" w:w="60"/>
+              <w:right w:type="dxa" w:w="100"/>
+            </w:tcMar>
+          </w:tcPr>
+          <w:p>
+            <w:pPr>
+              <w:jc w:val="center"/>
+            </w:pPr>
+            <w:r>
+              <w:rPr>
+                <w:rFonts w:ascii="Times New Roman" w:cs="Times New Roman" w:eastAsia="Times New Roman" w:hAnsi="Times New Roman"/>
+                <w:b w:val="false"/>
+                <w:bCs w:val="false"/>
+                <w:sz w:val="20"/>
+                <w:szCs w:val="20"/>
+              </w:rPr>
+              <w:t xml:space="preserve">0.129</w:t>
+            </w:r>
+          </w:p>
+        </w:tc>
+        <w:tc>
+          <w:tcPr>
+            <w:tcW w:type="dxa" w:w="1435"/>
+            <w:tcBorders>
+              <w:top w:val="single" w:color="000000" w:sz="4"/>
+              <w:left w:val="single" w:color="000000" w:sz="4"/>
+              <w:bottom w:val="single" w:color="000000" w:sz="4"/>
+              <w:right w:val="single" w:color="000000" w:sz="4"/>
+            </w:tcBorders>
+            <w:tcMar>
+              <w:top w:type="dxa" w:w="60"/>
+              <w:left w:type="dxa" w:w="100"/>
+              <w:bottom w:type="dxa" w:w="60"/>
+              <w:right w:type="dxa" w:w="100"/>
+            </w:tcMar>
+          </w:tcPr>
+          <w:p>
+            <w:pPr>
+              <w:jc w:val="center"/>
+            </w:pPr>
+            <w:r>
+              <w:rPr>
+                <w:rFonts w:ascii="Times New Roman" w:cs="Times New Roman" w:eastAsia="Times New Roman" w:hAnsi="Times New Roman"/>
+                <w:b w:val="false"/>
+                <w:bCs w:val="false"/>
+                <w:sz w:val="20"/>
+                <w:szCs w:val="20"/>
+              </w:rPr>
+              <w:t xml:space="preserve">-</w:t>
+            </w:r>
+          </w:p>
+        </w:tc>
+      </w:tr>
+      <w:tr>
+        <w:trPr>
+          <w:tblHeader w:val="off"/>
+        </w:trPr>
+        <w:tc>
+          <w:tcPr>
+            <w:tcW w:type="dxa" w:w="2147"/>
+            <w:tcBorders>
+              <w:top w:val="single" w:color="000000" w:sz="4"/>
+              <w:left w:val="single" w:color="000000" w:sz="4"/>
+              <w:bottom w:val="single" w:color="000000" w:sz="4"/>
+              <w:right w:val="single" w:color="000000" w:sz="4"/>
+            </w:tcBorders>
+            <w:tcMar>
+              <w:top w:type="dxa" w:w="60"/>
+              <w:left w:type="dxa" w:w="100"/>
+              <w:bottom w:type="dxa" w:w="60"/>
+              <w:right w:type="dxa" w:w="100"/>
+            </w:tcMar>
+          </w:tcPr>
+          <w:p>
+            <w:pPr>
+              <w:jc w:val="left"/>
+            </w:pPr>
+            <w:r>
+              <w:rPr>
+                <w:rFonts w:ascii="Times New Roman" w:cs="Times New Roman" w:eastAsia="Times New Roman" w:hAnsi="Times New Roman"/>
+                <w:b w:val="false"/>
+                <w:bCs w:val="false"/>
+                <w:sz w:val="20"/>
+                <w:szCs w:val="20"/>
+              </w:rPr>
+              <w:t xml:space="preserve">Hamming+CRC</w:t>
+            </w:r>
+          </w:p>
+        </w:tc>
+        <w:tc>
+          <w:tcPr>
+            <w:tcW w:type="dxa" w:w="1431"/>
+            <w:tcBorders>
+              <w:top w:val="single" w:color="000000" w:sz="4"/>
+              <w:left w:val="single" w:color="000000" w:sz="4"/>
+              <w:bottom w:val="single" w:color="000000" w:sz="4"/>
+              <w:right w:val="single" w:color="000000" w:sz="4"/>
+            </w:tcBorders>
+            <w:tcMar>
+              <w:top w:type="dxa" w:w="60"/>
+              <w:left w:type="dxa" w:w="100"/>
+              <w:bottom w:type="dxa" w:w="60"/>
+              <w:right w:type="dxa" w:w="100"/>
+            </w:tcMar>
+          </w:tcPr>
+          <w:p>
+            <w:pPr>
+              <w:jc w:val="center"/>
+            </w:pPr>
+            <w:r>
+              <w:rPr>
+                <w:rFonts w:ascii="Times New Roman" w:cs="Times New Roman" w:eastAsia="Times New Roman" w:hAnsi="Times New Roman"/>
+                <w:b w:val="false"/>
+                <w:bCs w:val="false"/>
+                <w:sz w:val="20"/>
+                <w:szCs w:val="20"/>
+              </w:rPr>
+              <w:t xml:space="preserve">24,00,000</w:t>
+            </w:r>
+          </w:p>
+        </w:tc>
+        <w:tc>
+          <w:tcPr>
+            <w:tcW w:type="dxa" w:w="1431"/>
+            <w:tcBorders>
+              <w:top w:val="single" w:color="000000" w:sz="4"/>
+              <w:left w:val="single" w:color="000000" w:sz="4"/>
+              <w:bottom w:val="single" w:color="000000" w:sz="4"/>
+              <w:right w:val="single" w:color="000000" w:sz="4"/>
+            </w:tcBorders>
+            <w:tcMar>
+              <w:top w:type="dxa" w:w="60"/>
+              <w:left w:type="dxa" w:w="100"/>
+              <w:bottom w:type="dxa" w:w="60"/>
+              <w:right w:type="dxa" w:w="100"/>
+            </w:tcMar>
+          </w:tcPr>
+          <w:p>
+            <w:pPr>
+              <w:jc w:val="center"/>
+            </w:pPr>
+            <w:r>
+              <w:rPr>
+                <w:rFonts w:ascii="Times New Roman" w:cs="Times New Roman" w:eastAsia="Times New Roman" w:hAnsi="Times New Roman"/>
+                <w:b w:val="false"/>
+                <w:bCs w:val="false"/>
+                <w:sz w:val="20"/>
+                <w:szCs w:val="20"/>
+              </w:rPr>
+              <w:t xml:space="preserve">11,33,274</w:t>
+            </w:r>
+          </w:p>
+        </w:tc>
+        <w:tc>
+          <w:tcPr>
+            <w:tcW w:type="dxa" w:w="1431"/>
+            <w:tcBorders>
+              <w:top w:val="single" w:color="000000" w:sz="4"/>
+              <w:left w:val="single" w:color="000000" w:sz="4"/>
+              <w:bottom w:val="single" w:color="000000" w:sz="4"/>
+              <w:right w:val="single" w:color="000000" w:sz="4"/>
+            </w:tcBorders>
+            <w:tcMar>
+              <w:top w:type="dxa" w:w="60"/>
+              <w:left w:type="dxa" w:w="100"/>
+              <w:bottom w:type="dxa" w:w="60"/>
+              <w:right w:type="dxa" w:w="100"/>
+            </w:tcMar>
+          </w:tcPr>
+          <w:p>
+            <w:pPr>
+              <w:jc w:val="center"/>
+            </w:pPr>
+            <w:r>
+              <w:rPr>
+                <w:rFonts w:ascii="Times New Roman" w:cs="Times New Roman" w:eastAsia="Times New Roman" w:hAnsi="Times New Roman"/>
+                <w:b w:val="false"/>
+                <w:bCs w:val="false"/>
+                <w:sz w:val="20"/>
+                <w:szCs w:val="20"/>
+              </w:rPr>
+              <w:t xml:space="preserve">2,806</w:t>
+            </w:r>
+          </w:p>
+        </w:tc>
+        <w:tc>
+          <w:tcPr>
+            <w:tcW w:type="dxa" w:w="1431"/>
+            <w:tcBorders>
+              <w:top w:val="single" w:color="000000" w:sz="4"/>
+              <w:left w:val="single" w:color="000000" w:sz="4"/>
+              <w:bottom w:val="single" w:color="000000" w:sz="4"/>
+              <w:right w:val="single" w:color="000000" w:sz="4"/>
+            </w:tcBorders>
+            <w:tcMar>
+              <w:top w:type="dxa" w:w="60"/>
+              <w:left w:type="dxa" w:w="100"/>
+              <w:bottom w:type="dxa" w:w="60"/>
+              <w:right w:type="dxa" w:w="100"/>
+            </w:tcMar>
+          </w:tcPr>
+          <w:p>
+            <w:pPr>
+              <w:jc w:val="center"/>
+            </w:pPr>
+            <w:r>
+              <w:rPr>
+                <w:rFonts w:ascii="Times New Roman" w:cs="Times New Roman" w:eastAsia="Times New Roman" w:hAnsi="Times New Roman"/>
+                <w:b w:val="false"/>
+                <w:bCs w:val="false"/>
+                <w:sz w:val="20"/>
+                <w:szCs w:val="20"/>
+              </w:rPr>
+              <w:t xml:space="preserve">0.248</w:t>
+            </w:r>
+          </w:p>
+        </w:tc>
+        <w:tc>
+          <w:tcPr>
+            <w:tcW w:type="dxa" w:w="1435"/>
+            <w:tcBorders>
+              <w:top w:val="single" w:color="000000" w:sz="4"/>
+              <w:left w:val="single" w:color="000000" w:sz="4"/>
+              <w:bottom w:val="single" w:color="000000" w:sz="4"/>
+              <w:right w:val="single" w:color="000000" w:sz="4"/>
+            </w:tcBorders>
+            <w:tcMar>
+              <w:top w:type="dxa" w:w="60"/>
+              <w:left w:type="dxa" w:w="100"/>
+              <w:bottom w:type="dxa" w:w="60"/>
+              <w:right w:type="dxa" w:w="100"/>
+            </w:tcMar>
+          </w:tcPr>
+          <w:p>
+            <w:pPr>
+              <w:jc w:val="center"/>
+            </w:pPr>
+            <w:r>
+              <w:rPr>
+                <w:rFonts w:ascii="Times New Roman" w:cs="Times New Roman" w:eastAsia="Times New Roman" w:hAnsi="Times New Roman"/>
+                <w:b w:val="false"/>
+                <w:bCs w:val="false"/>
+                <w:sz w:val="20"/>
+                <w:szCs w:val="20"/>
+              </w:rPr>
+              <w:t xml:space="preserve">-</w:t>
+            </w:r>
+          </w:p>
+        </w:tc>
+      </w:tr>
+      <w:tr>
+        <w:trPr>
+          <w:tblHeader w:val="off"/>
+        </w:trPr>
+        <w:tc>
+          <w:tcPr>
+            <w:tcW w:type="dxa" w:w="2147"/>
+            <w:tcBorders>
+              <w:top w:val="single" w:color="000000" w:sz="4"/>
+              <w:left w:val="single" w:color="000000" w:sz="4"/>
+              <w:bottom w:val="single" w:color="000000" w:sz="4"/>
+              <w:right w:val="single" w:color="000000" w:sz="4"/>
+            </w:tcBorders>
+            <w:tcMar>
+              <w:top w:type="dxa" w:w="60"/>
+              <w:left w:type="dxa" w:w="100"/>
+              <w:bottom w:type="dxa" w:w="60"/>
+              <w:right w:type="dxa" w:w="100"/>
+            </w:tcMar>
+          </w:tcPr>
+          <w:p>
+            <w:pPr>
+              <w:jc w:val="left"/>
+            </w:pPr>
+            <w:r>
+              <w:rPr>
+                <w:rFonts w:ascii="Times New Roman" w:cs="Times New Roman" w:eastAsia="Times New Roman" w:hAnsi="Times New Roman"/>
+                <w:b w:val="false"/>
+                <w:bCs w:val="false"/>
+                <w:sz w:val="20"/>
+                <w:szCs w:val="20"/>
+              </w:rPr>
+              <w:t xml:space="preserve">Hamming+CRC+SSG</w:t>
+            </w:r>
+          </w:p>
+        </w:tc>
+        <w:tc>
+          <w:tcPr>
+            <w:tcW w:type="dxa" w:w="1431"/>
+            <w:tcBorders>
+              <w:top w:val="single" w:color="000000" w:sz="4"/>
+              <w:left w:val="single" w:color="000000" w:sz="4"/>
+              <w:bottom w:val="single" w:color="000000" w:sz="4"/>
+              <w:right w:val="single" w:color="000000" w:sz="4"/>
+            </w:tcBorders>
+            <w:tcMar>
+              <w:top w:type="dxa" w:w="60"/>
+              <w:left w:type="dxa" w:w="100"/>
+              <w:bottom w:type="dxa" w:w="60"/>
+              <w:right w:type="dxa" w:w="100"/>
+            </w:tcMar>
+          </w:tcPr>
+          <w:p>
+            <w:pPr>
+              <w:jc w:val="center"/>
+            </w:pPr>
+            <w:r>
+              <w:rPr>
+                <w:rFonts w:ascii="Times New Roman" w:cs="Times New Roman" w:eastAsia="Times New Roman" w:hAnsi="Times New Roman"/>
+                <w:b w:val="false"/>
+                <w:bCs w:val="false"/>
+                <w:sz w:val="20"/>
+                <w:szCs w:val="20"/>
+              </w:rPr>
+              <w:t xml:space="preserve">24,00,000</w:t>
+            </w:r>
+          </w:p>
+        </w:tc>
+        <w:tc>
+          <w:tcPr>
+            <w:tcW w:type="dxa" w:w="1431"/>
+            <w:tcBorders>
+              <w:top w:val="single" w:color="000000" w:sz="4"/>
+              <w:left w:val="single" w:color="000000" w:sz="4"/>
+              <w:bottom w:val="single" w:color="000000" w:sz="4"/>
+              <w:right w:val="single" w:color="000000" w:sz="4"/>
+            </w:tcBorders>
+            <w:tcMar>
+              <w:top w:type="dxa" w:w="60"/>
+              <w:left w:type="dxa" w:w="100"/>
+              <w:bottom w:type="dxa" w:w="60"/>
+              <w:right w:type="dxa" w:w="100"/>
+            </w:tcMar>
+          </w:tcPr>
+          <w:p>
+            <w:pPr>
+              <w:jc w:val="center"/>
+            </w:pPr>
+            <w:r>
+              <w:rPr>
+                <w:rFonts w:ascii="Times New Roman" w:cs="Times New Roman" w:eastAsia="Times New Roman" w:hAnsi="Times New Roman"/>
+                <w:b w:val="false"/>
+                <w:bCs w:val="false"/>
+                <w:sz w:val="20"/>
+                <w:szCs w:val="20"/>
+              </w:rPr>
+              <w:t xml:space="preserve">11,33,274</w:t>
+            </w:r>
+          </w:p>
+        </w:tc>
+        <w:tc>
+          <w:tcPr>
+            <w:tcW w:type="dxa" w:w="1431"/>
+            <w:tcBorders>
+              <w:top w:val="single" w:color="000000" w:sz="4"/>
+              <w:left w:val="single" w:color="000000" w:sz="4"/>
+              <w:bottom w:val="single" w:color="000000" w:sz="4"/>
+              <w:right w:val="single" w:color="000000" w:sz="4"/>
+            </w:tcBorders>
+            <w:tcMar>
+              <w:top w:type="dxa" w:w="60"/>
+              <w:left w:type="dxa" w:w="100"/>
+              <w:bottom w:type="dxa" w:w="60"/>
+              <w:right w:type="dxa" w:w="100"/>
+            </w:tcMar>
+          </w:tcPr>
+          <w:p>
+            <w:pPr>
+              <w:jc w:val="center"/>
+            </w:pPr>
+            <w:r>
+              <w:rPr>
+                <w:rFonts w:ascii="Times New Roman" w:cs="Times New Roman" w:eastAsia="Times New Roman" w:hAnsi="Times New Roman"/>
+                <w:b w:val="false"/>
+                <w:bCs w:val="false"/>
+                <w:sz w:val="20"/>
+                <w:szCs w:val="20"/>
+              </w:rPr>
+              <w:t xml:space="preserve">1,027</w:t>
+            </w:r>
+          </w:p>
+        </w:tc>
+        <w:tc>
+          <w:tcPr>
+            <w:tcW w:type="dxa" w:w="1431"/>
+            <w:tcBorders>
+              <w:top w:val="single" w:color="000000" w:sz="4"/>
+              <w:left w:val="single" w:color="000000" w:sz="4"/>
+              <w:bottom w:val="single" w:color="000000" w:sz="4"/>
+              <w:right w:val="single" w:color="000000" w:sz="4"/>
+            </w:tcBorders>
+            <w:tcMar>
+              <w:top w:type="dxa" w:w="60"/>
+              <w:left w:type="dxa" w:w="100"/>
+              <w:bottom w:type="dxa" w:w="60"/>
+              <w:right w:type="dxa" w:w="100"/>
+            </w:tcMar>
+          </w:tcPr>
+          <w:p>
+            <w:pPr>
+              <w:jc w:val="center"/>
+            </w:pPr>
+            <w:r>
+              <w:rPr>
+                <w:rFonts w:ascii="Times New Roman" w:cs="Times New Roman" w:eastAsia="Times New Roman" w:hAnsi="Times New Roman"/>
+                <w:b w:val="false"/>
+                <w:bCs w:val="false"/>
+                <w:sz w:val="20"/>
+                <w:szCs w:val="20"/>
+              </w:rPr>
+              <w:t xml:space="preserve">0.091</w:t>
+            </w:r>
+          </w:p>
+        </w:tc>
+        <w:tc>
+          <w:tcPr>
+            <w:tcW w:type="dxa" w:w="1435"/>
+            <w:tcBorders>
+              <w:top w:val="single" w:color="000000" w:sz="4"/>
+              <w:left w:val="single" w:color="000000" w:sz="4"/>
+              <w:bottom w:val="single" w:color="000000" w:sz="4"/>
+              <w:right w:val="single" w:color="000000" w:sz="4"/>
+            </w:tcBorders>
+            <w:tcMar>
+              <w:top w:type="dxa" w:w="60"/>
+              <w:left w:type="dxa" w:w="100"/>
+              <w:bottom w:type="dxa" w:w="60"/>
+              <w:right w:type="dxa" w:w="100"/>
+            </w:tcMar>
+          </w:tcPr>
+          <w:p>
+            <w:pPr>
+              <w:jc w:val="center"/>
+            </w:pPr>
+            <w:r>
+              <w:rPr>
+                <w:rFonts w:ascii="Times New Roman" w:cs="Times New Roman" w:eastAsia="Times New Roman" w:hAnsi="Times New Roman"/>
+                <w:b w:val="false"/>
+                <w:bCs w:val="false"/>
+                <w:sz w:val="20"/>
+                <w:szCs w:val="20"/>
+              </w:rPr>
+              <w:t xml:space="preserve">533</w:t>
+            </w:r>
+          </w:p>
+        </w:tc>
+      </w:tr>
+      <w:tr>
+        <w:trPr>
+          <w:tblHeader w:val="off"/>
+        </w:trPr>
+        <w:tc>
+          <w:tcPr>
+            <w:tcW w:type="dxa" w:w="2147"/>
+            <w:tcBorders>
+              <w:top w:val="single" w:color="000000" w:sz="4"/>
+              <w:left w:val="single" w:color="000000" w:sz="4"/>
+              <w:bottom w:val="single" w:color="000000" w:sz="4"/>
+              <w:right w:val="single" w:color="000000" w:sz="4"/>
+            </w:tcBorders>
+            <w:tcMar>
+              <w:top w:type="dxa" w:w="60"/>
+              <w:left w:type="dxa" w:w="100"/>
+              <w:bottom w:type="dxa" w:w="60"/>
+              <w:right w:type="dxa" w:w="100"/>
+            </w:tcMar>
+          </w:tcPr>
+          <w:p>
+            <w:pPr>
+              <w:jc w:val="left"/>
+            </w:pPr>
+            <w:r>
+              <w:rPr>
+                <w:rFonts w:ascii="Times New Roman" w:cs="Times New Roman" w:eastAsia="Times New Roman" w:hAnsi="Times New Roman"/>
+                <w:b w:val="false"/>
+                <w:bCs w:val="false"/>
+                <w:sz w:val="20"/>
+                <w:szCs w:val="20"/>
+              </w:rPr>
+              <w:t xml:space="preserve">Neural+CRC</w:t>
+            </w:r>
+          </w:p>
+        </w:tc>
+        <w:tc>
+          <w:tcPr>
+            <w:tcW w:type="dxa" w:w="1431"/>
+            <w:tcBorders>
+              <w:top w:val="single" w:color="000000" w:sz="4"/>
+              <w:left w:val="single" w:color="000000" w:sz="4"/>
+              <w:bottom w:val="single" w:color="000000" w:sz="4"/>
+              <w:right w:val="single" w:color="000000" w:sz="4"/>
+            </w:tcBorders>
+            <w:tcMar>
+              <w:top w:type="dxa" w:w="60"/>
+              <w:left w:type="dxa" w:w="100"/>
+              <w:bottom w:type="dxa" w:w="60"/>
+              <w:right w:type="dxa" w:w="100"/>
+            </w:tcMar>
+          </w:tcPr>
+          <w:p>
+            <w:pPr>
+              <w:jc w:val="center"/>
+            </w:pPr>
+            <w:r>
+              <w:rPr>
+                <w:rFonts w:ascii="Times New Roman" w:cs="Times New Roman" w:eastAsia="Times New Roman" w:hAnsi="Times New Roman"/>
+                <w:b w:val="false"/>
+                <w:bCs w:val="false"/>
+                <w:sz w:val="20"/>
+                <w:szCs w:val="20"/>
+              </w:rPr>
+              <w:t xml:space="preserve">24,00,000</w:t>
+            </w:r>
+          </w:p>
+        </w:tc>
+        <w:tc>
+          <w:tcPr>
+            <w:tcW w:type="dxa" w:w="1431"/>
+            <w:tcBorders>
+              <w:top w:val="single" w:color="000000" w:sz="4"/>
+              <w:left w:val="single" w:color="000000" w:sz="4"/>
+              <w:bottom w:val="single" w:color="000000" w:sz="4"/>
+              <w:right w:val="single" w:color="000000" w:sz="4"/>
+            </w:tcBorders>
+            <w:tcMar>
+              <w:top w:type="dxa" w:w="60"/>
+              <w:left w:type="dxa" w:w="100"/>
+              <w:bottom w:type="dxa" w:w="60"/>
+              <w:right w:type="dxa" w:w="100"/>
+            </w:tcMar>
+          </w:tcPr>
+          <w:p>
+            <w:pPr>
+              <w:jc w:val="center"/>
+            </w:pPr>
+            <w:r>
+              <w:rPr>
+                <w:rFonts w:ascii="Times New Roman" w:cs="Times New Roman" w:eastAsia="Times New Roman" w:hAnsi="Times New Roman"/>
+                <w:b w:val="false"/>
+                <w:bCs w:val="false"/>
+                <w:sz w:val="20"/>
+                <w:szCs w:val="20"/>
+              </w:rPr>
+              <w:t xml:space="preserve">10,08,066</w:t>
+            </w:r>
+          </w:p>
+        </w:tc>
+        <w:tc>
+          <w:tcPr>
+            <w:tcW w:type="dxa" w:w="1431"/>
+            <w:tcBorders>
+              <w:top w:val="single" w:color="000000" w:sz="4"/>
+              <w:left w:val="single" w:color="000000" w:sz="4"/>
+              <w:bottom w:val="single" w:color="000000" w:sz="4"/>
+              <w:right w:val="single" w:color="000000" w:sz="4"/>
+            </w:tcBorders>
+            <w:tcMar>
+              <w:top w:type="dxa" w:w="60"/>
+              <w:left w:type="dxa" w:w="100"/>
+              <w:bottom w:type="dxa" w:w="60"/>
+              <w:right w:type="dxa" w:w="100"/>
+            </w:tcMar>
+          </w:tcPr>
+          <w:p>
+            <w:pPr>
+              <w:jc w:val="center"/>
+            </w:pPr>
+            <w:r>
+              <w:rPr>
+                <w:rFonts w:ascii="Times New Roman" w:cs="Times New Roman" w:eastAsia="Times New Roman" w:hAnsi="Times New Roman"/>
+                <w:b w:val="false"/>
+                <w:bCs w:val="false"/>
+                <w:sz w:val="20"/>
+                <w:szCs w:val="20"/>
+              </w:rPr>
+              <w:t xml:space="preserve">2,154</w:t>
+            </w:r>
+          </w:p>
+        </w:tc>
+        <w:tc>
+          <w:tcPr>
+            <w:tcW w:type="dxa" w:w="1431"/>
+            <w:tcBorders>
+              <w:top w:val="single" w:color="000000" w:sz="4"/>
+              <w:left w:val="single" w:color="000000" w:sz="4"/>
+              <w:bottom w:val="single" w:color="000000" w:sz="4"/>
+              <w:right w:val="single" w:color="000000" w:sz="4"/>
+            </w:tcBorders>
+            <w:tcMar>
+              <w:top w:type="dxa" w:w="60"/>
+              <w:left w:type="dxa" w:w="100"/>
+              <w:bottom w:type="dxa" w:w="60"/>
+              <w:right w:type="dxa" w:w="100"/>
+            </w:tcMar>
+          </w:tcPr>
+          <w:p>
+            <w:pPr>
+              <w:jc w:val="center"/>
+            </w:pPr>
+            <w:r>
+              <w:rPr>
+                <w:rFonts w:ascii="Times New Roman" w:cs="Times New Roman" w:eastAsia="Times New Roman" w:hAnsi="Times New Roman"/>
+                <w:b w:val="false"/>
+                <w:bCs w:val="false"/>
+                <w:sz w:val="20"/>
+                <w:szCs w:val="20"/>
+              </w:rPr>
+              <w:t xml:space="preserve">0.214</w:t>
+            </w:r>
+          </w:p>
+        </w:tc>
+        <w:tc>
+          <w:tcPr>
+            <w:tcW w:type="dxa" w:w="1435"/>
+            <w:tcBorders>
+              <w:top w:val="single" w:color="000000" w:sz="4"/>
+              <w:left w:val="single" w:color="000000" w:sz="4"/>
+              <w:bottom w:val="single" w:color="000000" w:sz="4"/>
+              <w:right w:val="single" w:color="000000" w:sz="4"/>
+            </w:tcBorders>
+            <w:tcMar>
+              <w:top w:type="dxa" w:w="60"/>
+              <w:left w:type="dxa" w:w="100"/>
+              <w:bottom w:type="dxa" w:w="60"/>
+              <w:right w:type="dxa" w:w="100"/>
+            </w:tcMar>
+          </w:tcPr>
+          <w:p>
+            <w:pPr>
+              <w:jc w:val="center"/>
+            </w:pPr>
+            <w:r>
+              <w:rPr>
+                <w:rFonts w:ascii="Times New Roman" w:cs="Times New Roman" w:eastAsia="Times New Roman" w:hAnsi="Times New Roman"/>
+                <w:b w:val="false"/>
+                <w:bCs w:val="false"/>
+                <w:sz w:val="20"/>
+                <w:szCs w:val="20"/>
+              </w:rPr>
+              <w:t xml:space="preserve">-</w:t>
+            </w:r>
+          </w:p>
+        </w:tc>
+      </w:tr>
+      <w:tr>
+        <w:trPr>
+          <w:tblHeader w:val="off"/>
+        </w:trPr>
+        <w:tc>
+          <w:tcPr>
+            <w:tcW w:type="dxa" w:w="2147"/>
+            <w:tcBorders>
+              <w:top w:val="single" w:color="000000" w:sz="4"/>
+              <w:left w:val="single" w:color="000000" w:sz="4"/>
+              <w:bottom w:val="single" w:color="000000" w:sz="4"/>
+              <w:right w:val="single" w:color="000000" w:sz="4"/>
+            </w:tcBorders>
+            <w:tcMar>
+              <w:top w:type="dxa" w:w="60"/>
+              <w:left w:type="dxa" w:w="100"/>
+              <w:bottom w:type="dxa" w:w="60"/>
+              <w:right w:type="dxa" w:w="100"/>
+            </w:tcMar>
+          </w:tcPr>
+          <w:p>
+            <w:pPr>
+              <w:jc w:val="left"/>
+            </w:pPr>
+            <w:r>
+              <w:rPr>
+                <w:rFonts w:ascii="Times New Roman" w:cs="Times New Roman" w:eastAsia="Times New Roman" w:hAnsi="Times New Roman"/>
+                <w:b w:val="false"/>
+                <w:bCs w:val="false"/>
+                <w:sz w:val="20"/>
+                <w:szCs w:val="20"/>
+              </w:rPr>
+              <w:t xml:space="preserve">Neural+CRC+LLR</w:t>
+            </w:r>
+          </w:p>
+        </w:tc>
+        <w:tc>
+          <w:tcPr>
+            <w:tcW w:type="dxa" w:w="1431"/>
+            <w:tcBorders>
+              <w:top w:val="single" w:color="000000" w:sz="4"/>
+              <w:left w:val="single" w:color="000000" w:sz="4"/>
+              <w:bottom w:val="single" w:color="000000" w:sz="4"/>
+              <w:right w:val="single" w:color="000000" w:sz="4"/>
+            </w:tcBorders>
+            <w:tcMar>
+              <w:top w:type="dxa" w:w="60"/>
+              <w:left w:type="dxa" w:w="100"/>
+              <w:bottom w:type="dxa" w:w="60"/>
+              <w:right w:type="dxa" w:w="100"/>
+            </w:tcMar>
+          </w:tcPr>
+          <w:p>
+            <w:pPr>
+              <w:jc w:val="center"/>
+            </w:pPr>
+            <w:r>
+              <w:rPr>
+                <w:rFonts w:ascii="Times New Roman" w:cs="Times New Roman" w:eastAsia="Times New Roman" w:hAnsi="Times New Roman"/>
+                <w:b w:val="false"/>
+                <w:bCs w:val="false"/>
+                <w:sz w:val="20"/>
+                <w:szCs w:val="20"/>
+              </w:rPr>
+              <w:t xml:space="preserve">24,00,000</w:t>
+            </w:r>
+          </w:p>
+        </w:tc>
+        <w:tc>
+          <w:tcPr>
+            <w:tcW w:type="dxa" w:w="1431"/>
+            <w:tcBorders>
+              <w:top w:val="single" w:color="000000" w:sz="4"/>
+              <w:left w:val="single" w:color="000000" w:sz="4"/>
+              <w:bottom w:val="single" w:color="000000" w:sz="4"/>
+              <w:right w:val="single" w:color="000000" w:sz="4"/>
+            </w:tcBorders>
+            <w:tcMar>
+              <w:top w:type="dxa" w:w="60"/>
+              <w:left w:type="dxa" w:w="100"/>
+              <w:bottom w:type="dxa" w:w="60"/>
+              <w:right w:type="dxa" w:w="100"/>
+            </w:tcMar>
+          </w:tcPr>
+          <w:p>
+            <w:pPr>
+              <w:jc w:val="center"/>
+            </w:pPr>
+            <w:r>
+              <w:rPr>
+                <w:rFonts w:ascii="Times New Roman" w:cs="Times New Roman" w:eastAsia="Times New Roman" w:hAnsi="Times New Roman"/>
+                <w:b w:val="false"/>
+                <w:bCs w:val="false"/>
+                <w:sz w:val="20"/>
+                <w:szCs w:val="20"/>
+              </w:rPr>
+              <w:t xml:space="preserve">10,08,066</w:t>
+            </w:r>
+          </w:p>
+        </w:tc>
+        <w:tc>
+          <w:tcPr>
+            <w:tcW w:type="dxa" w:w="1431"/>
+            <w:tcBorders>
+              <w:top w:val="single" w:color="000000" w:sz="4"/>
+              <w:left w:val="single" w:color="000000" w:sz="4"/>
+              <w:bottom w:val="single" w:color="000000" w:sz="4"/>
+              <w:right w:val="single" w:color="000000" w:sz="4"/>
+            </w:tcBorders>
+            <w:tcMar>
+              <w:top w:type="dxa" w:w="60"/>
+              <w:left w:type="dxa" w:w="100"/>
+              <w:bottom w:type="dxa" w:w="60"/>
+              <w:right w:type="dxa" w:w="100"/>
+            </w:tcMar>
+          </w:tcPr>
+          <w:p>
+            <w:pPr>
+              <w:jc w:val="center"/>
+            </w:pPr>
+            <w:r>
+              <w:rPr>
+                <w:rFonts w:ascii="Times New Roman" w:cs="Times New Roman" w:eastAsia="Times New Roman" w:hAnsi="Times New Roman"/>
+                <w:b w:val="false"/>
+                <w:bCs w:val="false"/>
+                <w:sz w:val="20"/>
+                <w:szCs w:val="20"/>
+              </w:rPr>
+              <w:t xml:space="preserve">1,846</w:t>
+            </w:r>
+          </w:p>
+        </w:tc>
+        <w:tc>
+          <w:tcPr>
+            <w:tcW w:type="dxa" w:w="1431"/>
+            <w:tcBorders>
+              <w:top w:val="single" w:color="000000" w:sz="4"/>
+              <w:left w:val="single" w:color="000000" w:sz="4"/>
+              <w:bottom w:val="single" w:color="000000" w:sz="4"/>
+              <w:right w:val="single" w:color="000000" w:sz="4"/>
+            </w:tcBorders>
+            <w:tcMar>
+              <w:top w:type="dxa" w:w="60"/>
+              <w:left w:type="dxa" w:w="100"/>
+              <w:bottom w:type="dxa" w:w="60"/>
+              <w:right w:type="dxa" w:w="100"/>
+            </w:tcMar>
+          </w:tcPr>
+          <w:p>
+            <w:pPr>
+              <w:jc w:val="center"/>
+            </w:pPr>
+            <w:r>
+              <w:rPr>
+                <w:rFonts w:ascii="Times New Roman" w:cs="Times New Roman" w:eastAsia="Times New Roman" w:hAnsi="Times New Roman"/>
+                <w:b w:val="false"/>
+                <w:bCs w:val="false"/>
+                <w:sz w:val="20"/>
+                <w:szCs w:val="20"/>
+              </w:rPr>
+              <w:t xml:space="preserve">0.183</w:t>
+            </w:r>
+          </w:p>
+        </w:tc>
+        <w:tc>
+          <w:tcPr>
+            <w:tcW w:type="dxa" w:w="1435"/>
+            <w:tcBorders>
+              <w:top w:val="single" w:color="000000" w:sz="4"/>
+              <w:left w:val="single" w:color="000000" w:sz="4"/>
+              <w:bottom w:val="single" w:color="000000" w:sz="4"/>
+              <w:right w:val="single" w:color="000000" w:sz="4"/>
+            </w:tcBorders>
+            <w:tcMar>
+              <w:top w:type="dxa" w:w="60"/>
+              <w:left w:type="dxa" w:w="100"/>
+              <w:bottom w:type="dxa" w:w="60"/>
+              <w:right w:type="dxa" w:w="100"/>
+            </w:tcMar>
+          </w:tcPr>
+          <w:p>
+            <w:pPr>
+              <w:jc w:val="center"/>
+            </w:pPr>
+            <w:r>
+              <w:rPr>
+                <w:rFonts w:ascii="Times New Roman" w:cs="Times New Roman" w:eastAsia="Times New Roman" w:hAnsi="Times New Roman"/>
+                <w:b w:val="false"/>
+                <w:bCs w:val="false"/>
+                <w:sz w:val="20"/>
+                <w:szCs w:val="20"/>
+              </w:rPr>
+              <w:t xml:space="preserve">-</w:t>
+            </w:r>
+          </w:p>
+        </w:tc>
+      </w:tr>
+      <w:tr>
+        <w:trPr>
+          <w:tblHeader w:val="off"/>
+        </w:trPr>
+        <w:tc>
+          <w:tcPr>
+            <w:tcW w:type="dxa" w:w="2147"/>
+            <w:tcBorders>
+              <w:top w:val="single" w:color="000000" w:sz="4"/>
+              <w:left w:val="single" w:color="000000" w:sz="4"/>
+              <w:bottom w:val="single" w:color="000000" w:sz="4"/>
+              <w:right w:val="single" w:color="000000" w:sz="4"/>
+            </w:tcBorders>
+            <w:tcMar>
+              <w:top w:type="dxa" w:w="60"/>
+              <w:left w:type="dxa" w:w="100"/>
+              <w:bottom w:type="dxa" w:w="60"/>
+              <w:right w:type="dxa" w:w="100"/>
+            </w:tcMar>
+          </w:tcPr>
+          <w:p>
+            <w:pPr>
+              <w:jc w:val="left"/>
+            </w:pPr>
+            <w:r>
+              <w:rPr>
+                <w:rFonts w:ascii="Times New Roman" w:cs="Times New Roman" w:eastAsia="Times New Roman" w:hAnsi="Times New Roman"/>
+                <w:b w:val="false"/>
+                <w:bCs w:val="false"/>
+                <w:sz w:val="20"/>
+                <w:szCs w:val="20"/>
+              </w:rPr>
+              <w:t xml:space="preserve">GuardCode</w:t>
+            </w:r>
+          </w:p>
+        </w:tc>
+        <w:tc>
+          <w:tcPr>
+            <w:tcW w:type="dxa" w:w="1431"/>
+            <w:tcBorders>
+              <w:top w:val="single" w:color="000000" w:sz="4"/>
+              <w:left w:val="single" w:color="000000" w:sz="4"/>
+              <w:bottom w:val="single" w:color="000000" w:sz="4"/>
+              <w:right w:val="single" w:color="000000" w:sz="4"/>
+            </w:tcBorders>
+            <w:tcMar>
+              <w:top w:type="dxa" w:w="60"/>
+              <w:left w:type="dxa" w:w="100"/>
+              <w:bottom w:type="dxa" w:w="60"/>
+              <w:right w:type="dxa" w:w="100"/>
+            </w:tcMar>
+          </w:tcPr>
+          <w:p>
+            <w:pPr>
+              <w:jc w:val="center"/>
+            </w:pPr>
+            <w:r>
+              <w:rPr>
+                <w:rFonts w:ascii="Times New Roman" w:cs="Times New Roman" w:eastAsia="Times New Roman" w:hAnsi="Times New Roman"/>
+                <w:b w:val="false"/>
+                <w:bCs w:val="false"/>
+                <w:sz w:val="20"/>
+                <w:szCs w:val="20"/>
+              </w:rPr>
+              <w:t xml:space="preserve">24,00,000</w:t>
+            </w:r>
+          </w:p>
+        </w:tc>
+        <w:tc>
+          <w:tcPr>
+            <w:tcW w:type="dxa" w:w="1431"/>
+            <w:tcBorders>
+              <w:top w:val="single" w:color="000000" w:sz="4"/>
+              <w:left w:val="single" w:color="000000" w:sz="4"/>
+              <w:bottom w:val="single" w:color="000000" w:sz="4"/>
+              <w:right w:val="single" w:color="000000" w:sz="4"/>
+            </w:tcBorders>
+            <w:tcMar>
+              <w:top w:type="dxa" w:w="60"/>
+              <w:left w:type="dxa" w:w="100"/>
+              <w:bottom w:type="dxa" w:w="60"/>
+              <w:right w:type="dxa" w:w="100"/>
+            </w:tcMar>
+          </w:tcPr>
+          <w:p>
+            <w:pPr>
+              <w:jc w:val="center"/>
+            </w:pPr>
+            <w:r>
+              <w:rPr>
+                <w:rFonts w:ascii="Times New Roman" w:cs="Times New Roman" w:eastAsia="Times New Roman" w:hAnsi="Times New Roman"/>
+                <w:b w:val="false"/>
+                <w:bCs w:val="false"/>
+                <w:sz w:val="20"/>
+                <w:szCs w:val="20"/>
+              </w:rPr>
+              <w:t xml:space="preserve">10,08,066</w:t>
+            </w:r>
+          </w:p>
+        </w:tc>
+        <w:tc>
+          <w:tcPr>
+            <w:tcW w:type="dxa" w:w="1431"/>
+            <w:tcBorders>
+              <w:top w:val="single" w:color="000000" w:sz="4"/>
+              <w:left w:val="single" w:color="000000" w:sz="4"/>
+              <w:bottom w:val="single" w:color="000000" w:sz="4"/>
+              <w:right w:val="single" w:color="000000" w:sz="4"/>
+            </w:tcBorders>
+            <w:tcMar>
+              <w:top w:type="dxa" w:w="60"/>
+              <w:left w:type="dxa" w:w="100"/>
+              <w:bottom w:type="dxa" w:w="60"/>
+              <w:right w:type="dxa" w:w="100"/>
+            </w:tcMar>
+          </w:tcPr>
+          <w:p>
+            <w:pPr>
+              <w:jc w:val="center"/>
+            </w:pPr>
+            <w:r>
+              <w:rPr>
+                <w:rFonts w:ascii="Times New Roman" w:cs="Times New Roman" w:eastAsia="Times New Roman" w:hAnsi="Times New Roman"/>
+                <w:b w:val="false"/>
+                <w:bCs w:val="false"/>
+                <w:sz w:val="20"/>
+                <w:szCs w:val="20"/>
+              </w:rPr>
+              <w:t xml:space="preserve">929</w:t>
+            </w:r>
+          </w:p>
+        </w:tc>
+        <w:tc>
+          <w:tcPr>
+            <w:tcW w:type="dxa" w:w="1431"/>
+            <w:tcBorders>
+              <w:top w:val="single" w:color="000000" w:sz="4"/>
+              <w:left w:val="single" w:color="000000" w:sz="4"/>
+              <w:bottom w:val="single" w:color="000000" w:sz="4"/>
+              <w:right w:val="single" w:color="000000" w:sz="4"/>
+            </w:tcBorders>
+            <w:tcMar>
+              <w:top w:type="dxa" w:w="60"/>
+              <w:left w:type="dxa" w:w="100"/>
+              <w:bottom w:type="dxa" w:w="60"/>
+              <w:right w:type="dxa" w:w="100"/>
+            </w:tcMar>
+          </w:tcPr>
+          <w:p>
+            <w:pPr>
+              <w:jc w:val="center"/>
+            </w:pPr>
+            <w:r>
+              <w:rPr>
+                <w:rFonts w:ascii="Times New Roman" w:cs="Times New Roman" w:eastAsia="Times New Roman" w:hAnsi="Times New Roman"/>
+                <w:b w:val="false"/>
+                <w:bCs w:val="false"/>
+                <w:sz w:val="20"/>
+                <w:szCs w:val="20"/>
+              </w:rPr>
+              <w:t xml:space="preserve">0.092</w:t>
+            </w:r>
+          </w:p>
+        </w:tc>
+        <w:tc>
+          <w:tcPr>
+            <w:tcW w:type="dxa" w:w="1435"/>
+            <w:tcBorders>
+              <w:top w:val="single" w:color="000000" w:sz="4"/>
+              <w:left w:val="single" w:color="000000" w:sz="4"/>
+              <w:bottom w:val="single" w:color="000000" w:sz="4"/>
+              <w:right w:val="single" w:color="000000" w:sz="4"/>
+            </w:tcBorders>
+            <w:tcMar>
+              <w:top w:type="dxa" w:w="60"/>
+              <w:left w:type="dxa" w:w="100"/>
+              <w:bottom w:type="dxa" w:w="60"/>
+              <w:right w:type="dxa" w:w="100"/>
+            </w:tcMar>
+          </w:tcPr>
+          <w:p>
+            <w:pPr>
+              <w:jc w:val="center"/>
+            </w:pPr>
+            <w:r>
+              <w:rPr>
+                <w:rFonts w:ascii="Times New Roman" w:cs="Times New Roman" w:eastAsia="Times New Roman" w:hAnsi="Times New Roman"/>
+                <w:b w:val="false"/>
+                <w:bCs w:val="false"/>
+                <w:sz w:val="20"/>
+                <w:szCs w:val="20"/>
+              </w:rPr>
+              <w:t xml:space="preserve">1538</w:t>
+            </w:r>
+          </w:p>
+        </w:tc>
+      </w:tr>
+      <w:tr>
+        <w:trPr>
+          <w:tblHeader w:val="off"/>
+        </w:trPr>
+        <w:tc>
+          <w:tcPr>
+            <w:tcW w:type="dxa" w:w="2147"/>
+            <w:tcBorders>
+              <w:top w:val="single" w:color="000000" w:sz="4"/>
+              <w:left w:val="single" w:color="000000" w:sz="4"/>
+              <w:bottom w:val="single" w:color="000000" w:sz="4"/>
+              <w:right w:val="single" w:color="000000" w:sz="4"/>
+            </w:tcBorders>
+            <w:tcMar>
+              <w:top w:type="dxa" w:w="60"/>
+              <w:left w:type="dxa" w:w="100"/>
+              <w:bottom w:type="dxa" w:w="60"/>
+              <w:right w:type="dxa" w:w="100"/>
+            </w:tcMar>
+          </w:tcPr>
+          <w:p>
+            <w:pPr>
+              <w:jc w:val="left"/>
+            </w:pPr>
+            <w:r>
+              <w:rPr>
+                <w:rFonts w:ascii="Times New Roman" w:cs="Times New Roman" w:eastAsia="Times New Roman" w:hAnsi="Times New Roman"/>
+                <w:b w:val="false"/>
+                <w:bCs w:val="false"/>
+                <w:sz w:val="20"/>
+                <w:szCs w:val="20"/>
+              </w:rPr>
+              <w:t xml:space="preserve">GuardCode-ML</w:t>
+            </w:r>
+          </w:p>
+        </w:tc>
+        <w:tc>
+          <w:tcPr>
+            <w:tcW w:type="dxa" w:w="1431"/>
+            <w:tcBorders>
+              <w:top w:val="single" w:color="000000" w:sz="4"/>
+              <w:left w:val="single" w:color="000000" w:sz="4"/>
+              <w:bottom w:val="single" w:color="000000" w:sz="4"/>
+              <w:right w:val="single" w:color="000000" w:sz="4"/>
+            </w:tcBorders>
+            <w:tcMar>
+              <w:top w:type="dxa" w:w="60"/>
+              <w:left w:type="dxa" w:w="100"/>
+              <w:bottom w:type="dxa" w:w="60"/>
+              <w:right w:type="dxa" w:w="100"/>
+            </w:tcMar>
+          </w:tcPr>
+          <w:p>
+            <w:pPr>
+              <w:jc w:val="center"/>
+            </w:pPr>
+            <w:r>
+              <w:rPr>
+                <w:rFonts w:ascii="Times New Roman" w:cs="Times New Roman" w:eastAsia="Times New Roman" w:hAnsi="Times New Roman"/>
+                <w:b w:val="false"/>
+                <w:bCs w:val="false"/>
+                <w:sz w:val="20"/>
+                <w:szCs w:val="20"/>
+              </w:rPr>
+              <w:t xml:space="preserve">24,00,000</w:t>
+            </w:r>
+          </w:p>
+        </w:tc>
+        <w:tc>
+          <w:tcPr>
+            <w:tcW w:type="dxa" w:w="1431"/>
+            <w:tcBorders>
+              <w:top w:val="single" w:color="000000" w:sz="4"/>
+              <w:left w:val="single" w:color="000000" w:sz="4"/>
+              <w:bottom w:val="single" w:color="000000" w:sz="4"/>
+              <w:right w:val="single" w:color="000000" w:sz="4"/>
+            </w:tcBorders>
+            <w:tcMar>
+              <w:top w:type="dxa" w:w="60"/>
+              <w:left w:type="dxa" w:w="100"/>
+              <w:bottom w:type="dxa" w:w="60"/>
+              <w:right w:type="dxa" w:w="100"/>
+            </w:tcMar>
+          </w:tcPr>
+          <w:p>
+            <w:pPr>
+              <w:jc w:val="center"/>
+            </w:pPr>
+            <w:r>
+              <w:rPr>
+                <w:rFonts w:ascii="Times New Roman" w:cs="Times New Roman" w:eastAsia="Times New Roman" w:hAnsi="Times New Roman"/>
+                <w:b w:val="false"/>
+                <w:bCs w:val="false"/>
+                <w:sz w:val="20"/>
+                <w:szCs w:val="20"/>
+              </w:rPr>
+              <w:t xml:space="preserve">10,08,066</w:t>
+            </w:r>
+          </w:p>
+        </w:tc>
+        <w:tc>
+          <w:tcPr>
+            <w:tcW w:type="dxa" w:w="1431"/>
+            <w:tcBorders>
+              <w:top w:val="single" w:color="000000" w:sz="4"/>
+              <w:left w:val="single" w:color="000000" w:sz="4"/>
+              <w:bottom w:val="single" w:color="000000" w:sz="4"/>
+              <w:right w:val="single" w:color="000000" w:sz="4"/>
+            </w:tcBorders>
+            <w:tcMar>
+              <w:top w:type="dxa" w:w="60"/>
+              <w:left w:type="dxa" w:w="100"/>
+              <w:bottom w:type="dxa" w:w="60"/>
+              <w:right w:type="dxa" w:w="100"/>
+            </w:tcMar>
+          </w:tcPr>
+          <w:p>
+            <w:pPr>
+              <w:jc w:val="center"/>
+            </w:pPr>
+            <w:r>
+              <w:rPr>
+                <w:rFonts w:ascii="Times New Roman" w:cs="Times New Roman" w:eastAsia="Times New Roman" w:hAnsi="Times New Roman"/>
+                <w:b w:val="false"/>
+                <w:bCs w:val="false"/>
+                <w:sz w:val="20"/>
+                <w:szCs w:val="20"/>
+              </w:rPr>
+              <w:t xml:space="preserve">768</w:t>
+            </w:r>
+          </w:p>
+        </w:tc>
+        <w:tc>
+          <w:tcPr>
+            <w:tcW w:type="dxa" w:w="1431"/>
+            <w:tcBorders>
+              <w:top w:val="single" w:color="000000" w:sz="4"/>
+              <w:left w:val="single" w:color="000000" w:sz="4"/>
+              <w:bottom w:val="single" w:color="000000" w:sz="4"/>
+              <w:right w:val="single" w:color="000000" w:sz="4"/>
+            </w:tcBorders>
+            <w:tcMar>
+              <w:top w:type="dxa" w:w="60"/>
+              <w:left w:type="dxa" w:w="100"/>
+              <w:bottom w:type="dxa" w:w="60"/>
+              <w:right w:type="dxa" w:w="100"/>
+            </w:tcMar>
+          </w:tcPr>
+          <w:p>
+            <w:pPr>
+              <w:jc w:val="center"/>
+            </w:pPr>
+            <w:r>
+              <w:rPr>
+                <w:rFonts w:ascii="Times New Roman" w:cs="Times New Roman" w:eastAsia="Times New Roman" w:hAnsi="Times New Roman"/>
+                <w:b w:val="false"/>
+                <w:bCs w:val="false"/>
+                <w:sz w:val="20"/>
+                <w:szCs w:val="20"/>
+              </w:rPr>
+              <w:t xml:space="preserve">0.076</w:t>
+            </w:r>
+          </w:p>
+        </w:tc>
+        <w:tc>
+          <w:tcPr>
+            <w:tcW w:type="dxa" w:w="1435"/>
+            <w:tcBorders>
+              <w:top w:val="single" w:color="000000" w:sz="4"/>
+              <w:left w:val="single" w:color="000000" w:sz="4"/>
+              <w:bottom w:val="single" w:color="000000" w:sz="4"/>
+              <w:right w:val="single" w:color="000000" w:sz="4"/>
+            </w:tcBorders>
+            <w:tcMar>
+              <w:top w:type="dxa" w:w="60"/>
+              <w:left w:type="dxa" w:w="100"/>
+              <w:bottom w:type="dxa" w:w="60"/>
+              <w:right w:type="dxa" w:w="100"/>
+            </w:tcMar>
+          </w:tcPr>
+          <w:p>
+            <w:pPr>
+              <w:jc w:val="center"/>
+            </w:pPr>
+            <w:r>
+              <w:rPr>
+                <w:rFonts w:ascii="Times New Roman" w:cs="Times New Roman" w:eastAsia="Times New Roman" w:hAnsi="Times New Roman"/>
+                <w:b w:val="false"/>
+                <w:bCs w:val="false"/>
+                <w:sz w:val="20"/>
+                <w:szCs w:val="20"/>
+              </w:rPr>
+              <w:t xml:space="preserve">-</w:t>
+            </w:r>
+          </w:p>
+        </w:tc>
+      </w:tr>
+    </w:tbl>
+    <w:p>
+      <w:pPr>
+        <w:spacing w:after="200" w:before="80"/>
+        <w:jc w:val="center"/>
+      </w:pPr>
+      <w:r>
+        <w:rPr>
+          <w:i/>
+          <w:iCs/>
+          <w:sz w:val="20"/>
+          <w:szCs w:val="20"/>
+        </w:rPr>
+        <w:t xml:space="preserve">Table 7 - Pooled over 0-7 dB, measured 802.15.4 channel (CRC-8)</w:t>
+      </w:r>
+    </w:p>
+    <w:p>
+      <w:pPr>
+        <w:spacing w:after="120" w:line="300"/>
+        <w:jc w:val="both"/>
+      </w:pPr>
+      <w:r>
+        <w:t xml:space="preserve">On the channel built from the real traces, with codes, thresholds and the ML model taken unchanged from the simulated burst profile, GuardCode delivered 929 undetected frames against 1,846 for the classic min-|LLR| test (50 % fewer) and 2,154 for plain CRC acceptance (57 % fewer). GuardCode-ML lowered this to 768 (17 % fewer than GuardCode). The guard cut the Hamming receiver's undetected errors from 2,806 to 1,027 (63 % fewer). Because nothing was tuned on this channel, the result shows that the method carries over to measured burst statistics.</w:t>
+      </w:r>
+    </w:p>
+    <w:p>
+      <w:pPr>
+        <w:spacing w:before="120"/>
+        <w:jc w:val="center"/>
+      </w:pPr>
+      <w:r>
+        <w:drawing>
+          <wp:inline distT="0" distB="0" distL="0" distR="0">
+            <wp:extent cx="5334000" cy="3895725"/>
+            <wp:effectExtent t="0" r="0" b="0" l="0"/>
+            <wp:docPr id="10" name=""/>
+            <wp:cNvGraphicFramePr>
+              <a:graphicFrameLocks xmlns:a="http://schemas.openxmlformats.org/drawingml/2006/main" noChangeAspect="1"/>
+            </wp:cNvGraphicFramePr>
+            <a:graphic xmlns:a="http://schemas.openxmlformats.org/drawingml/2006/main">
+              <a:graphicData uri="http://schemas.openxmlformats.org/drawingml/2006/picture">
+                <pic:pic xmlns:pic="http://schemas.openxmlformats.org/drawingml/2006/picture">
+                  <pic:nvPicPr>
+                    <pic:cNvPr id="0" name="" descr=""/>
+                    <pic:cNvPicPr>
+                      <a:picLocks noChangeAspect="1" noChangeArrowheads="1"/>
+                    </pic:cNvPicPr>
+                  </pic:nvPicPr>
+                  <pic:blipFill>
+                    <a:blip r:embed="rId17" cstate="none"/>
+                    <a:srcRect/>
+                    <a:stretch>
+                      <a:fillRect/>
+                    </a:stretch>
+                  </pic:blipFill>
+                  <pic:spPr bwMode="auto">
+                    <a:xfrm>
+                      <a:off x="0" y="0"/>
+                      <a:ext cx="5334000" cy="3895725"/>
+                    </a:xfrm>
+                    <a:prstGeom prst="rect">
+                      <a:avLst/>
+                    </a:prstGeom>
+                  </pic:spPr>
+                </pic:pic>
+              </a:graphicData>
+            </a:graphic>
+          </wp:inline>
+        </w:drawing>
+      </w:r>
+    </w:p>
+    <w:p>
+      <w:pPr>
+        <w:spacing w:after="200"/>
+        <w:jc w:val="center"/>
+      </w:pPr>
+      <w:r>
+        <w:rPr>
+          <w:i/>
+          <w:iCs/>
+          <w:sz w:val="20"/>
+          <w:szCs w:val="20"/>
+        </w:rPr>
+        <w:t xml:space="preserve">Figure 10 - Measured 802.15.4 channel: BER, FER, undetected FER and goodput (CRC-8)</w:t>
+      </w:r>
+    </w:p>
+    <w:p>
+      <w:pPr>
+        <w:pStyle w:val="Heading2"/>
+        <w:keepNext/>
+      </w:pPr>
+      <w:r>
+        <w:t xml:space="preserve">6.9 CRC-8 versus CRC-16</w:t>
+      </w:r>
+    </w:p>
+    <w:tbl>
+      <w:tblPr>
+        <w:tblW w:type="dxa" w:w="9306"/>
+        <w:tblBorders>
+          <w:top w:val="single" w:color="auto" w:sz="4"/>
+          <w:left w:val="single" w:color="auto" w:sz="4"/>
+          <w:bottom w:val="single" w:color="auto" w:sz="4"/>
+          <w:right w:val="single" w:color="auto" w:sz="4"/>
+          <w:insideH w:val="single" w:color="auto" w:sz="4"/>
+          <w:insideV w:val="single" w:color="auto" w:sz="4"/>
+        </w:tblBorders>
+      </w:tblPr>
+      <w:tblGrid>
+        <w:gridCol w:w="2791"/>
+        <w:gridCol w:w="1861"/>
+        <w:gridCol w:w="1861"/>
+        <w:gridCol w:w="2793"/>
+      </w:tblGrid>
+      <w:tr>
+        <w:trPr>
+          <w:tblHeader/>
+        </w:trPr>
+        <w:tc>
+          <w:tcPr>
+            <w:tcW w:type="dxa" w:w="2791"/>
+            <w:tcBorders>
+              <w:top w:val="single" w:color="000000" w:sz="4"/>
+              <w:left w:val="single" w:color="000000" w:sz="4"/>
+              <w:bottom w:val="single" w:color="000000" w:sz="4"/>
+              <w:right w:val="single" w:color="000000" w:sz="4"/>
+            </w:tcBorders>
+            <w:tcMar>
+              <w:top w:type="dxa" w:w="60"/>
+              <w:left w:type="dxa" w:w="100"/>
+              <w:bottom w:type="dxa" w:w="60"/>
+              <w:right w:type="dxa" w:w="100"/>
+            </w:tcMar>
+          </w:tcPr>
+          <w:p>
+            <w:pPr>
+              <w:jc w:val="left"/>
+            </w:pPr>
+            <w:r>
+              <w:rPr>
+                <w:rFonts w:ascii="Times New Roman" w:cs="Times New Roman" w:eastAsia="Times New Roman" w:hAnsi="Times New Roman"/>
+                <w:b/>
+                <w:bCs/>
+                <w:sz w:val="20"/>
+                <w:szCs w:val="20"/>
+              </w:rPr>
+              <w:t xml:space="preserve">Receiver</w:t>
+            </w:r>
+          </w:p>
+        </w:tc>
+        <w:tc>
+          <w:tcPr>
+            <w:tcW w:type="dxa" w:w="1861"/>
+            <w:tcBorders>
+              <w:top w:val="single" w:color="000000" w:sz="4"/>
+              <w:left w:val="single" w:color="000000" w:sz="4"/>
+              <w:bottom w:val="single" w:color="000000" w:sz="4"/>
+              <w:right w:val="single" w:color="000000" w:sz="4"/>
+            </w:tcBorders>
+            <w:tcMar>
+              <w:top w:type="dxa" w:w="60"/>
+              <w:left w:type="dxa" w:w="100"/>
+              <w:bottom w:type="dxa" w:w="60"/>
+              <w:right w:type="dxa" w:w="100"/>
+            </w:tcMar>
+          </w:tcPr>
+          <w:p>
+            <w:pPr>
+              <w:jc w:val="center"/>
+            </w:pPr>
+            <w:r>
+              <w:rPr>
+                <w:rFonts w:ascii="Times New Roman" w:cs="Times New Roman" w:eastAsia="Times New Roman" w:hAnsi="Times New Roman"/>
+                <w:b/>
+                <w:bCs/>
+                <w:sz w:val="20"/>
+                <w:szCs w:val="20"/>
+              </w:rPr>
+              <w:t xml:space="preserve">AWGN</w:t>
+            </w:r>
+          </w:p>
+        </w:tc>
+        <w:tc>
+          <w:tcPr>
+            <w:tcW w:type="dxa" w:w="1861"/>
+            <w:tcBorders>
+              <w:top w:val="single" w:color="000000" w:sz="4"/>
+              <w:left w:val="single" w:color="000000" w:sz="4"/>
+              <w:bottom w:val="single" w:color="000000" w:sz="4"/>
+              <w:right w:val="single" w:color="000000" w:sz="4"/>
+            </w:tcBorders>
+            <w:tcMar>
+              <w:top w:type="dxa" w:w="60"/>
+              <w:left w:type="dxa" w:w="100"/>
+              <w:bottom w:type="dxa" w:w="60"/>
+              <w:right w:type="dxa" w:w="100"/>
+            </w:tcMar>
+          </w:tcPr>
+          <w:p>
+            <w:pPr>
+              <w:jc w:val="center"/>
+            </w:pPr>
+            <w:r>
+              <w:rPr>
+                <w:rFonts w:ascii="Times New Roman" w:cs="Times New Roman" w:eastAsia="Times New Roman" w:hAnsi="Times New Roman"/>
+                <w:b/>
+                <w:bCs/>
+                <w:sz w:val="20"/>
+                <w:szCs w:val="20"/>
+              </w:rPr>
+              <w:t xml:space="preserve">Burst</w:t>
+            </w:r>
+          </w:p>
+        </w:tc>
+        <w:tc>
+          <w:tcPr>
+            <w:tcW w:type="dxa" w:w="2793"/>
+            <w:tcBorders>
+              <w:top w:val="single" w:color="000000" w:sz="4"/>
+              <w:left w:val="single" w:color="000000" w:sz="4"/>
+              <w:bottom w:val="single" w:color="000000" w:sz="4"/>
+              <w:right w:val="single" w:color="000000" w:sz="4"/>
+            </w:tcBorders>
+            <w:tcMar>
+              <w:top w:type="dxa" w:w="60"/>
+              <w:left w:type="dxa" w:w="100"/>
+              <w:bottom w:type="dxa" w:w="60"/>
+              <w:right w:type="dxa" w:w="100"/>
+            </w:tcMar>
+          </w:tcPr>
+          <w:p>
+            <w:pPr>
+              <w:jc w:val="center"/>
+            </w:pPr>
+            <w:r>
+              <w:rPr>
+                <w:rFonts w:ascii="Times New Roman" w:cs="Times New Roman" w:eastAsia="Times New Roman" w:hAnsi="Times New Roman"/>
+                <w:b/>
+                <w:bCs/>
+                <w:sz w:val="20"/>
+                <w:szCs w:val="20"/>
+              </w:rPr>
+              <w:t xml:space="preserve">Real 802.15.4 (CRAWDAD)</w:t>
+            </w:r>
+          </w:p>
+        </w:tc>
+      </w:tr>
+      <w:tr>
+        <w:trPr>
+          <w:tblHeader w:val="off"/>
+        </w:trPr>
+        <w:tc>
+          <w:tcPr>
+            <w:tcW w:type="dxa" w:w="2791"/>
+            <w:tcBorders>
+              <w:top w:val="single" w:color="000000" w:sz="4"/>
+              <w:left w:val="single" w:color="000000" w:sz="4"/>
+              <w:bottom w:val="single" w:color="000000" w:sz="4"/>
+              <w:right w:val="single" w:color="000000" w:sz="4"/>
+            </w:tcBorders>
+            <w:tcMar>
+              <w:top w:type="dxa" w:w="60"/>
+              <w:left w:type="dxa" w:w="100"/>
+              <w:bottom w:type="dxa" w:w="60"/>
+              <w:right w:type="dxa" w:w="100"/>
+            </w:tcMar>
+          </w:tcPr>
+          <w:p>
+            <w:pPr>
+              <w:jc w:val="left"/>
+            </w:pPr>
+            <w:r>
+              <w:rPr>
+                <w:rFonts w:ascii="Times New Roman" w:cs="Times New Roman" w:eastAsia="Times New Roman" w:hAnsi="Times New Roman"/>
+                <w:b w:val="false"/>
+                <w:bCs w:val="false"/>
+                <w:sz w:val="20"/>
+                <w:szCs w:val="20"/>
+              </w:rPr>
+              <w:t xml:space="preserve">Uncoded+CRC</w:t>
+            </w:r>
+          </w:p>
+        </w:tc>
+        <w:tc>
+          <w:tcPr>
+            <w:tcW w:type="dxa" w:w="1861"/>
+            <w:tcBorders>
+              <w:top w:val="single" w:color="000000" w:sz="4"/>
+              <w:left w:val="single" w:color="000000" w:sz="4"/>
+              <w:bottom w:val="single" w:color="000000" w:sz="4"/>
+              <w:right w:val="single" w:color="000000" w:sz="4"/>
+            </w:tcBorders>
+            <w:tcMar>
+              <w:top w:type="dxa" w:w="60"/>
+              <w:left w:type="dxa" w:w="100"/>
+              <w:bottom w:type="dxa" w:w="60"/>
+              <w:right w:type="dxa" w:w="100"/>
+            </w:tcMar>
+          </w:tcPr>
+          <w:p>
+            <w:pPr>
+              <w:jc w:val="center"/>
+            </w:pPr>
+            <w:r>
+              <w:rPr>
+                <w:rFonts w:ascii="Times New Roman" w:cs="Times New Roman" w:eastAsia="Times New Roman" w:hAnsi="Times New Roman"/>
+                <w:b w:val="false"/>
+                <w:bCs w:val="false"/>
+                <w:sz w:val="20"/>
+                <w:szCs w:val="20"/>
+              </w:rPr>
+              <w:t xml:space="preserve">49</w:t>
+            </w:r>
+          </w:p>
+        </w:tc>
+        <w:tc>
+          <w:tcPr>
+            <w:tcW w:type="dxa" w:w="1861"/>
+            <w:tcBorders>
+              <w:top w:val="single" w:color="000000" w:sz="4"/>
+              <w:left w:val="single" w:color="000000" w:sz="4"/>
+              <w:bottom w:val="single" w:color="000000" w:sz="4"/>
+              <w:right w:val="single" w:color="000000" w:sz="4"/>
+            </w:tcBorders>
+            <w:tcMar>
+              <w:top w:type="dxa" w:w="60"/>
+              <w:left w:type="dxa" w:w="100"/>
+              <w:bottom w:type="dxa" w:w="60"/>
+              <w:right w:type="dxa" w:w="100"/>
+            </w:tcMar>
+          </w:tcPr>
+          <w:p>
+            <w:pPr>
+              <w:jc w:val="center"/>
+            </w:pPr>
+            <w:r>
+              <w:rPr>
+                <w:rFonts w:ascii="Times New Roman" w:cs="Times New Roman" w:eastAsia="Times New Roman" w:hAnsi="Times New Roman"/>
+                <w:b w:val="false"/>
+                <w:bCs w:val="false"/>
+                <w:sz w:val="20"/>
+                <w:szCs w:val="20"/>
+              </w:rPr>
+              <w:t xml:space="preserve">65</w:t>
+            </w:r>
+          </w:p>
+        </w:tc>
+        <w:tc>
+          <w:tcPr>
+            <w:tcW w:type="dxa" w:w="2793"/>
+            <w:tcBorders>
+              <w:top w:val="single" w:color="000000" w:sz="4"/>
+              <w:left w:val="single" w:color="000000" w:sz="4"/>
+              <w:bottom w:val="single" w:color="000000" w:sz="4"/>
+              <w:right w:val="single" w:color="000000" w:sz="4"/>
+            </w:tcBorders>
+            <w:tcMar>
+              <w:top w:type="dxa" w:w="60"/>
+              <w:left w:type="dxa" w:w="100"/>
+              <w:bottom w:type="dxa" w:w="60"/>
+              <w:right w:type="dxa" w:w="100"/>
+            </w:tcMar>
+          </w:tcPr>
+          <w:p>
+            <w:pPr>
+              <w:jc w:val="center"/>
+            </w:pPr>
+            <w:r>
+              <w:rPr>
+                <w:rFonts w:ascii="Times New Roman" w:cs="Times New Roman" w:eastAsia="Times New Roman" w:hAnsi="Times New Roman"/>
+                <w:b w:val="false"/>
+                <w:bCs w:val="false"/>
+                <w:sz w:val="20"/>
+                <w:szCs w:val="20"/>
+              </w:rPr>
+              <w:t xml:space="preserve">51</w:t>
+            </w:r>
+          </w:p>
+        </w:tc>
+      </w:tr>
+      <w:tr>
+        <w:trPr>
+          <w:tblHeader w:val="off"/>
+        </w:trPr>
+        <w:tc>
+          <w:tcPr>
+            <w:tcW w:type="dxa" w:w="2791"/>
+            <w:tcBorders>
+              <w:top w:val="single" w:color="000000" w:sz="4"/>
+              <w:left w:val="single" w:color="000000" w:sz="4"/>
+              <w:bottom w:val="single" w:color="000000" w:sz="4"/>
+              <w:right w:val="single" w:color="000000" w:sz="4"/>
+            </w:tcBorders>
+            <w:tcMar>
+              <w:top w:type="dxa" w:w="60"/>
+              <w:left w:type="dxa" w:w="100"/>
+              <w:bottom w:type="dxa" w:w="60"/>
+              <w:right w:type="dxa" w:w="100"/>
+            </w:tcMar>
+          </w:tcPr>
+          <w:p>
+            <w:pPr>
+              <w:jc w:val="left"/>
+            </w:pPr>
+            <w:r>
+              <w:rPr>
+                <w:rFonts w:ascii="Times New Roman" w:cs="Times New Roman" w:eastAsia="Times New Roman" w:hAnsi="Times New Roman"/>
+                <w:b w:val="false"/>
+                <w:bCs w:val="false"/>
+                <w:sz w:val="20"/>
+                <w:szCs w:val="20"/>
+              </w:rPr>
+              <w:t xml:space="preserve">Hamming+CRC</w:t>
+            </w:r>
+          </w:p>
+        </w:tc>
+        <w:tc>
+          <w:tcPr>
+            <w:tcW w:type="dxa" w:w="1861"/>
+            <w:tcBorders>
+              <w:top w:val="single" w:color="000000" w:sz="4"/>
+              <w:left w:val="single" w:color="000000" w:sz="4"/>
+              <w:bottom w:val="single" w:color="000000" w:sz="4"/>
+              <w:right w:val="single" w:color="000000" w:sz="4"/>
+            </w:tcBorders>
+            <w:tcMar>
+              <w:top w:type="dxa" w:w="60"/>
+              <w:left w:type="dxa" w:w="100"/>
+              <w:bottom w:type="dxa" w:w="60"/>
+              <w:right w:type="dxa" w:w="100"/>
+            </w:tcMar>
+          </w:tcPr>
+          <w:p>
+            <w:pPr>
+              <w:jc w:val="center"/>
+            </w:pPr>
+            <w:r>
+              <w:rPr>
+                <w:rFonts w:ascii="Times New Roman" w:cs="Times New Roman" w:eastAsia="Times New Roman" w:hAnsi="Times New Roman"/>
+                <w:b w:val="false"/>
+                <w:bCs w:val="false"/>
+                <w:sz w:val="20"/>
+                <w:szCs w:val="20"/>
+              </w:rPr>
+              <w:t xml:space="preserve">6</w:t>
+            </w:r>
+          </w:p>
+        </w:tc>
+        <w:tc>
+          <w:tcPr>
+            <w:tcW w:type="dxa" w:w="1861"/>
+            <w:tcBorders>
+              <w:top w:val="single" w:color="000000" w:sz="4"/>
+              <w:left w:val="single" w:color="000000" w:sz="4"/>
+              <w:bottom w:val="single" w:color="000000" w:sz="4"/>
+              <w:right w:val="single" w:color="000000" w:sz="4"/>
+            </w:tcBorders>
+            <w:tcMar>
+              <w:top w:type="dxa" w:w="60"/>
+              <w:left w:type="dxa" w:w="100"/>
+              <w:bottom w:type="dxa" w:w="60"/>
+              <w:right w:type="dxa" w:w="100"/>
+            </w:tcMar>
+          </w:tcPr>
+          <w:p>
+            <w:pPr>
+              <w:jc w:val="center"/>
+            </w:pPr>
+            <w:r>
+              <w:rPr>
+                <w:rFonts w:ascii="Times New Roman" w:cs="Times New Roman" w:eastAsia="Times New Roman" w:hAnsi="Times New Roman"/>
+                <w:b w:val="false"/>
+                <w:bCs w:val="false"/>
+                <w:sz w:val="20"/>
+                <w:szCs w:val="20"/>
+              </w:rPr>
+              <w:t xml:space="preserve">11</w:t>
+            </w:r>
+          </w:p>
+        </w:tc>
+        <w:tc>
+          <w:tcPr>
+            <w:tcW w:type="dxa" w:w="2793"/>
+            <w:tcBorders>
+              <w:top w:val="single" w:color="000000" w:sz="4"/>
+              <w:left w:val="single" w:color="000000" w:sz="4"/>
+              <w:bottom w:val="single" w:color="000000" w:sz="4"/>
+              <w:right w:val="single" w:color="000000" w:sz="4"/>
+            </w:tcBorders>
+            <w:tcMar>
+              <w:top w:type="dxa" w:w="60"/>
+              <w:left w:type="dxa" w:w="100"/>
+              <w:bottom w:type="dxa" w:w="60"/>
+              <w:right w:type="dxa" w:w="100"/>
+            </w:tcMar>
+          </w:tcPr>
+          <w:p>
+            <w:pPr>
+              <w:jc w:val="center"/>
+            </w:pPr>
+            <w:r>
+              <w:rPr>
+                <w:rFonts w:ascii="Times New Roman" w:cs="Times New Roman" w:eastAsia="Times New Roman" w:hAnsi="Times New Roman"/>
+                <w:b w:val="false"/>
+                <w:bCs w:val="false"/>
+                <w:sz w:val="20"/>
+                <w:szCs w:val="20"/>
+              </w:rPr>
+              <w:t xml:space="preserve">6</w:t>
+            </w:r>
+          </w:p>
+        </w:tc>
+      </w:tr>
+      <w:tr>
+        <w:trPr>
+          <w:tblHeader w:val="off"/>
+        </w:trPr>
+        <w:tc>
+          <w:tcPr>
+            <w:tcW w:type="dxa" w:w="2791"/>
+            <w:tcBorders>
+              <w:top w:val="single" w:color="000000" w:sz="4"/>
+              <w:left w:val="single" w:color="000000" w:sz="4"/>
+              <w:bottom w:val="single" w:color="000000" w:sz="4"/>
+              <w:right w:val="single" w:color="000000" w:sz="4"/>
+            </w:tcBorders>
+            <w:tcMar>
+              <w:top w:type="dxa" w:w="60"/>
+              <w:left w:type="dxa" w:w="100"/>
+              <w:bottom w:type="dxa" w:w="60"/>
+              <w:right w:type="dxa" w:w="100"/>
+            </w:tcMar>
+          </w:tcPr>
+          <w:p>
+            <w:pPr>
+              <w:jc w:val="left"/>
+            </w:pPr>
+            <w:r>
+              <w:rPr>
+                <w:rFonts w:ascii="Times New Roman" w:cs="Times New Roman" w:eastAsia="Times New Roman" w:hAnsi="Times New Roman"/>
+                <w:b w:val="false"/>
+                <w:bCs w:val="false"/>
+                <w:sz w:val="20"/>
+                <w:szCs w:val="20"/>
+              </w:rPr>
+              <w:t xml:space="preserve">Hamming+CRC+SSG</w:t>
+            </w:r>
+          </w:p>
+        </w:tc>
+        <w:tc>
+          <w:tcPr>
+            <w:tcW w:type="dxa" w:w="1861"/>
+            <w:tcBorders>
+              <w:top w:val="single" w:color="000000" w:sz="4"/>
+              <w:left w:val="single" w:color="000000" w:sz="4"/>
+              <w:bottom w:val="single" w:color="000000" w:sz="4"/>
+              <w:right w:val="single" w:color="000000" w:sz="4"/>
+            </w:tcBorders>
+            <w:tcMar>
+              <w:top w:type="dxa" w:w="60"/>
+              <w:left w:type="dxa" w:w="100"/>
+              <w:bottom w:type="dxa" w:w="60"/>
+              <w:right w:type="dxa" w:w="100"/>
+            </w:tcMar>
+          </w:tcPr>
+          <w:p>
+            <w:pPr>
+              <w:jc w:val="center"/>
+            </w:pPr>
+            <w:r>
+              <w:rPr>
+                <w:rFonts w:ascii="Times New Roman" w:cs="Times New Roman" w:eastAsia="Times New Roman" w:hAnsi="Times New Roman"/>
+                <w:b w:val="false"/>
+                <w:bCs w:val="false"/>
+                <w:sz w:val="20"/>
+                <w:szCs w:val="20"/>
+              </w:rPr>
+              <w:t xml:space="preserve">0</w:t>
+            </w:r>
+          </w:p>
+        </w:tc>
+        <w:tc>
+          <w:tcPr>
+            <w:tcW w:type="dxa" w:w="1861"/>
+            <w:tcBorders>
+              <w:top w:val="single" w:color="000000" w:sz="4"/>
+              <w:left w:val="single" w:color="000000" w:sz="4"/>
+              <w:bottom w:val="single" w:color="000000" w:sz="4"/>
+              <w:right w:val="single" w:color="000000" w:sz="4"/>
+            </w:tcBorders>
+            <w:tcMar>
+              <w:top w:type="dxa" w:w="60"/>
+              <w:left w:type="dxa" w:w="100"/>
+              <w:bottom w:type="dxa" w:w="60"/>
+              <w:right w:type="dxa" w:w="100"/>
+            </w:tcMar>
+          </w:tcPr>
+          <w:p>
+            <w:pPr>
+              <w:jc w:val="center"/>
+            </w:pPr>
+            <w:r>
+              <w:rPr>
+                <w:rFonts w:ascii="Times New Roman" w:cs="Times New Roman" w:eastAsia="Times New Roman" w:hAnsi="Times New Roman"/>
+                <w:b w:val="false"/>
+                <w:bCs w:val="false"/>
+                <w:sz w:val="20"/>
+                <w:szCs w:val="20"/>
+              </w:rPr>
+              <w:t xml:space="preserve">2</w:t>
+            </w:r>
+          </w:p>
+        </w:tc>
+        <w:tc>
+          <w:tcPr>
+            <w:tcW w:type="dxa" w:w="2793"/>
+            <w:tcBorders>
+              <w:top w:val="single" w:color="000000" w:sz="4"/>
+              <w:left w:val="single" w:color="000000" w:sz="4"/>
+              <w:bottom w:val="single" w:color="000000" w:sz="4"/>
+              <w:right w:val="single" w:color="000000" w:sz="4"/>
+            </w:tcBorders>
+            <w:tcMar>
+              <w:top w:type="dxa" w:w="60"/>
+              <w:left w:type="dxa" w:w="100"/>
+              <w:bottom w:type="dxa" w:w="60"/>
+              <w:right w:type="dxa" w:w="100"/>
+            </w:tcMar>
+          </w:tcPr>
+          <w:p>
+            <w:pPr>
+              <w:jc w:val="center"/>
+            </w:pPr>
+            <w:r>
+              <w:rPr>
+                <w:rFonts w:ascii="Times New Roman" w:cs="Times New Roman" w:eastAsia="Times New Roman" w:hAnsi="Times New Roman"/>
+                <w:b w:val="false"/>
+                <w:bCs w:val="false"/>
+                <w:sz w:val="20"/>
+                <w:szCs w:val="20"/>
+              </w:rPr>
+              <w:t xml:space="preserve">3</w:t>
+            </w:r>
+          </w:p>
+        </w:tc>
+      </w:tr>
+      <w:tr>
+        <w:trPr>
+          <w:tblHeader w:val="off"/>
+        </w:trPr>
+        <w:tc>
+          <w:tcPr>
+            <w:tcW w:type="dxa" w:w="2791"/>
+            <w:tcBorders>
+              <w:top w:val="single" w:color="000000" w:sz="4"/>
+              <w:left w:val="single" w:color="000000" w:sz="4"/>
+              <w:bottom w:val="single" w:color="000000" w:sz="4"/>
+              <w:right w:val="single" w:color="000000" w:sz="4"/>
+            </w:tcBorders>
+            <w:tcMar>
+              <w:top w:type="dxa" w:w="60"/>
+              <w:left w:type="dxa" w:w="100"/>
+              <w:bottom w:type="dxa" w:w="60"/>
+              <w:right w:type="dxa" w:w="100"/>
+            </w:tcMar>
+          </w:tcPr>
+          <w:p>
+            <w:pPr>
+              <w:jc w:val="left"/>
+            </w:pPr>
+            <w:r>
+              <w:rPr>
+                <w:rFonts w:ascii="Times New Roman" w:cs="Times New Roman" w:eastAsia="Times New Roman" w:hAnsi="Times New Roman"/>
+                <w:b w:val="false"/>
+                <w:bCs w:val="false"/>
+                <w:sz w:val="20"/>
+                <w:szCs w:val="20"/>
+              </w:rPr>
+              <w:t xml:space="preserve">Neural+CRC</w:t>
+            </w:r>
+          </w:p>
+        </w:tc>
+        <w:tc>
+          <w:tcPr>
+            <w:tcW w:type="dxa" w:w="1861"/>
+            <w:tcBorders>
+              <w:top w:val="single" w:color="000000" w:sz="4"/>
+              <w:left w:val="single" w:color="000000" w:sz="4"/>
+              <w:bottom w:val="single" w:color="000000" w:sz="4"/>
+              <w:right w:val="single" w:color="000000" w:sz="4"/>
+            </w:tcBorders>
+            <w:tcMar>
+              <w:top w:type="dxa" w:w="60"/>
+              <w:left w:type="dxa" w:w="100"/>
+              <w:bottom w:type="dxa" w:w="60"/>
+              <w:right w:type="dxa" w:w="100"/>
+            </w:tcMar>
+          </w:tcPr>
+          <w:p>
+            <w:pPr>
+              <w:jc w:val="center"/>
+            </w:pPr>
+            <w:r>
+              <w:rPr>
+                <w:rFonts w:ascii="Times New Roman" w:cs="Times New Roman" w:eastAsia="Times New Roman" w:hAnsi="Times New Roman"/>
+                <w:b w:val="false"/>
+                <w:bCs w:val="false"/>
+                <w:sz w:val="20"/>
+                <w:szCs w:val="20"/>
+              </w:rPr>
+              <w:t xml:space="preserve">5</w:t>
+            </w:r>
+          </w:p>
+        </w:tc>
+        <w:tc>
+          <w:tcPr>
+            <w:tcW w:type="dxa" w:w="1861"/>
+            <w:tcBorders>
+              <w:top w:val="single" w:color="000000" w:sz="4"/>
+              <w:left w:val="single" w:color="000000" w:sz="4"/>
+              <w:bottom w:val="single" w:color="000000" w:sz="4"/>
+              <w:right w:val="single" w:color="000000" w:sz="4"/>
+            </w:tcBorders>
+            <w:tcMar>
+              <w:top w:type="dxa" w:w="60"/>
+              <w:left w:type="dxa" w:w="100"/>
+              <w:bottom w:type="dxa" w:w="60"/>
+              <w:right w:type="dxa" w:w="100"/>
+            </w:tcMar>
+          </w:tcPr>
+          <w:p>
+            <w:pPr>
+              <w:jc w:val="center"/>
+            </w:pPr>
+            <w:r>
+              <w:rPr>
+                <w:rFonts w:ascii="Times New Roman" w:cs="Times New Roman" w:eastAsia="Times New Roman" w:hAnsi="Times New Roman"/>
+                <w:b w:val="false"/>
+                <w:bCs w:val="false"/>
+                <w:sz w:val="20"/>
+                <w:szCs w:val="20"/>
+              </w:rPr>
+              <w:t xml:space="preserve">17</w:t>
+            </w:r>
+          </w:p>
+        </w:tc>
+        <w:tc>
+          <w:tcPr>
+            <w:tcW w:type="dxa" w:w="2793"/>
+            <w:tcBorders>
+              <w:top w:val="single" w:color="000000" w:sz="4"/>
+              <w:left w:val="single" w:color="000000" w:sz="4"/>
+              <w:bottom w:val="single" w:color="000000" w:sz="4"/>
+              <w:right w:val="single" w:color="000000" w:sz="4"/>
+            </w:tcBorders>
+            <w:tcMar>
+              <w:top w:type="dxa" w:w="60"/>
+              <w:left w:type="dxa" w:w="100"/>
+              <w:bottom w:type="dxa" w:w="60"/>
+              <w:right w:type="dxa" w:w="100"/>
+            </w:tcMar>
+          </w:tcPr>
+          <w:p>
+            <w:pPr>
+              <w:jc w:val="center"/>
+            </w:pPr>
+            <w:r>
+              <w:rPr>
+                <w:rFonts w:ascii="Times New Roman" w:cs="Times New Roman" w:eastAsia="Times New Roman" w:hAnsi="Times New Roman"/>
+                <w:b w:val="false"/>
+                <w:bCs w:val="false"/>
+                <w:sz w:val="20"/>
+                <w:szCs w:val="20"/>
+              </w:rPr>
+              <w:t xml:space="preserve">13</w:t>
+            </w:r>
+          </w:p>
+        </w:tc>
+      </w:tr>
+      <w:tr>
+        <w:trPr>
+          <w:tblHeader w:val="off"/>
+        </w:trPr>
+        <w:tc>
+          <w:tcPr>
+            <w:tcW w:type="dxa" w:w="2791"/>
+            <w:tcBorders>
+              <w:top w:val="single" w:color="000000" w:sz="4"/>
+              <w:left w:val="single" w:color="000000" w:sz="4"/>
+              <w:bottom w:val="single" w:color="000000" w:sz="4"/>
+              <w:right w:val="single" w:color="000000" w:sz="4"/>
+            </w:tcBorders>
+            <w:tcMar>
+              <w:top w:type="dxa" w:w="60"/>
+              <w:left w:type="dxa" w:w="100"/>
+              <w:bottom w:type="dxa" w:w="60"/>
+              <w:right w:type="dxa" w:w="100"/>
+            </w:tcMar>
+          </w:tcPr>
+          <w:p>
+            <w:pPr>
+              <w:jc w:val="left"/>
+            </w:pPr>
+            <w:r>
+              <w:rPr>
+                <w:rFonts w:ascii="Times New Roman" w:cs="Times New Roman" w:eastAsia="Times New Roman" w:hAnsi="Times New Roman"/>
+                <w:b w:val="false"/>
+                <w:bCs w:val="false"/>
+                <w:sz w:val="20"/>
+                <w:szCs w:val="20"/>
+              </w:rPr>
+              <w:t xml:space="preserve">Neural+CRC+LLR</w:t>
+            </w:r>
+          </w:p>
+        </w:tc>
+        <w:tc>
+          <w:tcPr>
+            <w:tcW w:type="dxa" w:w="1861"/>
+            <w:tcBorders>
+              <w:top w:val="single" w:color="000000" w:sz="4"/>
+              <w:left w:val="single" w:color="000000" w:sz="4"/>
+              <w:bottom w:val="single" w:color="000000" w:sz="4"/>
+              <w:right w:val="single" w:color="000000" w:sz="4"/>
+            </w:tcBorders>
+            <w:tcMar>
+              <w:top w:type="dxa" w:w="60"/>
+              <w:left w:type="dxa" w:w="100"/>
+              <w:bottom w:type="dxa" w:w="60"/>
+              <w:right w:type="dxa" w:w="100"/>
+            </w:tcMar>
+          </w:tcPr>
+          <w:p>
+            <w:pPr>
+              <w:jc w:val="center"/>
+            </w:pPr>
+            <w:r>
+              <w:rPr>
+                <w:rFonts w:ascii="Times New Roman" w:cs="Times New Roman" w:eastAsia="Times New Roman" w:hAnsi="Times New Roman"/>
+                <w:b w:val="false"/>
+                <w:bCs w:val="false"/>
+                <w:sz w:val="20"/>
+                <w:szCs w:val="20"/>
+              </w:rPr>
+              <w:t xml:space="preserve">5</w:t>
+            </w:r>
+          </w:p>
+        </w:tc>
+        <w:tc>
+          <w:tcPr>
+            <w:tcW w:type="dxa" w:w="1861"/>
+            <w:tcBorders>
+              <w:top w:val="single" w:color="000000" w:sz="4"/>
+              <w:left w:val="single" w:color="000000" w:sz="4"/>
+              <w:bottom w:val="single" w:color="000000" w:sz="4"/>
+              <w:right w:val="single" w:color="000000" w:sz="4"/>
+            </w:tcBorders>
+            <w:tcMar>
+              <w:top w:type="dxa" w:w="60"/>
+              <w:left w:type="dxa" w:w="100"/>
+              <w:bottom w:type="dxa" w:w="60"/>
+              <w:right w:type="dxa" w:w="100"/>
+            </w:tcMar>
+          </w:tcPr>
+          <w:p>
+            <w:pPr>
+              <w:jc w:val="center"/>
+            </w:pPr>
+            <w:r>
+              <w:rPr>
+                <w:rFonts w:ascii="Times New Roman" w:cs="Times New Roman" w:eastAsia="Times New Roman" w:hAnsi="Times New Roman"/>
+                <w:b w:val="false"/>
+                <w:bCs w:val="false"/>
+                <w:sz w:val="20"/>
+                <w:szCs w:val="20"/>
+              </w:rPr>
+              <w:t xml:space="preserve">16</w:t>
+            </w:r>
+          </w:p>
+        </w:tc>
+        <w:tc>
+          <w:tcPr>
+            <w:tcW w:type="dxa" w:w="2793"/>
+            <w:tcBorders>
+              <w:top w:val="single" w:color="000000" w:sz="4"/>
+              <w:left w:val="single" w:color="000000" w:sz="4"/>
+              <w:bottom w:val="single" w:color="000000" w:sz="4"/>
+              <w:right w:val="single" w:color="000000" w:sz="4"/>
+            </w:tcBorders>
+            <w:tcMar>
+              <w:top w:type="dxa" w:w="60"/>
+              <w:left w:type="dxa" w:w="100"/>
+              <w:bottom w:type="dxa" w:w="60"/>
+              <w:right w:type="dxa" w:w="100"/>
+            </w:tcMar>
+          </w:tcPr>
+          <w:p>
+            <w:pPr>
+              <w:jc w:val="center"/>
+            </w:pPr>
+            <w:r>
+              <w:rPr>
+                <w:rFonts w:ascii="Times New Roman" w:cs="Times New Roman" w:eastAsia="Times New Roman" w:hAnsi="Times New Roman"/>
+                <w:b w:val="false"/>
+                <w:bCs w:val="false"/>
+                <w:sz w:val="20"/>
+                <w:szCs w:val="20"/>
+              </w:rPr>
+              <w:t xml:space="preserve">13</w:t>
+            </w:r>
+          </w:p>
+        </w:tc>
+      </w:tr>
+      <w:tr>
+        <w:trPr>
+          <w:tblHeader w:val="off"/>
+        </w:trPr>
+        <w:tc>
+          <w:tcPr>
+            <w:tcW w:type="dxa" w:w="2791"/>
+            <w:tcBorders>
+              <w:top w:val="single" w:color="000000" w:sz="4"/>
+              <w:left w:val="single" w:color="000000" w:sz="4"/>
+              <w:bottom w:val="single" w:color="000000" w:sz="4"/>
+              <w:right w:val="single" w:color="000000" w:sz="4"/>
+            </w:tcBorders>
+            <w:tcMar>
+              <w:top w:type="dxa" w:w="60"/>
+              <w:left w:type="dxa" w:w="100"/>
+              <w:bottom w:type="dxa" w:w="60"/>
+              <w:right w:type="dxa" w:w="100"/>
+            </w:tcMar>
+          </w:tcPr>
+          <w:p>
+            <w:pPr>
+              <w:jc w:val="left"/>
+            </w:pPr>
+            <w:r>
+              <w:rPr>
+                <w:rFonts w:ascii="Times New Roman" w:cs="Times New Roman" w:eastAsia="Times New Roman" w:hAnsi="Times New Roman"/>
+                <w:b w:val="false"/>
+                <w:bCs w:val="false"/>
+                <w:sz w:val="20"/>
+                <w:szCs w:val="20"/>
+              </w:rPr>
+              <w:t xml:space="preserve">GuardCode</w:t>
+            </w:r>
+          </w:p>
+        </w:tc>
+        <w:tc>
+          <w:tcPr>
+            <w:tcW w:type="dxa" w:w="1861"/>
+            <w:tcBorders>
+              <w:top w:val="single" w:color="000000" w:sz="4"/>
+              <w:left w:val="single" w:color="000000" w:sz="4"/>
+              <w:bottom w:val="single" w:color="000000" w:sz="4"/>
+              <w:right w:val="single" w:color="000000" w:sz="4"/>
+            </w:tcBorders>
+            <w:tcMar>
+              <w:top w:type="dxa" w:w="60"/>
+              <w:left w:type="dxa" w:w="100"/>
+              <w:bottom w:type="dxa" w:w="60"/>
+              <w:right w:type="dxa" w:w="100"/>
+            </w:tcMar>
+          </w:tcPr>
+          <w:p>
+            <w:pPr>
+              <w:jc w:val="center"/>
+            </w:pPr>
+            <w:r>
+              <w:rPr>
+                <w:rFonts w:ascii="Times New Roman" w:cs="Times New Roman" w:eastAsia="Times New Roman" w:hAnsi="Times New Roman"/>
+                <w:b w:val="false"/>
+                <w:bCs w:val="false"/>
+                <w:sz w:val="20"/>
+                <w:szCs w:val="20"/>
+              </w:rPr>
+              <w:t xml:space="preserve">0</w:t>
+            </w:r>
+          </w:p>
+        </w:tc>
+        <w:tc>
+          <w:tcPr>
+            <w:tcW w:type="dxa" w:w="1861"/>
+            <w:tcBorders>
+              <w:top w:val="single" w:color="000000" w:sz="4"/>
+              <w:left w:val="single" w:color="000000" w:sz="4"/>
+              <w:bottom w:val="single" w:color="000000" w:sz="4"/>
+              <w:right w:val="single" w:color="000000" w:sz="4"/>
+            </w:tcBorders>
+            <w:tcMar>
+              <w:top w:type="dxa" w:w="60"/>
+              <w:left w:type="dxa" w:w="100"/>
+              <w:bottom w:type="dxa" w:w="60"/>
+              <w:right w:type="dxa" w:w="100"/>
+            </w:tcMar>
+          </w:tcPr>
+          <w:p>
+            <w:pPr>
+              <w:jc w:val="center"/>
+            </w:pPr>
+            <w:r>
+              <w:rPr>
+                <w:rFonts w:ascii="Times New Roman" w:cs="Times New Roman" w:eastAsia="Times New Roman" w:hAnsi="Times New Roman"/>
+                <w:b w:val="false"/>
+                <w:bCs w:val="false"/>
+                <w:sz w:val="20"/>
+                <w:szCs w:val="20"/>
+              </w:rPr>
+              <w:t xml:space="preserve">8</w:t>
+            </w:r>
+          </w:p>
+        </w:tc>
+        <w:tc>
+          <w:tcPr>
+            <w:tcW w:type="dxa" w:w="2793"/>
+            <w:tcBorders>
+              <w:top w:val="single" w:color="000000" w:sz="4"/>
+              <w:left w:val="single" w:color="000000" w:sz="4"/>
+              <w:bottom w:val="single" w:color="000000" w:sz="4"/>
+              <w:right w:val="single" w:color="000000" w:sz="4"/>
+            </w:tcBorders>
+            <w:tcMar>
+              <w:top w:type="dxa" w:w="60"/>
+              <w:left w:type="dxa" w:w="100"/>
+              <w:bottom w:type="dxa" w:w="60"/>
+              <w:right w:type="dxa" w:w="100"/>
+            </w:tcMar>
+          </w:tcPr>
+          <w:p>
+            <w:pPr>
+              <w:jc w:val="center"/>
+            </w:pPr>
+            <w:r>
+              <w:rPr>
+                <w:rFonts w:ascii="Times New Roman" w:cs="Times New Roman" w:eastAsia="Times New Roman" w:hAnsi="Times New Roman"/>
+                <w:b w:val="false"/>
+                <w:bCs w:val="false"/>
+                <w:sz w:val="20"/>
+                <w:szCs w:val="20"/>
+              </w:rPr>
+              <w:t xml:space="preserve">3</w:t>
+            </w:r>
+          </w:p>
+        </w:tc>
+      </w:tr>
+    </w:tbl>
+    <w:p>
+      <w:pPr>
+        <w:spacing w:after="200" w:before="80"/>
+        <w:jc w:val="center"/>
+      </w:pPr>
+      <w:r>
+        <w:rPr>
+          <w:i/>
+          <w:iCs/>
+          <w:sz w:val="20"/>
+          <w:szCs w:val="20"/>
+        </w:rPr>
+        <w:t xml:space="preserve">Table 8 - Undetected frames with CRC-16, pooled over 0-7 dB (300,000 frames per point)</w:t>
+      </w:r>
+    </w:p>
+    <w:p>
+      <w:pPr>
+        <w:spacing w:after="120" w:line="300"/>
+        <w:jc w:val="both"/>
+      </w:pPr>
+      <w:r>
+        <w:t xml:space="preserve">CRC-16 removes about 99 % of the undetected errors that CRC-8 lets through: the plain neural receiver drops from 1,559 to 5 on AWGN and from 2,154 to 13 on the measured channel. The guard still lowers the remainder (for example 17 to 8 on the burst channel and 13 to 3 on the measured channel). These counts are single-digit, so they show the direction rather than a precise percentage; measuring the CRC-16 gain precisely would need hundreds of millions of frames. The 8 extra CRC bits cost goodput: from 3 dB upward the neural receiver reaches 0.29 information bits per channel use with CRC-16 against 0.40 with CRC-8 on AWGN. CRC-8 with GuardCode-ML therefore keeps the higher throughput at the cost of more undetected errors. Which choice is better depends on how much a single undetected error costs the application.</w:t>
+      </w:r>
+    </w:p>
+    <w:p>
+      <w:pPr>
         <w:pStyle w:val="Heading1"/>
+        <w:keepNext/>
       </w:pPr>
       <w:r>
         <w:t xml:space="preserve">7. Patentability Assessment</w:t>
@@ -12246,7 +15478,7 @@
           <w:sz w:val="20"/>
           <w:szCs w:val="20"/>
         </w:rPr>
-        <w:t xml:space="preserve">Table 7 - Patentability</w:t>
+        <w:t xml:space="preserve">Table 9 - Patentability</w:t>
       </w:r>
     </w:p>
     <w:p>
@@ -12312,6 +15544,7 @@
     <w:p>
       <w:pPr>
         <w:pStyle w:val="Heading1"/>
+        <w:keepNext/>
       </w:pPr>
       <w:r>
         <w:t xml:space="preserve">8. Conclusion and Future Work</w:t>
@@ -12379,16 +15612,7 @@
         <w:jc w:val="both"/>
       </w:pPr>
       <w:r>
-        <w:t xml:space="preserve">a draft patent.</w:t>
-      </w:r>
-    </w:p>
-    <w:p>
-      <w:pPr>
-        <w:spacing w:after="120" w:line="300"/>
-        <w:jc w:val="both"/>
-      </w:pPr>
-      <w:r>
-        <w:t xml:space="preserve">Future work:</w:t>
+        <w:t xml:space="preserve">a validation on a channel built from 22 real 802.15.4 error traces;</w:t>
       </w:r>
     </w:p>
     <w:p>
@@ -12402,7 +15626,7 @@
         <w:jc w:val="both"/>
       </w:pPr>
       <w:r>
-        <w:t xml:space="preserve">extend to CRC-16/24/32 with a fast Walsh-Hadamard evaluation;</w:t>
+        <w:t xml:space="preserve">full support for both CRC-8 and CRC-16;</w:t>
       </w:r>
     </w:p>
     <w:p>
@@ -12416,7 +15640,16 @@
         <w:jc w:val="both"/>
       </w:pPr>
       <w:r>
-        <w:t xml:space="preserve">apply SSG to LDPC/polar decoders and to HARQ soft combining;</w:t>
+        <w:t xml:space="preserve">a draft patent.</w:t>
+      </w:r>
+    </w:p>
+    <w:p>
+      <w:pPr>
+        <w:spacing w:after="120" w:line="300"/>
+        <w:jc w:val="both"/>
+      </w:pPr>
+      <w:r>
+        <w:t xml:space="preserve">Future work:</w:t>
       </w:r>
     </w:p>
     <w:p>
@@ -12430,7 +15663,7 @@
         <w:jc w:val="both"/>
       </w:pPr>
       <w:r>
-        <w:t xml:space="preserve">make the decoder SNR-aware so that posteriors stay calibrated on burst channels;</w:t>
+        <w:t xml:space="preserve">extend from CRC-8 and CRC-16 to CRC-24/32, where the exact 2^r-term sum must be replaced by a codeword-side sum or a list of the most likely alternative frames;</w:t>
       </w:r>
     </w:p>
     <w:p>
@@ -12444,12 +15677,55 @@
         <w:jc w:val="both"/>
       </w:pPr>
       <w:r>
+        <w:t xml:space="preserve">use the 802.11 (Wi-Fi) traces of the CRAWDAD dataset, and model the slow fading that makes some measured frames carry 25 or more bit errors;</w:t>
+      </w:r>
+    </w:p>
+    <w:p>
+      <w:pPr>
+        <w:pStyle w:val="ListParagraph"/>
+        <w:numPr>
+          <w:ilvl w:val="0"/>
+          <w:numId w:val="2"/>
+        </w:numPr>
+        <w:spacing w:after="60" w:line="290"/>
+        <w:jc w:val="both"/>
+      </w:pPr>
+      <w:r>
+        <w:t xml:space="preserve">apply SSG to LDPC/polar decoders and to HARQ soft combining;</w:t>
+      </w:r>
+    </w:p>
+    <w:p>
+      <w:pPr>
+        <w:pStyle w:val="ListParagraph"/>
+        <w:numPr>
+          <w:ilvl w:val="0"/>
+          <w:numId w:val="2"/>
+        </w:numPr>
+        <w:spacing w:after="60" w:line="290"/>
+        <w:jc w:val="both"/>
+      </w:pPr>
+      <w:r>
+        <w:t xml:space="preserve">make the decoder SNR-aware so that posteriors stay calibrated on burst channels;</w:t>
+      </w:r>
+    </w:p>
+    <w:p>
+      <w:pPr>
+        <w:pStyle w:val="ListParagraph"/>
+        <w:numPr>
+          <w:ilvl w:val="0"/>
+          <w:numId w:val="2"/>
+        </w:numPr>
+        <w:spacing w:after="60" w:line="290"/>
+        <w:jc w:val="both"/>
+      </w:pPr>
+      <w:r>
         <w:t xml:space="preserve">implement the guard on an SDR testbed.</w:t>
       </w:r>
     </w:p>
     <w:p>
       <w:pPr>
         <w:pStyle w:val="Heading1"/>
+        <w:keepNext/>
       </w:pPr>
       <w:r>
         <w:t xml:space="preserve">References</w:t>
@@ -12597,7 +15873,50 @@
     </w:p>
     <w:p>
       <w:pPr>
+        <w:pStyle w:val="ListParagraph"/>
+        <w:numPr>
+          <w:ilvl w:val="0"/>
+          <w:numId w:val="4"/>
+        </w:numPr>
+        <w:spacing w:after="80" w:line="290"/>
+        <w:jc w:val="both"/>
+      </w:pPr>
+      <w:r>
+        <w:t xml:space="preserve">A. Iqbal, K. Shahzad, S. A. Khayam, Y. Cho, "CRAWDAD dataset niit/bit_errors (v. 2008-07-08)," IEEE DataPort, DOI 10.15783/C7S88K.</w:t>
+      </w:r>
+    </w:p>
+    <w:p>
+      <w:pPr>
+        <w:pStyle w:val="ListParagraph"/>
+        <w:numPr>
+          <w:ilvl w:val="0"/>
+          <w:numId w:val="4"/>
+        </w:numPr>
+        <w:spacing w:after="80" w:line="290"/>
+        <w:jc w:val="both"/>
+      </w:pPr>
+      <w:r>
+        <w:t xml:space="preserve">L. R. Rabiner, "A tutorial on hidden Markov models and selected applications in speech recognition," Proceedings of the IEEE, 1989 (Baum-Welch algorithm).</w:t>
+      </w:r>
+    </w:p>
+    <w:p>
+      <w:pPr>
+        <w:pStyle w:val="ListParagraph"/>
+        <w:numPr>
+          <w:ilvl w:val="0"/>
+          <w:numId w:val="4"/>
+        </w:numPr>
+        <w:spacing w:after="80" w:line="290"/>
+        <w:jc w:val="both"/>
+      </w:pPr>
+      <w:r>
+        <w:t xml:space="preserve">F. Pedregosa et al., "Scikit-learn: Machine learning in Python," Journal of Machine Learning Research, 2011.</w:t>
+      </w:r>
+    </w:p>
+    <w:p>
+      <w:pPr>
         <w:pStyle w:val="Heading1"/>
+        <w:keepNext/>
       </w:pPr>
       <w:r>
         <w:t xml:space="preserve">Appendix A - How to Run</w:t>
@@ -12613,7 +15932,7 @@
           <w:sz w:val="18"/>
           <w:szCs w:val="18"/>
         </w:rPr>
-        <w:t xml:space="preserve">C:\Projects\Computer_Networks</w:t>
+        <w:t xml:space="preserve">Naresh_Computer_Networks_Project\</w:t>
       </w:r>
     </w:p>
     <w:p>
@@ -12652,7 +15971,7 @@
           <w:sz w:val="18"/>
           <w:szCs w:val="18"/>
         </w:rPr>
-        <w:t xml:space="preserve">  run_experiments.bat  full benchmark (2M frames/point) + analyses</w:t>
+        <w:t xml:space="preserve">  run_experiments.bat  full benchmark + analyses</w:t>
       </w:r>
     </w:p>
     <w:p>
@@ -12691,7 +16010,7 @@
           <w:sz w:val="18"/>
           <w:szCs w:val="18"/>
         </w:rPr>
-        <w:t xml:space="preserve">Manual:</w:t>
+        <w:t xml:space="preserve">Manual (inside .venv):</w:t>
       </w:r>
     </w:p>
     <w:p>
@@ -12704,7 +16023,7 @@
           <w:sz w:val="18"/>
           <w:szCs w:val="18"/>
         </w:rPr>
-        <w:t xml:space="preserve">  .venv\Scripts\python -m guardcode.evaluate --frames 300000</w:t>
+        <w:t xml:space="preserve">  python -m guardcode.evaluate --frames 300000                        CRC-8, AWGN + burst</w:t>
       </w:r>
     </w:p>
     <w:p>
@@ -12717,7 +16036,7 @@
           <w:sz w:val="18"/>
           <w:szCs w:val="18"/>
         </w:rPr>
-        <w:t xml:space="preserve">  .venv\Scripts\python scripts\analysis.py</w:t>
+        <w:t xml:space="preserve">  python -m guardcode.evaluate --profiles crawdad                     measured 802.15.4 channel</w:t>
       </w:r>
     </w:p>
     <w:p>
@@ -12730,7 +16049,7 @@
           <w:sz w:val="18"/>
           <w:szCs w:val="18"/>
         </w:rPr>
-        <w:t xml:space="preserve">  .venv\Scripts\python scripts\populate_db.py --frames 1000000</w:t>
+        <w:t xml:space="preserve">  python -m guardcode.evaluate --crc CRC-16 --profiles awgn,burst,crawdad</w:t>
       </w:r>
     </w:p>
     <w:p>
@@ -12743,15 +16062,146 @@
           <w:sz w:val="18"/>
           <w:szCs w:val="18"/>
         </w:rPr>
-        <w:t xml:space="preserve">  .venv\Scripts\python dashboard\app.py</w:t>
+        <w:t xml:space="preserve">  python scripts\fit_crawdad.py                                       refit the CRAWDAD traces</w:t>
+      </w:r>
+    </w:p>
+    <w:p>
+      <w:pPr>
+        <w:spacing w:after="0"/>
+      </w:pPr>
+      <w:r>
+        <w:rPr>
+          <w:rFonts w:ascii="Consolas" w:cs="Consolas" w:eastAsia="Consolas" w:hAnsi="Consolas"/>
+          <w:sz w:val="18"/>
+          <w:szCs w:val="18"/>
+        </w:rPr>
+        <w:t xml:space="preserve">  python scripts\train_mlguard.py --frames 6000000                    retrain GuardCode-ML</w:t>
+      </w:r>
+    </w:p>
+    <w:p>
+      <w:pPr>
+        <w:spacing w:after="0"/>
+      </w:pPr>
+      <w:r>
+        <w:rPr>
+          <w:rFonts w:ascii="Consolas" w:cs="Consolas" w:eastAsia="Consolas" w:hAnsi="Consolas"/>
+          <w:sz w:val="18"/>
+          <w:szCs w:val="18"/>
+        </w:rPr>
+        <w:t xml:space="preserve">  python scripts\train_all.py --crc CRC-16                            CRC-16 neural codes</w:t>
+      </w:r>
+    </w:p>
+    <w:p>
+      <w:pPr>
+        <w:spacing w:after="0"/>
+      </w:pPr>
+      <w:r>
+        <w:rPr>
+          <w:rFonts w:ascii="Consolas" w:cs="Consolas" w:eastAsia="Consolas" w:hAnsi="Consolas"/>
+          <w:sz w:val="18"/>
+          <w:szCs w:val="18"/>
+        </w:rPr>
+        <w:t xml:space="preserve">  python scripts\analysis.py  and  python scripts\summarize.py</w:t>
+      </w:r>
+    </w:p>
+    <w:p>
+      <w:pPr>
+        <w:spacing w:after="0"/>
+      </w:pPr>
+      <w:r>
+        <w:rPr>
+          <w:rFonts w:ascii="Consolas" w:cs="Consolas" w:eastAsia="Consolas" w:hAnsi="Consolas"/>
+          <w:sz w:val="18"/>
+          <w:szCs w:val="18"/>
+        </w:rPr>
+        <w:t xml:space="preserve">  python scripts\populate_db.py --frames 1000000</w:t>
+      </w:r>
+    </w:p>
+    <w:p>
+      <w:pPr>
+        <w:spacing w:after="0"/>
+      </w:pPr>
+      <w:r>
+        <w:rPr>
+          <w:rFonts w:ascii="Consolas" w:cs="Consolas" w:eastAsia="Consolas" w:hAnsi="Consolas"/>
+          <w:sz w:val="18"/>
+          <w:szCs w:val="18"/>
+        </w:rPr>
+        <w:t xml:space="preserve">  python dashboard\app.py</w:t>
       </w:r>
     </w:p>
     <w:p>
       <w:pPr>
         <w:pStyle w:val="Heading1"/>
+        <w:keepNext/>
       </w:pPr>
       <w:r>
         <w:t xml:space="preserve">Appendix B - Core Code: Soft-Syndrome Guard</w:t>
+      </w:r>
+    </w:p>
+    <w:p>
+      <w:pPr>
+        <w:spacing w:after="0"/>
+      </w:pPr>
+      <w:r>
+        <w:rPr>
+          <w:rFonts w:ascii="Consolas" w:cs="Consolas" w:eastAsia="Consolas" w:hAnsi="Consolas"/>
+          <w:sz w:val="18"/>
+          <w:szCs w:val="18"/>
+        </w:rPr>
+        <w:t xml:space="preserve">class SoftSyndromeGuard:</w:t>
+      </w:r>
+    </w:p>
+    <w:p>
+      <w:pPr>
+        <w:spacing w:after="0"/>
+      </w:pPr>
+      <w:r>
+        <w:rPr>
+          <w:rFonts w:ascii="Consolas" w:cs="Consolas" w:eastAsia="Consolas" w:hAnsi="Consolas"/>
+          <w:sz w:val="18"/>
+          <w:szCs w:val="18"/>
+        </w:rPr>
+        <w:t xml:space="preserve">    def __init__(self, crc):</w:t>
+      </w:r>
+    </w:p>
+    <w:p>
+      <w:pPr>
+        <w:spacing w:after="0"/>
+      </w:pPr>
+      <w:r>
+        <w:rPr>
+          <w:rFonts w:ascii="Consolas" w:cs="Consolas" w:eastAsia="Consolas" w:hAnsi="Consolas"/>
+          <w:sz w:val="18"/>
+          <w:szCs w:val="18"/>
+        </w:rPr>
+        <w:t xml:space="preserve">        self.crc = crc</w:t>
+      </w:r>
+    </w:p>
+    <w:p>
+      <w:pPr>
+        <w:spacing w:after="0"/>
+      </w:pPr>
+      <w:r>
+        <w:rPr>
+          <w:rFonts w:ascii="Consolas" w:cs="Consolas" w:eastAsia="Consolas" w:hAnsi="Consolas"/>
+          <w:sz w:val="18"/>
+          <w:szCs w:val="18"/>
+        </w:rPr>
+        <w:t xml:space="preserve">        self.W = crc.W.astype(np.int64)            # (2^r, n) rows u^T H</w:t>
+      </w:r>
+    </w:p>
+    <w:p>
+      <w:pPr>
+        <w:spacing w:after="0"/>
+      </w:pPr>
+      <w:r>
+        <w:rPr>
+          <w:rFonts w:ascii="Consolas" w:cs="Consolas" w:eastAsia="Consolas" w:hAnsi="Consolas"/>
+          <w:sz w:val="18"/>
+          <w:szCs w:val="18"/>
+        </w:rPr>
+        <w:t xml:space="preserve">        self._idx = {}</w:t>
       </w:r>
     </w:p>
     <w:p>
@@ -12777,7 +16227,7 @@
           <w:sz w:val="18"/>
           <w:szCs w:val="18"/>
         </w:rPr>
-        <w:t xml:space="preserve">Using group posteriors (instead of independent bits) keeps the correlation between</w:t>
+        <w:t xml:space="preserve">    def _mask_index(self, m):</w:t>
       </w:r>
     </w:p>
     <w:p>
@@ -12790,7 +16240,98 @@
           <w:sz w:val="18"/>
           <w:szCs w:val="18"/>
         </w:rPr>
-        <w:t xml:space="preserve">bits of the same byte/block, which makes R(y) far better calibrated.</w:t>
+        <w:t xml:space="preserve">        """(U, G) index of s_c(u) for groups of m bits (MSB first inside a group)."""</w:t>
+      </w:r>
+    </w:p>
+    <w:p>
+      <w:pPr>
+        <w:spacing w:after="0"/>
+      </w:pPr>
+      <w:r>
+        <w:rPr>
+          <w:rFonts w:ascii="Consolas" w:cs="Consolas" w:eastAsia="Consolas" w:hAnsi="Consolas"/>
+          <w:sz w:val="18"/>
+          <w:szCs w:val="18"/>
+        </w:rPr>
+        <w:t xml:space="preserve">        if m not in self._idx:</w:t>
+      </w:r>
+    </w:p>
+    <w:p>
+      <w:pPr>
+        <w:spacing w:after="0"/>
+      </w:pPr>
+      <w:r>
+        <w:rPr>
+          <w:rFonts w:ascii="Consolas" w:cs="Consolas" w:eastAsia="Consolas" w:hAnsi="Consolas"/>
+          <w:sz w:val="18"/>
+          <w:szCs w:val="18"/>
+        </w:rPr>
+        <w:t xml:space="preserve">            U, n = self.W.shape</w:t>
+      </w:r>
+    </w:p>
+    <w:p>
+      <w:pPr>
+        <w:spacing w:after="0"/>
+      </w:pPr>
+      <w:r>
+        <w:rPr>
+          <w:rFonts w:ascii="Consolas" w:cs="Consolas" w:eastAsia="Consolas" w:hAnsi="Consolas"/>
+          <w:sz w:val="18"/>
+          <w:szCs w:val="18"/>
+        </w:rPr>
+        <w:t xml:space="preserve">            G = n // m</w:t>
+      </w:r>
+    </w:p>
+    <w:p>
+      <w:pPr>
+        <w:spacing w:after="0"/>
+      </w:pPr>
+      <w:r>
+        <w:rPr>
+          <w:rFonts w:ascii="Consolas" w:cs="Consolas" w:eastAsia="Consolas" w:hAnsi="Consolas"/>
+          <w:sz w:val="18"/>
+          <w:szCs w:val="18"/>
+        </w:rPr>
+        <w:t xml:space="preserve">            w = self.W.reshape(U, G, m)</w:t>
+      </w:r>
+    </w:p>
+    <w:p>
+      <w:pPr>
+        <w:spacing w:after="0"/>
+      </w:pPr>
+      <w:r>
+        <w:rPr>
+          <w:rFonts w:ascii="Consolas" w:cs="Consolas" w:eastAsia="Consolas" w:hAnsi="Consolas"/>
+          <w:sz w:val="18"/>
+          <w:szCs w:val="18"/>
+        </w:rPr>
+        <w:t xml:space="preserve">            weights = 1 &lt;&lt; np.arange(m - 1, -1, -1)</w:t>
+      </w:r>
+    </w:p>
+    <w:p>
+      <w:pPr>
+        <w:spacing w:after="0"/>
+      </w:pPr>
+      <w:r>
+        <w:rPr>
+          <w:rFonts w:ascii="Consolas" w:cs="Consolas" w:eastAsia="Consolas" w:hAnsi="Consolas"/>
+          <w:sz w:val="18"/>
+          <w:szCs w:val="18"/>
+        </w:rPr>
+        <w:t xml:space="preserve">            self._idx[m] = (w * weights).sum(axis=2)    # (U, G)</w:t>
+      </w:r>
+    </w:p>
+    <w:p>
+      <w:pPr>
+        <w:spacing w:after="0"/>
+      </w:pPr>
+      <w:r>
+        <w:rPr>
+          <w:rFonts w:ascii="Consolas" w:cs="Consolas" w:eastAsia="Consolas" w:hAnsi="Consolas"/>
+          <w:sz w:val="18"/>
+          <w:szCs w:val="18"/>
+        </w:rPr>
+        <w:t xml:space="preserve">        return self._idx[m]</w:t>
       </w:r>
     </w:p>
     <w:p>
@@ -12816,7 +16357,7 @@
           <w:sz w:val="18"/>
           <w:szCs w:val="18"/>
         </w:rPr>
-        <w:t xml:space="preserve">The residual risk  R(y) = 1 - P(b = x | y, Hb = 0)  is the posterior probability that a</w:t>
+        <w:t xml:space="preserve">    def risk_groups(self, P, rows=None):</w:t>
       </w:r>
     </w:p>
     <w:p>
@@ -12829,7 +16370,7 @@
           <w:sz w:val="18"/>
           <w:szCs w:val="18"/>
         </w:rPr>
-        <w:t xml:space="preserve">frame which PASSES the CRC is nevertheless wrong. The guard rejects (requests ARQ</w:t>
+        <w:t xml:space="preserve">        """P: (B, G, 2^m) group posteriors. Returns (decision values (B,G), risk (B,)).</w:t>
       </w:r>
     </w:p>
     <w:p>
@@ -12842,7 +16383,7 @@
           <w:sz w:val="18"/>
           <w:szCs w:val="18"/>
         </w:rPr>
-        <w:t xml:space="preserve">retransmission of) CRC-passing frames with R(y) &gt; tau. No extra bits are sent and the</w:t>
+        <w:t xml:space="preserve">        rows: optional boolean mask; the risk is computed only there (1.0 elsewhere). The</w:t>
       </w:r>
     </w:p>
     <w:p>
@@ -12855,7 +16396,7 @@
           <w:sz w:val="18"/>
           <w:szCs w:val="18"/>
         </w:rPr>
-        <w:t xml:space="preserve">CRC polynomial is not modified.</w:t>
+        <w:t xml:space="preserve">        receiver needs it only for CRC-passing frames, which saves most of the CRC-16 cost."""</w:t>
       </w:r>
     </w:p>
     <w:p>
@@ -12868,7 +16409,98 @@
           <w:sz w:val="18"/>
           <w:szCs w:val="18"/>
         </w:rPr>
-        <w:t xml:space="preserve">import numpy as np</w:t>
+        <w:t xml:space="preserve">        P = np.asarray(P, dtype=np.float64)</w:t>
+      </w:r>
+    </w:p>
+    <w:p>
+      <w:pPr>
+        <w:spacing w:after="0"/>
+      </w:pPr>
+      <w:r>
+        <w:rPr>
+          <w:rFonts w:ascii="Consolas" w:cs="Consolas" w:eastAsia="Consolas" w:hAnsi="Consolas"/>
+          <w:sz w:val="18"/>
+          <w:szCs w:val="18"/>
+        </w:rPr>
+        <w:t xml:space="preserve">        P = P / P.sum(axis=2, keepdims=True)</w:t>
+      </w:r>
+    </w:p>
+    <w:p>
+      <w:pPr>
+        <w:spacing w:after="0"/>
+      </w:pPr>
+      <w:r>
+        <w:rPr>
+          <w:rFonts w:ascii="Consolas" w:cs="Consolas" w:eastAsia="Consolas" w:hAnsi="Consolas"/>
+          <w:sz w:val="18"/>
+          <w:szCs w:val="18"/>
+        </w:rPr>
+        <w:t xml:space="preserve">        dec = P.argmax(axis=2)</w:t>
+      </w:r>
+    </w:p>
+    <w:p>
+      <w:pPr>
+        <w:spacing w:after="0"/>
+      </w:pPr>
+      <w:r>
+        <w:rPr>
+          <w:rFonts w:ascii="Consolas" w:cs="Consolas" w:eastAsia="Consolas" w:hAnsi="Consolas"/>
+          <w:sz w:val="18"/>
+          <w:szCs w:val="18"/>
+        </w:rPr>
+        <w:t xml:space="preserve">        risk = np.ones(P.shape[0])</w:t>
+      </w:r>
+    </w:p>
+    <w:p>
+      <w:pPr>
+        <w:spacing w:after="0"/>
+      </w:pPr>
+      <w:r>
+        <w:rPr>
+          <w:rFonts w:ascii="Consolas" w:cs="Consolas" w:eastAsia="Consolas" w:hAnsi="Consolas"/>
+          <w:sz w:val="18"/>
+          <w:szCs w:val="18"/>
+        </w:rPr>
+        <w:t xml:space="preserve">        sel = np.arange(P.shape[0]) if rows is None else np.flatnonzero(rows)</w:t>
+      </w:r>
+    </w:p>
+    <w:p>
+      <w:pPr>
+        <w:spacing w:after="0"/>
+      </w:pPr>
+      <w:r>
+        <w:rPr>
+          <w:rFonts w:ascii="Consolas" w:cs="Consolas" w:eastAsia="Consolas" w:hAnsi="Consolas"/>
+          <w:sz w:val="18"/>
+          <w:szCs w:val="18"/>
+        </w:rPr>
+        <w:t xml:space="preserve">        if sel.size:</w:t>
+      </w:r>
+    </w:p>
+    <w:p>
+      <w:pPr>
+        <w:spacing w:after="0"/>
+      </w:pPr>
+      <w:r>
+        <w:rPr>
+          <w:rFonts w:ascii="Consolas" w:cs="Consolas" w:eastAsia="Consolas" w:hAnsi="Consolas"/>
+          <w:sz w:val="18"/>
+          <w:szCs w:val="18"/>
+        </w:rPr>
+        <w:t xml:space="preserve">            risk[sel] = self._risk(P[sel], dec[sel])</w:t>
+      </w:r>
+    </w:p>
+    <w:p>
+      <w:pPr>
+        <w:spacing w:after="0"/>
+      </w:pPr>
+      <w:r>
+        <w:rPr>
+          <w:rFonts w:ascii="Consolas" w:cs="Consolas" w:eastAsia="Consolas" w:hAnsi="Consolas"/>
+          <w:sz w:val="18"/>
+          <w:szCs w:val="18"/>
+        </w:rPr>
+        <w:t xml:space="preserve">        return dec, risk</w:t>
       </w:r>
     </w:p>
     <w:p>
@@ -12894,7 +16526,7 @@
           <w:sz w:val="18"/>
           <w:szCs w:val="18"/>
         </w:rPr>
-        <w:t xml:space="preserve"> </w:t>
+        <w:t xml:space="preserve">    def _risk(self, P, dec):</w:t>
       </w:r>
     </w:p>
     <w:p>
@@ -12907,7 +16539,306 @@
           <w:sz w:val="18"/>
           <w:szCs w:val="18"/>
         </w:rPr>
-        <w:t xml:space="preserve">_HAD = {}</w:t>
+        <w:t xml:space="preserve">        B, G, M = P.shape</w:t>
+      </w:r>
+    </w:p>
+    <w:p>
+      <w:pPr>
+        <w:spacing w:after="0"/>
+      </w:pPr>
+      <w:r>
+        <w:rPr>
+          <w:rFonts w:ascii="Consolas" w:cs="Consolas" w:eastAsia="Consolas" w:hAnsi="Consolas"/>
+          <w:sz w:val="18"/>
+          <w:szCs w:val="18"/>
+        </w:rPr>
+        <w:t xml:space="preserve">        m = int(np.log2(M))</w:t>
+      </w:r>
+    </w:p>
+    <w:p>
+      <w:pPr>
+        <w:spacing w:after="0"/>
+      </w:pPr>
+      <w:r>
+        <w:rPr>
+          <w:rFonts w:ascii="Consolas" w:cs="Consolas" w:eastAsia="Consolas" w:hAnsi="Consolas"/>
+          <w:sz w:val="18"/>
+          <w:szCs w:val="18"/>
+        </w:rPr>
+        <w:t xml:space="preserve">        log_px = np.log(np.maximum(np.take_along_axis(P, dec[..., None], axis=2)[..., 0], 1e-300)).sum(axis=1)</w:t>
+      </w:r>
+    </w:p>
+    <w:p>
+      <w:pPr>
+        <w:spacing w:after="0"/>
+      </w:pPr>
+      <w:r>
+        <w:rPr>
+          <w:rFonts w:ascii="Consolas" w:cs="Consolas" w:eastAsia="Consolas" w:hAnsi="Consolas"/>
+          <w:sz w:val="18"/>
+          <w:szCs w:val="18"/>
+        </w:rPr>
+        <w:t xml:space="preserve">        F = fwht(P)                                     # (B, G, M)</w:t>
+      </w:r>
+    </w:p>
+    <w:p>
+      <w:pPr>
+        <w:spacing w:after="0"/>
+      </w:pPr>
+      <w:r>
+        <w:rPr>
+          <w:rFonts w:ascii="Consolas" w:cs="Consolas" w:eastAsia="Consolas" w:hAnsi="Consolas"/>
+          <w:sz w:val="18"/>
+          <w:szCs w:val="18"/>
+        </w:rPr>
+        <w:t xml:space="preserve">        idx = self._mask_index(m)                       # (U, G)</w:t>
+      </w:r>
+    </w:p>
+    <w:p>
+      <w:pPr>
+        <w:spacing w:after="0"/>
+      </w:pPr>
+      <w:r>
+        <w:rPr>
+          <w:rFonts w:ascii="Consolas" w:cs="Consolas" w:eastAsia="Consolas" w:hAnsi="Consolas"/>
+          <w:sz w:val="18"/>
+          <w:szCs w:val="18"/>
+        </w:rPr>
+        <w:t xml:space="preserve">        U = idx.shape[0]</w:t>
+      </w:r>
+    </w:p>
+    <w:p>
+      <w:pPr>
+        <w:spacing w:after="0"/>
+      </w:pPr>
+      <w:r>
+        <w:rPr>
+          <w:rFonts w:ascii="Consolas" w:cs="Consolas" w:eastAsia="Consolas" w:hAnsi="Consolas"/>
+          <w:sz w:val="18"/>
+          <w:szCs w:val="18"/>
+        </w:rPr>
+        <w:t xml:space="preserve">        if m == 1:</w:t>
+      </w:r>
+    </w:p>
+    <w:p>
+      <w:pPr>
+        <w:spacing w:after="0"/>
+      </w:pPr>
+      <w:r>
+        <w:rPr>
+          <w:rFonts w:ascii="Consolas" w:cs="Consolas" w:eastAsia="Consolas" w:hAnsi="Consolas"/>
+          <w:sz w:val="18"/>
+          <w:szCs w:val="18"/>
+        </w:rPr>
+        <w:t xml:space="preserve">            # single-bit groups: prod_i t_i^{W_ui} with t = 1 - 2p, via log-magnitude / sign matmuls</w:t>
+      </w:r>
+    </w:p>
+    <w:p>
+      <w:pPr>
+        <w:spacing w:after="0"/>
+      </w:pPr>
+      <w:r>
+        <w:rPr>
+          <w:rFonts w:ascii="Consolas" w:cs="Consolas" w:eastAsia="Consolas" w:hAnsi="Consolas"/>
+          <w:sz w:val="18"/>
+          <w:szCs w:val="18"/>
+        </w:rPr>
+        <w:t xml:space="preserve">            t = F[:, :, 1]</w:t>
+      </w:r>
+    </w:p>
+    <w:p>
+      <w:pPr>
+        <w:spacing w:after="0"/>
+      </w:pPr>
+      <w:r>
+        <w:rPr>
+          <w:rFonts w:ascii="Consolas" w:cs="Consolas" w:eastAsia="Consolas" w:hAnsi="Consolas"/>
+          <w:sz w:val="18"/>
+          <w:szCs w:val="18"/>
+        </w:rPr>
+        <w:t xml:space="preserve">            Wf = idx.astype(np.float64).T                  # (G, U)</w:t>
+      </w:r>
+    </w:p>
+    <w:p>
+      <w:pPr>
+        <w:spacing w:after="0"/>
+      </w:pPr>
+      <w:r>
+        <w:rPr>
+          <w:rFonts w:ascii="Consolas" w:cs="Consolas" w:eastAsia="Consolas" w:hAnsi="Consolas"/>
+          <w:sz w:val="18"/>
+          <w:szCs w:val="18"/>
+        </w:rPr>
+        <w:t xml:space="preserve">            mag = np.exp(np.log(np.maximum(np.abs(t), 1e-300)) @ Wf)</w:t>
+      </w:r>
+    </w:p>
+    <w:p>
+      <w:pPr>
+        <w:spacing w:after="0"/>
+      </w:pPr>
+      <w:r>
+        <w:rPr>
+          <w:rFonts w:ascii="Consolas" w:cs="Consolas" w:eastAsia="Consolas" w:hAnsi="Consolas"/>
+          <w:sz w:val="18"/>
+          <w:szCs w:val="18"/>
+        </w:rPr>
+        <w:t xml:space="preserve">            sign = 1.0 - 2.0 * np.mod((t &lt; 0).astype(np.float64) @ Wf, 2)</w:t>
+      </w:r>
+    </w:p>
+    <w:p>
+      <w:pPr>
+        <w:spacing w:after="0"/>
+      </w:pPr>
+      <w:r>
+        <w:rPr>
+          <w:rFonts w:ascii="Consolas" w:cs="Consolas" w:eastAsia="Consolas" w:hAnsi="Consolas"/>
+          <w:sz w:val="18"/>
+          <w:szCs w:val="18"/>
+        </w:rPr>
+        <w:t xml:space="preserve">            pz = (sign * mag).mean(axis=1)</w:t>
+      </w:r>
+    </w:p>
+    <w:p>
+      <w:pPr>
+        <w:spacing w:after="0"/>
+      </w:pPr>
+      <w:r>
+        <w:rPr>
+          <w:rFonts w:ascii="Consolas" w:cs="Consolas" w:eastAsia="Consolas" w:hAnsi="Consolas"/>
+          <w:sz w:val="18"/>
+          <w:szCs w:val="18"/>
+        </w:rPr>
+        <w:t xml:space="preserve">        elif _dual_sum is not None and U &gt;= 4096:      # CRC-16; CRC-8 keeps the numpy path</w:t>
+      </w:r>
+    </w:p>
+    <w:p>
+      <w:pPr>
+        <w:spacing w:after="0"/>
+      </w:pPr>
+      <w:r>
+        <w:rPr>
+          <w:rFonts w:ascii="Consolas" w:cs="Consolas" w:eastAsia="Consolas" w:hAnsi="Consolas"/>
+          <w:sz w:val="18"/>
+          <w:szCs w:val="18"/>
+        </w:rPr>
+        <w:t xml:space="preserve">            pz = _dual_sum(np.ascontiguousarray(F), self._idx32(m))</w:t>
+      </w:r>
+    </w:p>
+    <w:p>
+      <w:pPr>
+        <w:spacing w:after="0"/>
+      </w:pPr>
+      <w:r>
+        <w:rPr>
+          <w:rFonts w:ascii="Consolas" w:cs="Consolas" w:eastAsia="Consolas" w:hAnsi="Consolas"/>
+          <w:sz w:val="18"/>
+          <w:szCs w:val="18"/>
+        </w:rPr>
+        <w:t xml:space="preserve">        else:</w:t>
+      </w:r>
+    </w:p>
+    <w:p>
+      <w:pPr>
+        <w:spacing w:after="0"/>
+      </w:pPr>
+      <w:r>
+        <w:rPr>
+          <w:rFonts w:ascii="Consolas" w:cs="Consolas" w:eastAsia="Consolas" w:hAnsi="Consolas"/>
+          <w:sz w:val="18"/>
+          <w:szCs w:val="18"/>
+        </w:rPr>
+        <w:t xml:space="preserve">            pz = np.empty(B)</w:t>
+      </w:r>
+    </w:p>
+    <w:p>
+      <w:pPr>
+        <w:spacing w:after="0"/>
+      </w:pPr>
+      <w:r>
+        <w:rPr>
+          <w:rFonts w:ascii="Consolas" w:cs="Consolas" w:eastAsia="Consolas" w:hAnsi="Consolas"/>
+          <w:sz w:val="18"/>
+          <w:szCs w:val="18"/>
+        </w:rPr>
+        <w:t xml:space="preserve">            for a in range(0, B, _CHUNK):                # product over groups, one gather each</w:t>
+      </w:r>
+    </w:p>
+    <w:p>
+      <w:pPr>
+        <w:spacing w:after="0"/>
+      </w:pPr>
+      <w:r>
+        <w:rPr>
+          <w:rFonts w:ascii="Consolas" w:cs="Consolas" w:eastAsia="Consolas" w:hAnsi="Consolas"/>
+          <w:sz w:val="18"/>
+          <w:szCs w:val="18"/>
+        </w:rPr>
+        <w:t xml:space="preserve">                acc = np.ones((min(_CHUNK, B - a), U))</w:t>
+      </w:r>
+    </w:p>
+    <w:p>
+      <w:pPr>
+        <w:spacing w:after="0"/>
+      </w:pPr>
+      <w:r>
+        <w:rPr>
+          <w:rFonts w:ascii="Consolas" w:cs="Consolas" w:eastAsia="Consolas" w:hAnsi="Consolas"/>
+          <w:sz w:val="18"/>
+          <w:szCs w:val="18"/>
+        </w:rPr>
+        <w:t xml:space="preserve">                for c in range(G):</w:t>
+      </w:r>
+    </w:p>
+    <w:p>
+      <w:pPr>
+        <w:spacing w:after="0"/>
+      </w:pPr>
+      <w:r>
+        <w:rPr>
+          <w:rFonts w:ascii="Consolas" w:cs="Consolas" w:eastAsia="Consolas" w:hAnsi="Consolas"/>
+          <w:sz w:val="18"/>
+          <w:szCs w:val="18"/>
+        </w:rPr>
+        <w:t xml:space="preserve">                    acc *= F[a:a + _CHUNK, c, :][:, idx[:, c]]</w:t>
+      </w:r>
+    </w:p>
+    <w:p>
+      <w:pPr>
+        <w:spacing w:after="0"/>
+      </w:pPr>
+      <w:r>
+        <w:rPr>
+          <w:rFonts w:ascii="Consolas" w:cs="Consolas" w:eastAsia="Consolas" w:hAnsi="Consolas"/>
+          <w:sz w:val="18"/>
+          <w:szCs w:val="18"/>
+        </w:rPr>
+        <w:t xml:space="preserve">                pz[a:a + _CHUNK] = acc.mean(axis=1)</w:t>
+      </w:r>
+    </w:p>
+    <w:p>
+      <w:pPr>
+        <w:spacing w:after="0"/>
+      </w:pPr>
+      <w:r>
+        <w:rPr>
+          <w:rFonts w:ascii="Consolas" w:cs="Consolas" w:eastAsia="Consolas" w:hAnsi="Consolas"/>
+          <w:sz w:val="18"/>
+          <w:szCs w:val="18"/>
+        </w:rPr>
+        <w:t xml:space="preserve">        pz = np.maximum(pz, np.exp(log_px))            # numerical guard: P(code) &gt;= P(x)</w:t>
+      </w:r>
+    </w:p>
+    <w:p>
+      <w:pPr>
+        <w:spacing w:after="0"/>
+      </w:pPr>
+      <w:r>
+        <w:rPr>
+          <w:rFonts w:ascii="Consolas" w:cs="Consolas" w:eastAsia="Consolas" w:hAnsi="Consolas"/>
+          <w:sz w:val="18"/>
+          <w:szCs w:val="18"/>
+        </w:rPr>
+        <w:t xml:space="preserve">        return np.clip(1.0 - np.exp(log_px) / pz, 0.0, 1.0)</w:t>
       </w:r>
     </w:p>
     <w:p>
@@ -12933,7 +16864,7 @@
           <w:sz w:val="18"/>
           <w:szCs w:val="18"/>
         </w:rPr>
-        <w:t xml:space="preserve"> </w:t>
+        <w:t xml:space="preserve">    def _idx32(self, m):</w:t>
       </w:r>
     </w:p>
     <w:p>
@@ -12946,7 +16877,7 @@
           <w:sz w:val="18"/>
           <w:szCs w:val="18"/>
         </w:rPr>
-        <w:t xml:space="preserve">def hadamard(n):</w:t>
+        <w:t xml:space="preserve">        key = ("i32", m)</w:t>
       </w:r>
     </w:p>
     <w:p>
@@ -12959,7 +16890,7 @@
           <w:sz w:val="18"/>
           <w:szCs w:val="18"/>
         </w:rPr>
-        <w:t xml:space="preserve">    """Sylvester Hadamard matrix with entries (-1)^popcount(s &amp; v)."""</w:t>
+        <w:t xml:space="preserve">        if key not in self._idx:</w:t>
       </w:r>
     </w:p>
     <w:p>
@@ -12972,7 +16903,7 @@
           <w:sz w:val="18"/>
           <w:szCs w:val="18"/>
         </w:rPr>
-        <w:t xml:space="preserve">    if n not in _HAD:</w:t>
+        <w:t xml:space="preserve">            self._idx[key] = np.ascontiguousarray(self._mask_index(m).astype(np.int32))</w:t>
       </w:r>
     </w:p>
     <w:p>
@@ -12985,787 +16916,7 @@
           <w:sz w:val="18"/>
           <w:szCs w:val="18"/>
         </w:rPr>
-        <w:t xml:space="preserve">        v = np.arange(n)</w:t>
-      </w:r>
-    </w:p>
-    <w:p>
-      <w:pPr>
-        <w:spacing w:after="0"/>
-      </w:pPr>
-      <w:r>
-        <w:rPr>
-          <w:rFonts w:ascii="Consolas" w:cs="Consolas" w:eastAsia="Consolas" w:hAnsi="Consolas"/>
-          <w:sz w:val="18"/>
-          <w:szCs w:val="18"/>
-        </w:rPr>
-        <w:t xml:space="preserve">        bits = np.bitwise_and(v[:, None], v[None, :])</w:t>
-      </w:r>
-    </w:p>
-    <w:p>
-      <w:pPr>
-        <w:spacing w:after="0"/>
-      </w:pPr>
-      <w:r>
-        <w:rPr>
-          <w:rFonts w:ascii="Consolas" w:cs="Consolas" w:eastAsia="Consolas" w:hAnsi="Consolas"/>
-          <w:sz w:val="18"/>
-          <w:szCs w:val="18"/>
-        </w:rPr>
-        <w:t xml:space="preserve">        par = np.zeros_like(bits)</w:t>
-      </w:r>
-    </w:p>
-    <w:p>
-      <w:pPr>
-        <w:spacing w:after="0"/>
-      </w:pPr>
-      <w:r>
-        <w:rPr>
-          <w:rFonts w:ascii="Consolas" w:cs="Consolas" w:eastAsia="Consolas" w:hAnsi="Consolas"/>
-          <w:sz w:val="18"/>
-          <w:szCs w:val="18"/>
-        </w:rPr>
-        <w:t xml:space="preserve">        while bits.any():</w:t>
-      </w:r>
-    </w:p>
-    <w:p>
-      <w:pPr>
-        <w:spacing w:after="0"/>
-      </w:pPr>
-      <w:r>
-        <w:rPr>
-          <w:rFonts w:ascii="Consolas" w:cs="Consolas" w:eastAsia="Consolas" w:hAnsi="Consolas"/>
-          <w:sz w:val="18"/>
-          <w:szCs w:val="18"/>
-        </w:rPr>
-        <w:t xml:space="preserve">            par ^= bits &amp; 1</w:t>
-      </w:r>
-    </w:p>
-    <w:p>
-      <w:pPr>
-        <w:spacing w:after="0"/>
-      </w:pPr>
-      <w:r>
-        <w:rPr>
-          <w:rFonts w:ascii="Consolas" w:cs="Consolas" w:eastAsia="Consolas" w:hAnsi="Consolas"/>
-          <w:sz w:val="18"/>
-          <w:szCs w:val="18"/>
-        </w:rPr>
-        <w:t xml:space="preserve">            bits &gt;&gt;= 1</w:t>
-      </w:r>
-    </w:p>
-    <w:p>
-      <w:pPr>
-        <w:spacing w:after="0"/>
-      </w:pPr>
-      <w:r>
-        <w:rPr>
-          <w:rFonts w:ascii="Consolas" w:cs="Consolas" w:eastAsia="Consolas" w:hAnsi="Consolas"/>
-          <w:sz w:val="18"/>
-          <w:szCs w:val="18"/>
-        </w:rPr>
-        <w:t xml:space="preserve">        _HAD[n] = (1 - 2 * par).astype(np.float64)</w:t>
-      </w:r>
-    </w:p>
-    <w:p>
-      <w:pPr>
-        <w:spacing w:after="0"/>
-      </w:pPr>
-      <w:r>
-        <w:rPr>
-          <w:rFonts w:ascii="Consolas" w:cs="Consolas" w:eastAsia="Consolas" w:hAnsi="Consolas"/>
-          <w:sz w:val="18"/>
-          <w:szCs w:val="18"/>
-        </w:rPr>
-        <w:t xml:space="preserve">    return _HAD[n]</w:t>
-      </w:r>
-    </w:p>
-    <w:p>
-      <w:pPr>
-        <w:spacing w:after="0"/>
-      </w:pPr>
-      <w:r>
-        <w:rPr>
-          <w:rFonts w:ascii="Consolas" w:cs="Consolas" w:eastAsia="Consolas" w:hAnsi="Consolas"/>
-          <w:sz w:val="18"/>
-          <w:szCs w:val="18"/>
-        </w:rPr>
-        <w:t xml:space="preserve"> </w:t>
-      </w:r>
-    </w:p>
-    <w:p>
-      <w:pPr>
-        <w:spacing w:after="0"/>
-      </w:pPr>
-      <w:r>
-        <w:rPr>
-          <w:rFonts w:ascii="Consolas" w:cs="Consolas" w:eastAsia="Consolas" w:hAnsi="Consolas"/>
-          <w:sz w:val="18"/>
-          <w:szCs w:val="18"/>
-        </w:rPr>
-        <w:t xml:space="preserve"> </w:t>
-      </w:r>
-    </w:p>
-    <w:p>
-      <w:pPr>
-        <w:spacing w:after="0"/>
-      </w:pPr>
-      <w:r>
-        <w:rPr>
-          <w:rFonts w:ascii="Consolas" w:cs="Consolas" w:eastAsia="Consolas" w:hAnsi="Consolas"/>
-          <w:sz w:val="18"/>
-          <w:szCs w:val="18"/>
-        </w:rPr>
-        <w:t xml:space="preserve">def fwht(a):</w:t>
-      </w:r>
-    </w:p>
-    <w:p>
-      <w:pPr>
-        <w:spacing w:after="0"/>
-      </w:pPr>
-      <w:r>
-        <w:rPr>
-          <w:rFonts w:ascii="Consolas" w:cs="Consolas" w:eastAsia="Consolas" w:hAnsi="Consolas"/>
-          <w:sz w:val="18"/>
-          <w:szCs w:val="18"/>
-        </w:rPr>
-        <w:t xml:space="preserve">    """Walsh-Hadamard transform along the last axis (length 2^m), unnormalised:</w:t>
-      </w:r>
-    </w:p>
-    <w:p>
-      <w:pPr>
-        <w:spacing w:after="0"/>
-      </w:pPr>
-      <w:r>
-        <w:rPr>
-          <w:rFonts w:ascii="Consolas" w:cs="Consolas" w:eastAsia="Consolas" w:hAnsi="Consolas"/>
-          <w:sz w:val="18"/>
-          <w:szCs w:val="18"/>
-        </w:rPr>
-        <w:t xml:space="preserve">    out[s] = sum_v a[v] * (-1)^{popcount(s &amp; v)}.  (A dense matrix product is the</w:t>
-      </w:r>
-    </w:p>
-    <w:p>
-      <w:pPr>
-        <w:spacing w:after="0"/>
-      </w:pPr>
-      <w:r>
-        <w:rPr>
-          <w:rFonts w:ascii="Consolas" w:cs="Consolas" w:eastAsia="Consolas" w:hAnsi="Consolas"/>
-          <w:sz w:val="18"/>
-          <w:szCs w:val="18"/>
-        </w:rPr>
-        <w:t xml:space="preserve">    fastest form in numpy for the group sizes used here, 2^m &lt;= 256.)"""</w:t>
-      </w:r>
-    </w:p>
-    <w:p>
-      <w:pPr>
-        <w:spacing w:after="0"/>
-      </w:pPr>
-      <w:r>
-        <w:rPr>
-          <w:rFonts w:ascii="Consolas" w:cs="Consolas" w:eastAsia="Consolas" w:hAnsi="Consolas"/>
-          <w:sz w:val="18"/>
-          <w:szCs w:val="18"/>
-        </w:rPr>
-        <w:t xml:space="preserve">    a = np.asarray(a, dtype=np.float64)</w:t>
-      </w:r>
-    </w:p>
-    <w:p>
-      <w:pPr>
-        <w:spacing w:after="0"/>
-      </w:pPr>
-      <w:r>
-        <w:rPr>
-          <w:rFonts w:ascii="Consolas" w:cs="Consolas" w:eastAsia="Consolas" w:hAnsi="Consolas"/>
-          <w:sz w:val="18"/>
-          <w:szCs w:val="18"/>
-        </w:rPr>
-        <w:t xml:space="preserve">    n = a.shape[-1]</w:t>
-      </w:r>
-    </w:p>
-    <w:p>
-      <w:pPr>
-        <w:spacing w:after="0"/>
-      </w:pPr>
-      <w:r>
-        <w:rPr>
-          <w:rFonts w:ascii="Consolas" w:cs="Consolas" w:eastAsia="Consolas" w:hAnsi="Consolas"/>
-          <w:sz w:val="18"/>
-          <w:szCs w:val="18"/>
-        </w:rPr>
-        <w:t xml:space="preserve">    return (a.reshape(-1, n) @ hadamard(n)).reshape(a.shape)</w:t>
-      </w:r>
-    </w:p>
-    <w:p>
-      <w:pPr>
-        <w:spacing w:after="0"/>
-      </w:pPr>
-      <w:r>
-        <w:rPr>
-          <w:rFonts w:ascii="Consolas" w:cs="Consolas" w:eastAsia="Consolas" w:hAnsi="Consolas"/>
-          <w:sz w:val="18"/>
-          <w:szCs w:val="18"/>
-        </w:rPr>
-        <w:t xml:space="preserve"> </w:t>
-      </w:r>
-    </w:p>
-    <w:p>
-      <w:pPr>
-        <w:spacing w:after="0"/>
-      </w:pPr>
-      <w:r>
-        <w:rPr>
-          <w:rFonts w:ascii="Consolas" w:cs="Consolas" w:eastAsia="Consolas" w:hAnsi="Consolas"/>
-          <w:sz w:val="18"/>
-          <w:szCs w:val="18"/>
-        </w:rPr>
-        <w:t xml:space="preserve"> </w:t>
-      </w:r>
-    </w:p>
-    <w:p>
-      <w:pPr>
-        <w:spacing w:after="0"/>
-      </w:pPr>
-      <w:r>
-        <w:rPr>
-          <w:rFonts w:ascii="Consolas" w:cs="Consolas" w:eastAsia="Consolas" w:hAnsi="Consolas"/>
-          <w:sz w:val="18"/>
-          <w:szCs w:val="18"/>
-        </w:rPr>
-        <w:t xml:space="preserve">class SoftSyndromeGuard:</w:t>
-      </w:r>
-    </w:p>
-    <w:p>
-      <w:pPr>
-        <w:spacing w:after="0"/>
-      </w:pPr>
-      <w:r>
-        <w:rPr>
-          <w:rFonts w:ascii="Consolas" w:cs="Consolas" w:eastAsia="Consolas" w:hAnsi="Consolas"/>
-          <w:sz w:val="18"/>
-          <w:szCs w:val="18"/>
-        </w:rPr>
-        <w:t xml:space="preserve">    def __init__(self, crc):</w:t>
-      </w:r>
-    </w:p>
-    <w:p>
-      <w:pPr>
-        <w:spacing w:after="0"/>
-      </w:pPr>
-      <w:r>
-        <w:rPr>
-          <w:rFonts w:ascii="Consolas" w:cs="Consolas" w:eastAsia="Consolas" w:hAnsi="Consolas"/>
-          <w:sz w:val="18"/>
-          <w:szCs w:val="18"/>
-        </w:rPr>
-        <w:t xml:space="preserve">        self.crc = crc</w:t>
-      </w:r>
-    </w:p>
-    <w:p>
-      <w:pPr>
-        <w:spacing w:after="0"/>
-      </w:pPr>
-      <w:r>
-        <w:rPr>
-          <w:rFonts w:ascii="Consolas" w:cs="Consolas" w:eastAsia="Consolas" w:hAnsi="Consolas"/>
-          <w:sz w:val="18"/>
-          <w:szCs w:val="18"/>
-        </w:rPr>
-        <w:t xml:space="preserve">        self.W = crc.W.astype(np.int64)            # (2^r, n) rows u^T H</w:t>
-      </w:r>
-    </w:p>
-    <w:p>
-      <w:pPr>
-        <w:spacing w:after="0"/>
-      </w:pPr>
-      <w:r>
-        <w:rPr>
-          <w:rFonts w:ascii="Consolas" w:cs="Consolas" w:eastAsia="Consolas" w:hAnsi="Consolas"/>
-          <w:sz w:val="18"/>
-          <w:szCs w:val="18"/>
-        </w:rPr>
-        <w:t xml:space="preserve">        self._idx = {}</w:t>
-      </w:r>
-    </w:p>
-    <w:p>
-      <w:pPr>
-        <w:spacing w:after="0"/>
-      </w:pPr>
-      <w:r>
-        <w:rPr>
-          <w:rFonts w:ascii="Consolas" w:cs="Consolas" w:eastAsia="Consolas" w:hAnsi="Consolas"/>
-          <w:sz w:val="18"/>
-          <w:szCs w:val="18"/>
-        </w:rPr>
-        <w:t xml:space="preserve"> </w:t>
-      </w:r>
-    </w:p>
-    <w:p>
-      <w:pPr>
-        <w:spacing w:after="0"/>
-      </w:pPr>
-      <w:r>
-        <w:rPr>
-          <w:rFonts w:ascii="Consolas" w:cs="Consolas" w:eastAsia="Consolas" w:hAnsi="Consolas"/>
-          <w:sz w:val="18"/>
-          <w:szCs w:val="18"/>
-        </w:rPr>
-        <w:t xml:space="preserve">    def _mask_index(self, m):</w:t>
-      </w:r>
-    </w:p>
-    <w:p>
-      <w:pPr>
-        <w:spacing w:after="0"/>
-      </w:pPr>
-      <w:r>
-        <w:rPr>
-          <w:rFonts w:ascii="Consolas" w:cs="Consolas" w:eastAsia="Consolas" w:hAnsi="Consolas"/>
-          <w:sz w:val="18"/>
-          <w:szCs w:val="18"/>
-        </w:rPr>
-        <w:t xml:space="preserve">        """(U, G) index of s_c(u) for groups of m bits (MSB first inside a group)."""</w:t>
-      </w:r>
-    </w:p>
-    <w:p>
-      <w:pPr>
-        <w:spacing w:after="0"/>
-      </w:pPr>
-      <w:r>
-        <w:rPr>
-          <w:rFonts w:ascii="Consolas" w:cs="Consolas" w:eastAsia="Consolas" w:hAnsi="Consolas"/>
-          <w:sz w:val="18"/>
-          <w:szCs w:val="18"/>
-        </w:rPr>
-        <w:t xml:space="preserve">        if m not in self._idx:</w:t>
-      </w:r>
-    </w:p>
-    <w:p>
-      <w:pPr>
-        <w:spacing w:after="0"/>
-      </w:pPr>
-      <w:r>
-        <w:rPr>
-          <w:rFonts w:ascii="Consolas" w:cs="Consolas" w:eastAsia="Consolas" w:hAnsi="Consolas"/>
-          <w:sz w:val="18"/>
-          <w:szCs w:val="18"/>
-        </w:rPr>
-        <w:t xml:space="preserve">            U, n = self.W.shape</w:t>
-      </w:r>
-    </w:p>
-    <w:p>
-      <w:pPr>
-        <w:spacing w:after="0"/>
-      </w:pPr>
-      <w:r>
-        <w:rPr>
-          <w:rFonts w:ascii="Consolas" w:cs="Consolas" w:eastAsia="Consolas" w:hAnsi="Consolas"/>
-          <w:sz w:val="18"/>
-          <w:szCs w:val="18"/>
-        </w:rPr>
-        <w:t xml:space="preserve">            G = n // m</w:t>
-      </w:r>
-    </w:p>
-    <w:p>
-      <w:pPr>
-        <w:spacing w:after="0"/>
-      </w:pPr>
-      <w:r>
-        <w:rPr>
-          <w:rFonts w:ascii="Consolas" w:cs="Consolas" w:eastAsia="Consolas" w:hAnsi="Consolas"/>
-          <w:sz w:val="18"/>
-          <w:szCs w:val="18"/>
-        </w:rPr>
-        <w:t xml:space="preserve">            w = self.W.reshape(U, G, m)</w:t>
-      </w:r>
-    </w:p>
-    <w:p>
-      <w:pPr>
-        <w:spacing w:after="0"/>
-      </w:pPr>
-      <w:r>
-        <w:rPr>
-          <w:rFonts w:ascii="Consolas" w:cs="Consolas" w:eastAsia="Consolas" w:hAnsi="Consolas"/>
-          <w:sz w:val="18"/>
-          <w:szCs w:val="18"/>
-        </w:rPr>
-        <w:t xml:space="preserve">            weights = 1 &lt;&lt; np.arange(m - 1, -1, -1)</w:t>
-      </w:r>
-    </w:p>
-    <w:p>
-      <w:pPr>
-        <w:spacing w:after="0"/>
-      </w:pPr>
-      <w:r>
-        <w:rPr>
-          <w:rFonts w:ascii="Consolas" w:cs="Consolas" w:eastAsia="Consolas" w:hAnsi="Consolas"/>
-          <w:sz w:val="18"/>
-          <w:szCs w:val="18"/>
-        </w:rPr>
-        <w:t xml:space="preserve">            self._idx[m] = (w * weights).sum(axis=2)    # (U, G)</w:t>
-      </w:r>
-    </w:p>
-    <w:p>
-      <w:pPr>
-        <w:spacing w:after="0"/>
-      </w:pPr>
-      <w:r>
-        <w:rPr>
-          <w:rFonts w:ascii="Consolas" w:cs="Consolas" w:eastAsia="Consolas" w:hAnsi="Consolas"/>
-          <w:sz w:val="18"/>
-          <w:szCs w:val="18"/>
-        </w:rPr>
-        <w:t xml:space="preserve">        return self._idx[m]</w:t>
-      </w:r>
-    </w:p>
-    <w:p>
-      <w:pPr>
-        <w:spacing w:after="0"/>
-      </w:pPr>
-      <w:r>
-        <w:rPr>
-          <w:rFonts w:ascii="Consolas" w:cs="Consolas" w:eastAsia="Consolas" w:hAnsi="Consolas"/>
-          <w:sz w:val="18"/>
-          <w:szCs w:val="18"/>
-        </w:rPr>
-        <w:t xml:space="preserve"> </w:t>
-      </w:r>
-    </w:p>
-    <w:p>
-      <w:pPr>
-        <w:spacing w:after="0"/>
-      </w:pPr>
-      <w:r>
-        <w:rPr>
-          <w:rFonts w:ascii="Consolas" w:cs="Consolas" w:eastAsia="Consolas" w:hAnsi="Consolas"/>
-          <w:sz w:val="18"/>
-          <w:szCs w:val="18"/>
-        </w:rPr>
-        <w:t xml:space="preserve">    def risk_groups(self, P):</w:t>
-      </w:r>
-    </w:p>
-    <w:p>
-      <w:pPr>
-        <w:spacing w:after="0"/>
-      </w:pPr>
-      <w:r>
-        <w:rPr>
-          <w:rFonts w:ascii="Consolas" w:cs="Consolas" w:eastAsia="Consolas" w:hAnsi="Consolas"/>
-          <w:sz w:val="18"/>
-          <w:szCs w:val="18"/>
-        </w:rPr>
-        <w:t xml:space="preserve">        """P: (B, G, 2^m) group posteriors. Returns (decision values (B,G), risk (B,))."""</w:t>
-      </w:r>
-    </w:p>
-    <w:p>
-      <w:pPr>
-        <w:spacing w:after="0"/>
-      </w:pPr>
-      <w:r>
-        <w:rPr>
-          <w:rFonts w:ascii="Consolas" w:cs="Consolas" w:eastAsia="Consolas" w:hAnsi="Consolas"/>
-          <w:sz w:val="18"/>
-          <w:szCs w:val="18"/>
-        </w:rPr>
-        <w:t xml:space="preserve">        P = np.asarray(P, dtype=np.float64)</w:t>
-      </w:r>
-    </w:p>
-    <w:p>
-      <w:pPr>
-        <w:spacing w:after="0"/>
-      </w:pPr>
-      <w:r>
-        <w:rPr>
-          <w:rFonts w:ascii="Consolas" w:cs="Consolas" w:eastAsia="Consolas" w:hAnsi="Consolas"/>
-          <w:sz w:val="18"/>
-          <w:szCs w:val="18"/>
-        </w:rPr>
-        <w:t xml:space="preserve">        B, G, M = P.shape</w:t>
-      </w:r>
-    </w:p>
-    <w:p>
-      <w:pPr>
-        <w:spacing w:after="0"/>
-      </w:pPr>
-      <w:r>
-        <w:rPr>
-          <w:rFonts w:ascii="Consolas" w:cs="Consolas" w:eastAsia="Consolas" w:hAnsi="Consolas"/>
-          <w:sz w:val="18"/>
-          <w:szCs w:val="18"/>
-        </w:rPr>
-        <w:t xml:space="preserve">        m = int(np.log2(M))</w:t>
-      </w:r>
-    </w:p>
-    <w:p>
-      <w:pPr>
-        <w:spacing w:after="0"/>
-      </w:pPr>
-      <w:r>
-        <w:rPr>
-          <w:rFonts w:ascii="Consolas" w:cs="Consolas" w:eastAsia="Consolas" w:hAnsi="Consolas"/>
-          <w:sz w:val="18"/>
-          <w:szCs w:val="18"/>
-        </w:rPr>
-        <w:t xml:space="preserve">        P = P / P.sum(axis=2, keepdims=True)</w:t>
-      </w:r>
-    </w:p>
-    <w:p>
-      <w:pPr>
-        <w:spacing w:after="0"/>
-      </w:pPr>
-      <w:r>
-        <w:rPr>
-          <w:rFonts w:ascii="Consolas" w:cs="Consolas" w:eastAsia="Consolas" w:hAnsi="Consolas"/>
-          <w:sz w:val="18"/>
-          <w:szCs w:val="18"/>
-        </w:rPr>
-        <w:t xml:space="preserve">        dec = P.argmax(axis=2)</w:t>
-      </w:r>
-    </w:p>
-    <w:p>
-      <w:pPr>
-        <w:spacing w:after="0"/>
-      </w:pPr>
-      <w:r>
-        <w:rPr>
-          <w:rFonts w:ascii="Consolas" w:cs="Consolas" w:eastAsia="Consolas" w:hAnsi="Consolas"/>
-          <w:sz w:val="18"/>
-          <w:szCs w:val="18"/>
-        </w:rPr>
-        <w:t xml:space="preserve">        log_px = np.log(np.maximum(np.take_along_axis(P, dec[..., None], axis=2)[..., 0], 1e-300)).sum(axis=1)</w:t>
-      </w:r>
-    </w:p>
-    <w:p>
-      <w:pPr>
-        <w:spacing w:after="0"/>
-      </w:pPr>
-      <w:r>
-        <w:rPr>
-          <w:rFonts w:ascii="Consolas" w:cs="Consolas" w:eastAsia="Consolas" w:hAnsi="Consolas"/>
-          <w:sz w:val="18"/>
-          <w:szCs w:val="18"/>
-        </w:rPr>
-        <w:t xml:space="preserve">        F = fwht(P)                                     # (B, G, M)</w:t>
-      </w:r>
-    </w:p>
-    <w:p>
-      <w:pPr>
-        <w:spacing w:after="0"/>
-      </w:pPr>
-      <w:r>
-        <w:rPr>
-          <w:rFonts w:ascii="Consolas" w:cs="Consolas" w:eastAsia="Consolas" w:hAnsi="Consolas"/>
-          <w:sz w:val="18"/>
-          <w:szCs w:val="18"/>
-        </w:rPr>
-        <w:t xml:space="preserve">        idx = self._mask_index(m)                       # (U, G)</w:t>
-      </w:r>
-    </w:p>
-    <w:p>
-      <w:pPr>
-        <w:spacing w:after="0"/>
-      </w:pPr>
-      <w:r>
-        <w:rPr>
-          <w:rFonts w:ascii="Consolas" w:cs="Consolas" w:eastAsia="Consolas" w:hAnsi="Consolas"/>
-          <w:sz w:val="18"/>
-          <w:szCs w:val="18"/>
-        </w:rPr>
-        <w:t xml:space="preserve">        U = idx.shape[0]</w:t>
-      </w:r>
-    </w:p>
-    <w:p>
-      <w:pPr>
-        <w:spacing w:after="0"/>
-      </w:pPr>
-      <w:r>
-        <w:rPr>
-          <w:rFonts w:ascii="Consolas" w:cs="Consolas" w:eastAsia="Consolas" w:hAnsi="Consolas"/>
-          <w:sz w:val="18"/>
-          <w:szCs w:val="18"/>
-        </w:rPr>
-        <w:t xml:space="preserve">        if m == 1:</w:t>
-      </w:r>
-    </w:p>
-    <w:p>
-      <w:pPr>
-        <w:spacing w:after="0"/>
-      </w:pPr>
-      <w:r>
-        <w:rPr>
-          <w:rFonts w:ascii="Consolas" w:cs="Consolas" w:eastAsia="Consolas" w:hAnsi="Consolas"/>
-          <w:sz w:val="18"/>
-          <w:szCs w:val="18"/>
-        </w:rPr>
-        <w:t xml:space="preserve">            # single-bit groups: prod_i t_i^{W_ui} with t = 1 - 2p, via log-magnitude / sign matmuls</w:t>
-      </w:r>
-    </w:p>
-    <w:p>
-      <w:pPr>
-        <w:spacing w:after="0"/>
-      </w:pPr>
-      <w:r>
-        <w:rPr>
-          <w:rFonts w:ascii="Consolas" w:cs="Consolas" w:eastAsia="Consolas" w:hAnsi="Consolas"/>
-          <w:sz w:val="18"/>
-          <w:szCs w:val="18"/>
-        </w:rPr>
-        <w:t xml:space="preserve">            t = F[:, :, 1]</w:t>
-      </w:r>
-    </w:p>
-    <w:p>
-      <w:pPr>
-        <w:spacing w:after="0"/>
-      </w:pPr>
-      <w:r>
-        <w:rPr>
-          <w:rFonts w:ascii="Consolas" w:cs="Consolas" w:eastAsia="Consolas" w:hAnsi="Consolas"/>
-          <w:sz w:val="18"/>
-          <w:szCs w:val="18"/>
-        </w:rPr>
-        <w:t xml:space="preserve">            Wf = idx.astype(np.float64).T                  # (G, U)</w:t>
-      </w:r>
-    </w:p>
-    <w:p>
-      <w:pPr>
-        <w:spacing w:after="0"/>
-      </w:pPr>
-      <w:r>
-        <w:rPr>
-          <w:rFonts w:ascii="Consolas" w:cs="Consolas" w:eastAsia="Consolas" w:hAnsi="Consolas"/>
-          <w:sz w:val="18"/>
-          <w:szCs w:val="18"/>
-        </w:rPr>
-        <w:t xml:space="preserve">            mag = np.exp(np.log(np.maximum(np.abs(t), 1e-300)) @ Wf)</w:t>
-      </w:r>
-    </w:p>
-    <w:p>
-      <w:pPr>
-        <w:spacing w:after="0"/>
-      </w:pPr>
-      <w:r>
-        <w:rPr>
-          <w:rFonts w:ascii="Consolas" w:cs="Consolas" w:eastAsia="Consolas" w:hAnsi="Consolas"/>
-          <w:sz w:val="18"/>
-          <w:szCs w:val="18"/>
-        </w:rPr>
-        <w:t xml:space="preserve">            sign = 1.0 - 2.0 * np.mod((t &lt; 0).astype(np.float64) @ Wf, 2)</w:t>
-      </w:r>
-    </w:p>
-    <w:p>
-      <w:pPr>
-        <w:spacing w:after="0"/>
-      </w:pPr>
-      <w:r>
-        <w:rPr>
-          <w:rFonts w:ascii="Consolas" w:cs="Consolas" w:eastAsia="Consolas" w:hAnsi="Consolas"/>
-          <w:sz w:val="18"/>
-          <w:szCs w:val="18"/>
-        </w:rPr>
-        <w:t xml:space="preserve">            pz = (sign * mag).mean(axis=1)</w:t>
-      </w:r>
-    </w:p>
-    <w:p>
-      <w:pPr>
-        <w:spacing w:after="0"/>
-      </w:pPr>
-      <w:r>
-        <w:rPr>
-          <w:rFonts w:ascii="Consolas" w:cs="Consolas" w:eastAsia="Consolas" w:hAnsi="Consolas"/>
-          <w:sz w:val="18"/>
-          <w:szCs w:val="18"/>
-        </w:rPr>
-        <w:t xml:space="preserve">        else:</w:t>
-      </w:r>
-    </w:p>
-    <w:p>
-      <w:pPr>
-        <w:spacing w:after="0"/>
-      </w:pPr>
-      <w:r>
-        <w:rPr>
-          <w:rFonts w:ascii="Consolas" w:cs="Consolas" w:eastAsia="Consolas" w:hAnsi="Consolas"/>
-          <w:sz w:val="18"/>
-          <w:szCs w:val="18"/>
-        </w:rPr>
-        <w:t xml:space="preserve">            acc = np.ones((B, U))</w:t>
-      </w:r>
-    </w:p>
-    <w:p>
-      <w:pPr>
-        <w:spacing w:after="0"/>
-      </w:pPr>
-      <w:r>
-        <w:rPr>
-          <w:rFonts w:ascii="Consolas" w:cs="Consolas" w:eastAsia="Consolas" w:hAnsi="Consolas"/>
-          <w:sz w:val="18"/>
-          <w:szCs w:val="18"/>
-        </w:rPr>
-        <w:t xml:space="preserve">            for c in range(G):                          # product over groups, one gather each</w:t>
-      </w:r>
-    </w:p>
-    <w:p>
-      <w:pPr>
-        <w:spacing w:after="0"/>
-      </w:pPr>
-      <w:r>
-        <w:rPr>
-          <w:rFonts w:ascii="Consolas" w:cs="Consolas" w:eastAsia="Consolas" w:hAnsi="Consolas"/>
-          <w:sz w:val="18"/>
-          <w:szCs w:val="18"/>
-        </w:rPr>
-        <w:t xml:space="preserve">                acc *= F[:, c, :][:, idx[:, c]]</w:t>
-      </w:r>
-    </w:p>
-    <w:p>
-      <w:pPr>
-        <w:spacing w:after="0"/>
-      </w:pPr>
-      <w:r>
-        <w:rPr>
-          <w:rFonts w:ascii="Consolas" w:cs="Consolas" w:eastAsia="Consolas" w:hAnsi="Consolas"/>
-          <w:sz w:val="18"/>
-          <w:szCs w:val="18"/>
-        </w:rPr>
-        <w:t xml:space="preserve">            pz = acc.mean(axis=1)</w:t>
-      </w:r>
-    </w:p>
-    <w:p>
-      <w:pPr>
-        <w:spacing w:after="0"/>
-      </w:pPr>
-      <w:r>
-        <w:rPr>
-          <w:rFonts w:ascii="Consolas" w:cs="Consolas" w:eastAsia="Consolas" w:hAnsi="Consolas"/>
-          <w:sz w:val="18"/>
-          <w:szCs w:val="18"/>
-        </w:rPr>
-        <w:t xml:space="preserve">        pz = np.maximum(pz, np.exp(log_px))            # numerical guard: P(code) &gt;= P(x)</w:t>
-      </w:r>
-    </w:p>
-    <w:p>
-      <w:pPr>
-        <w:spacing w:after="0"/>
-      </w:pPr>
-      <w:r>
-        <w:rPr>
-          <w:rFonts w:ascii="Consolas" w:cs="Consolas" w:eastAsia="Consolas" w:hAnsi="Consolas"/>
-          <w:sz w:val="18"/>
-          <w:szCs w:val="18"/>
-        </w:rPr>
-        <w:t xml:space="preserve">        risk = np.clip(1.0 - np.exp(log_px) / pz, 0.0, 1.0)</w:t>
-      </w:r>
-    </w:p>
-    <w:p>
-      <w:pPr>
-        <w:spacing w:after="0"/>
-      </w:pPr>
-      <w:r>
-        <w:rPr>
-          <w:rFonts w:ascii="Consolas" w:cs="Consolas" w:eastAsia="Consolas" w:hAnsi="Consolas"/>
-          <w:sz w:val="18"/>
-          <w:szCs w:val="18"/>
-        </w:rPr>
-        <w:t xml:space="preserve">        return dec, risk</w:t>
+        <w:t xml:space="preserve">        return self._idx[key]</w:t>
       </w:r>
     </w:p>
     <w:p>
